--- a/contracts_templates/act_of_arrival_template.docx
+++ b/contracts_templates/act_of_arrival_template.docx
@@ -8,7 +8,7 @@
         <w:spacing w:after="0" w:line="240" w:lineRule="auto"/>
         <w:jc w:val="center"/>
         <w:rPr>
-          <w:rFonts w:ascii="Times New Roman" w:hAnsi="Times New Roman"/>
+          <w:rFonts w:ascii="Arial" w:hAnsi="Arial" w:cs="Arial"/>
           <w:b/>
           <w:sz w:val="24"/>
           <w:szCs w:val="24"/>
@@ -16,7 +16,7 @@
       </w:pPr>
       <w:r>
         <w:rPr>
-          <w:rFonts w:ascii="Times New Roman" w:hAnsi="Times New Roman"/>
+          <w:rFonts w:ascii="Arial" w:hAnsi="Arial" w:cs="Arial"/>
           <w:b/>
           <w:sz w:val="24"/>
           <w:szCs w:val="24"/>
@@ -30,7 +30,7 @@
         <w:spacing w:after="0" w:line="240" w:lineRule="auto"/>
         <w:jc w:val="center"/>
         <w:rPr>
-          <w:rFonts w:ascii="Times New Roman" w:hAnsi="Times New Roman"/>
+          <w:rFonts w:ascii="Arial" w:hAnsi="Arial" w:cs="Arial"/>
           <w:b/>
           <w:sz w:val="24"/>
           <w:szCs w:val="24"/>
@@ -40,21 +40,12 @@
       <w:bookmarkStart w:id="1" w:name="OLE_LINK30"/>
       <w:r>
         <w:rPr>
-          <w:rFonts w:ascii="Times New Roman" w:hAnsi="Times New Roman"/>
+          <w:rFonts w:ascii="Arial" w:hAnsi="Arial" w:cs="Arial"/>
           <w:b/>
           <w:sz w:val="24"/>
           <w:szCs w:val="24"/>
         </w:rPr>
-        <w:t>приема-передачи товара</w:t>
-      </w:r>
-      <w:r>
-        <w:rPr>
-          <w:rFonts w:ascii="Times New Roman" w:hAnsi="Times New Roman"/>
-          <w:b/>
-          <w:sz w:val="24"/>
-          <w:szCs w:val="24"/>
-        </w:rPr>
-        <w:t xml:space="preserve"> </w:t>
+        <w:t xml:space="preserve">приема-передачи товара </w:t>
       </w:r>
     </w:p>
     <w:p>
@@ -63,7 +54,7 @@
         <w:spacing w:after="0" w:line="240" w:lineRule="auto"/>
         <w:jc w:val="center"/>
         <w:rPr>
-          <w:rFonts w:ascii="Times New Roman" w:hAnsi="Times New Roman"/>
+          <w:rFonts w:ascii="Arial" w:hAnsi="Arial" w:cs="Arial"/>
           <w:b/>
           <w:sz w:val="24"/>
           <w:szCs w:val="24"/>
@@ -71,72 +62,115 @@
       </w:pPr>
       <w:r>
         <w:rPr>
-          <w:rFonts w:ascii="Times New Roman" w:hAnsi="Times New Roman"/>
+          <w:rFonts w:ascii="Arial" w:hAnsi="Arial" w:cs="Arial"/>
           <w:b/>
           <w:sz w:val="24"/>
           <w:szCs w:val="24"/>
         </w:rPr>
-        <w:t xml:space="preserve">по договору поставки </w:t>
-      </w:r>
-      <w:proofErr w:type="gramStart"/>
-      <w:r>
-        <w:rPr>
-          <w:rFonts w:ascii="Times New Roman" w:hAnsi="Times New Roman"/>
+        <w:t>по договору поставки №</w:t>
+      </w:r>
+      <w:r>
+        <w:rPr>
+          <w:rFonts w:ascii="Arial" w:hAnsi="Arial" w:cs="Arial"/>
           <w:b/>
           <w:sz w:val="24"/>
           <w:szCs w:val="24"/>
         </w:rPr>
-        <w:t>№{</w:t>
-      </w:r>
-      <w:proofErr w:type="gramEnd"/>
-      <w:r>
-        <w:rPr>
-          <w:rFonts w:ascii="Times New Roman" w:hAnsi="Times New Roman"/>
+        <w:t>{{</w:t>
+      </w:r>
+      <w:r>
+        <w:rPr>
+          <w:rFonts w:ascii="Arial" w:hAnsi="Arial" w:cs="Arial"/>
           <w:b/>
           <w:sz w:val="24"/>
           <w:szCs w:val="24"/>
-        </w:rPr>
-        <w:t xml:space="preserve">{ </w:t>
-      </w:r>
-      <w:proofErr w:type="spellStart"/>
-      <w:r>
-        <w:rPr>
-          <w:rFonts w:ascii="Times New Roman" w:hAnsi="Times New Roman"/>
+          <w:lang w:val="en-US"/>
+        </w:rPr>
+        <w:t>contract</w:t>
+      </w:r>
+      <w:r>
+        <w:rPr>
+          <w:rFonts w:ascii="Arial" w:hAnsi="Arial" w:cs="Arial"/>
           <w:b/>
           <w:sz w:val="24"/>
           <w:szCs w:val="24"/>
         </w:rPr>
-        <w:t>contractNumber</w:t>
-      </w:r>
-      <w:proofErr w:type="spellEnd"/>
-      <w:r>
-        <w:rPr>
-          <w:rFonts w:ascii="Times New Roman" w:hAnsi="Times New Roman"/>
+        <w:t>_</w:t>
+      </w:r>
+      <w:r>
+        <w:rPr>
+          <w:rFonts w:ascii="Arial" w:hAnsi="Arial" w:cs="Arial"/>
           <w:b/>
           <w:sz w:val="24"/>
           <w:szCs w:val="24"/>
-        </w:rPr>
-        <w:t xml:space="preserve"> }} от {{ </w:t>
-      </w:r>
-      <w:proofErr w:type="spellStart"/>
-      <w:r>
-        <w:rPr>
-          <w:rFonts w:ascii="Times New Roman" w:hAnsi="Times New Roman"/>
+          <w:lang w:val="en-US"/>
+        </w:rPr>
+        <w:t>number</w:t>
+      </w:r>
+      <w:r>
+        <w:rPr>
+          <w:rFonts w:ascii="Arial" w:hAnsi="Arial" w:cs="Arial"/>
           <w:b/>
           <w:sz w:val="24"/>
           <w:szCs w:val="24"/>
         </w:rPr>
-        <w:t>contractDate</w:t>
-      </w:r>
-      <w:proofErr w:type="spellEnd"/>
-      <w:r>
-        <w:rPr>
-          <w:rFonts w:ascii="Times New Roman" w:hAnsi="Times New Roman"/>
+        <w:t>}}</w:t>
+      </w:r>
+      <w:r>
+        <w:rPr>
+          <w:rFonts w:ascii="Arial" w:hAnsi="Arial" w:cs="Arial"/>
           <w:b/>
           <w:sz w:val="24"/>
           <w:szCs w:val="24"/>
         </w:rPr>
-        <w:t xml:space="preserve"> }}</w:t>
+        <w:t xml:space="preserve"> </w:t>
+      </w:r>
+      <w:r>
+        <w:rPr>
+          <w:rFonts w:ascii="Arial" w:hAnsi="Arial" w:cs="Arial"/>
+          <w:b/>
+          <w:sz w:val="24"/>
+          <w:szCs w:val="24"/>
+        </w:rPr>
+        <w:t>от {{</w:t>
+      </w:r>
+      <w:r>
+        <w:rPr>
+          <w:rFonts w:ascii="Arial" w:hAnsi="Arial" w:cs="Arial"/>
+          <w:b/>
+          <w:sz w:val="24"/>
+          <w:szCs w:val="24"/>
+          <w:lang w:val="en-US"/>
+        </w:rPr>
+        <w:t>contract</w:t>
+      </w:r>
+      <w:r>
+        <w:rPr>
+          <w:rFonts w:ascii="Arial" w:hAnsi="Arial" w:cs="Arial"/>
+          <w:b/>
+          <w:sz w:val="24"/>
+          <w:szCs w:val="24"/>
+        </w:rPr>
+        <w:t>_</w:t>
+      </w:r>
+      <w:r>
+        <w:rPr>
+          <w:rFonts w:ascii="Arial" w:hAnsi="Arial" w:cs="Arial"/>
+          <w:b/>
+          <w:sz w:val="24"/>
+          <w:szCs w:val="24"/>
+          <w:lang w:val="en-US"/>
+        </w:rPr>
+        <w:t>date</w:t>
+      </w:r>
+      <w:r>
+        <w:rPr>
+          <w:rFonts w:ascii="Arial" w:hAnsi="Arial" w:cs="Arial"/>
+          <w:b/>
+          <w:sz w:val="24"/>
+          <w:szCs w:val="24"/>
+        </w:rPr>
+        <w:t>}}</w:t>
       </w:r>
     </w:p>
     <w:bookmarkEnd w:id="0"/>
@@ -147,7 +181,7 @@
         <w:spacing w:after="0" w:line="240" w:lineRule="auto"/>
         <w:jc w:val="center"/>
         <w:rPr>
-          <w:rFonts w:ascii="Times New Roman" w:hAnsi="Times New Roman"/>
+          <w:rFonts w:ascii="Arial" w:hAnsi="Arial" w:cs="Arial"/>
           <w:b/>
           <w:sz w:val="24"/>
           <w:szCs w:val="24"/>
@@ -161,301 +195,415 @@
         <w:ind w:firstLine="708"/>
         <w:jc w:val="both"/>
         <w:rPr>
-          <w:rFonts w:ascii="Times New Roman" w:hAnsi="Times New Roman"/>
+          <w:rFonts w:ascii="Arial" w:hAnsi="Arial" w:cs="Arial"/>
           <w:sz w:val="24"/>
           <w:szCs w:val="24"/>
         </w:rPr>
       </w:pPr>
       <w:r>
         <w:rPr>
-          <w:rFonts w:ascii="Times New Roman" w:hAnsi="Times New Roman"/>
+          <w:rFonts w:ascii="Arial" w:hAnsi="Arial" w:cs="Arial"/>
           <w:bCs/>
           <w:sz w:val="24"/>
           <w:szCs w:val="24"/>
         </w:rPr>
+        <w:t>{{</w:t>
+      </w:r>
+      <w:r>
+        <w:rPr>
+          <w:rFonts w:ascii="Arial" w:hAnsi="Arial" w:cs="Arial"/>
+          <w:sz w:val="24"/>
+          <w:szCs w:val="24"/>
+          <w:lang w:val="en-US"/>
+        </w:rPr>
+        <w:t>supplier</w:t>
+      </w:r>
+      <w:r>
+        <w:rPr>
+          <w:rFonts w:ascii="Arial" w:hAnsi="Arial" w:cs="Arial"/>
+          <w:sz w:val="24"/>
+          <w:szCs w:val="24"/>
+        </w:rPr>
+        <w:t>_</w:t>
+      </w:r>
+      <w:r>
+        <w:rPr>
+          <w:rFonts w:ascii="Arial" w:hAnsi="Arial" w:cs="Arial"/>
+          <w:sz w:val="24"/>
+          <w:szCs w:val="24"/>
+          <w:lang w:val="en-US"/>
+        </w:rPr>
+        <w:t>full</w:t>
+      </w:r>
+      <w:r>
+        <w:rPr>
+          <w:rFonts w:ascii="Arial" w:hAnsi="Arial" w:cs="Arial"/>
+          <w:sz w:val="24"/>
+          <w:szCs w:val="24"/>
+        </w:rPr>
+        <w:t>_</w:t>
+      </w:r>
+      <w:r>
+        <w:rPr>
+          <w:rFonts w:ascii="Arial" w:hAnsi="Arial" w:cs="Arial"/>
+          <w:sz w:val="24"/>
+          <w:szCs w:val="24"/>
+          <w:lang w:val="en-US"/>
+        </w:rPr>
+        <w:t>name</w:t>
+      </w:r>
+      <w:r>
+        <w:rPr>
+          <w:rFonts w:ascii="Arial" w:hAnsi="Arial" w:cs="Arial"/>
+          <w:bCs/>
+          <w:sz w:val="24"/>
+          <w:szCs w:val="24"/>
+        </w:rPr>
+        <w:t>}}</w:t>
+      </w:r>
+      <w:r>
+        <w:rPr>
+          <w:rFonts w:ascii="Arial" w:hAnsi="Arial" w:cs="Arial"/>
+          <w:sz w:val="24"/>
+          <w:szCs w:val="24"/>
+        </w:rPr>
+        <w:t xml:space="preserve">, именуемое в дальнейшем Поставщик, в лице </w:t>
+      </w:r>
+      <w:r>
+        <w:rPr>
+          <w:rFonts w:ascii="Arial" w:hAnsi="Arial" w:cs="Arial"/>
+          <w:bCs/>
+          <w:sz w:val="24"/>
+          <w:szCs w:val="24"/>
+        </w:rPr>
+        <w:t>{{ supplier_director }}</w:t>
+      </w:r>
+      <w:r>
+        <w:rPr>
+          <w:rFonts w:ascii="Arial" w:hAnsi="Arial" w:cs="Arial"/>
+          <w:sz w:val="24"/>
+          <w:szCs w:val="24"/>
+        </w:rPr>
+        <w:t xml:space="preserve">, действующего на основании </w:t>
+      </w:r>
+      <w:r>
+        <w:rPr>
+          <w:rFonts w:ascii="Arial" w:hAnsi="Arial" w:cs="Arial"/>
+          <w:bCs/>
+          <w:sz w:val="24"/>
+          <w:szCs w:val="24"/>
+        </w:rPr>
+        <w:t>{{</w:t>
+      </w:r>
+      <w:r>
+        <w:rPr>
+          <w:rFonts w:ascii="Arial" w:hAnsi="Arial" w:cs="Arial"/>
+          <w:bCs/>
+          <w:sz w:val="24"/>
+          <w:szCs w:val="24"/>
+          <w:lang w:val="en-US"/>
+        </w:rPr>
+        <w:t>buyer</w:t>
+      </w:r>
+      <w:r>
+        <w:rPr>
+          <w:rFonts w:ascii="Arial" w:hAnsi="Arial" w:cs="Arial"/>
+          <w:bCs/>
+          <w:sz w:val="24"/>
+          <w:szCs w:val="24"/>
+        </w:rPr>
+        <w:t>_</w:t>
+      </w:r>
+      <w:r>
+        <w:rPr>
+          <w:rFonts w:ascii="Arial" w:hAnsi="Arial" w:cs="Arial"/>
+          <w:bCs/>
+          <w:sz w:val="24"/>
+          <w:szCs w:val="24"/>
+          <w:lang w:val="en-US"/>
+        </w:rPr>
+        <w:t>basis</w:t>
+      </w:r>
+      <w:r>
+        <w:rPr>
+          <w:rFonts w:ascii="Arial" w:hAnsi="Arial" w:cs="Arial"/>
+          <w:bCs/>
+          <w:sz w:val="24"/>
+          <w:szCs w:val="24"/>
+        </w:rPr>
+        <w:t>}}</w:t>
+      </w:r>
+      <w:r>
+        <w:rPr>
+          <w:rFonts w:ascii="Arial" w:hAnsi="Arial" w:cs="Arial"/>
+          <w:sz w:val="24"/>
+          <w:szCs w:val="24"/>
+        </w:rPr>
+        <w:t xml:space="preserve">, с одной стороны, и </w:t>
+      </w:r>
+      <w:r>
+        <w:rPr>
+          <w:rFonts w:ascii="Arial" w:hAnsi="Arial" w:cs="Arial"/>
+          <w:bCs/>
+          <w:sz w:val="24"/>
+          <w:szCs w:val="24"/>
+        </w:rPr>
         <w:t xml:space="preserve">{{ </w:t>
       </w:r>
-      <w:proofErr w:type="spellStart"/>
-      <w:r>
-        <w:rPr>
-          <w:rFonts w:ascii="Times New Roman" w:hAnsi="Times New Roman"/>
+      <w:r>
+        <w:rPr>
+          <w:rFonts w:ascii="Arial" w:hAnsi="Arial" w:cs="Arial"/>
+          <w:sz w:val="24"/>
+          <w:szCs w:val="24"/>
+          <w:lang w:val="en-US"/>
+        </w:rPr>
+        <w:t>buyer</w:t>
+      </w:r>
+      <w:r>
+        <w:rPr>
+          <w:rFonts w:ascii="Arial" w:hAnsi="Arial" w:cs="Arial"/>
+          <w:sz w:val="24"/>
+          <w:szCs w:val="24"/>
+        </w:rPr>
+        <w:t>_</w:t>
+      </w:r>
+      <w:r>
+        <w:rPr>
+          <w:rFonts w:ascii="Arial" w:hAnsi="Arial" w:cs="Arial"/>
+          <w:sz w:val="24"/>
+          <w:szCs w:val="24"/>
+          <w:lang w:val="en-US"/>
+        </w:rPr>
+        <w:t>full</w:t>
+      </w:r>
+      <w:r>
+        <w:rPr>
+          <w:rFonts w:ascii="Arial" w:hAnsi="Arial" w:cs="Arial"/>
+          <w:sz w:val="24"/>
+          <w:szCs w:val="24"/>
+        </w:rPr>
+        <w:t>_</w:t>
+      </w:r>
+      <w:r>
+        <w:rPr>
+          <w:rFonts w:ascii="Arial" w:hAnsi="Arial" w:cs="Arial"/>
+          <w:sz w:val="24"/>
+          <w:szCs w:val="24"/>
+          <w:lang w:val="en-US"/>
+        </w:rPr>
+        <w:t>name</w:t>
+      </w:r>
+      <w:r>
+        <w:rPr>
+          <w:rFonts w:ascii="Arial" w:hAnsi="Arial" w:cs="Arial"/>
           <w:bCs/>
           <w:sz w:val="24"/>
           <w:szCs w:val="24"/>
         </w:rPr>
-        <w:t>supplier_name</w:t>
-      </w:r>
-      <w:proofErr w:type="spellEnd"/>
-      <w:r>
-        <w:rPr>
-          <w:rFonts w:ascii="Times New Roman" w:hAnsi="Times New Roman"/>
+        <w:t xml:space="preserve"> }}</w:t>
+      </w:r>
+      <w:r>
+        <w:rPr>
+          <w:rFonts w:ascii="Arial" w:hAnsi="Arial" w:cs="Arial"/>
+          <w:sz w:val="24"/>
+          <w:szCs w:val="24"/>
+        </w:rPr>
+        <w:t xml:space="preserve">, именуемое в дальнейшем Покупатель, в лице </w:t>
+      </w:r>
+      <w:r>
+        <w:rPr>
+          <w:rFonts w:ascii="Arial" w:hAnsi="Arial" w:cs="Arial"/>
           <w:bCs/>
           <w:sz w:val="24"/>
           <w:szCs w:val="24"/>
         </w:rPr>
+        <w:t xml:space="preserve">{{ </w:t>
+      </w:r>
+      <w:r>
+        <w:rPr>
+          <w:rFonts w:ascii="Arial" w:hAnsi="Arial" w:cs="Arial"/>
+          <w:sz w:val="24"/>
+          <w:szCs w:val="24"/>
+          <w:lang w:val="en-US"/>
+        </w:rPr>
+        <w:t>buyer</w:t>
+      </w:r>
+      <w:r>
+        <w:rPr>
+          <w:rFonts w:ascii="Arial" w:hAnsi="Arial" w:cs="Arial"/>
+          <w:sz w:val="24"/>
+          <w:szCs w:val="24"/>
+        </w:rPr>
+        <w:t>_</w:t>
+      </w:r>
+      <w:r>
+        <w:rPr>
+          <w:rFonts w:ascii="Arial" w:hAnsi="Arial" w:cs="Arial"/>
+          <w:sz w:val="24"/>
+          <w:szCs w:val="24"/>
+          <w:lang w:val="en-US"/>
+        </w:rPr>
+        <w:t>director</w:t>
+      </w:r>
+      <w:r>
+        <w:rPr>
+          <w:rFonts w:ascii="Arial" w:hAnsi="Arial" w:cs="Arial"/>
+          <w:bCs/>
+          <w:sz w:val="24"/>
+          <w:szCs w:val="24"/>
+        </w:rPr>
+        <w:t xml:space="preserve"> </w:t>
+      </w:r>
+      <w:r>
+        <w:rPr>
+          <w:rFonts w:ascii="Arial" w:hAnsi="Arial" w:cs="Arial"/>
+          <w:bCs/>
+          <w:sz w:val="24"/>
+          <w:szCs w:val="24"/>
+        </w:rPr>
+        <w:t>}}</w:t>
+      </w:r>
+      <w:r>
+        <w:rPr>
+          <w:rFonts w:ascii="Arial" w:hAnsi="Arial" w:cs="Arial"/>
+          <w:sz w:val="24"/>
+          <w:szCs w:val="24"/>
+        </w:rPr>
+        <w:t xml:space="preserve">, действующего на основании </w:t>
+      </w:r>
+      <w:r>
+        <w:rPr>
+          <w:rFonts w:ascii="Arial" w:hAnsi="Arial" w:cs="Arial"/>
+          <w:bCs/>
+          <w:sz w:val="24"/>
+          <w:szCs w:val="24"/>
+        </w:rPr>
+        <w:t>{{ buyer</w:t>
+      </w:r>
+      <w:r>
+        <w:rPr>
+          <w:rFonts w:ascii="Arial" w:hAnsi="Arial" w:cs="Arial"/>
+          <w:bCs/>
+          <w:sz w:val="24"/>
+          <w:szCs w:val="24"/>
+        </w:rPr>
+        <w:t>_</w:t>
+      </w:r>
+      <w:r>
+        <w:rPr>
+          <w:rFonts w:ascii="Arial" w:hAnsi="Arial" w:cs="Arial"/>
+          <w:bCs/>
+          <w:sz w:val="24"/>
+          <w:szCs w:val="24"/>
+          <w:lang w:val="en-US"/>
+        </w:rPr>
+        <w:t>b</w:t>
+      </w:r>
+      <w:r>
+        <w:rPr>
+          <w:rFonts w:ascii="Arial" w:hAnsi="Arial" w:cs="Arial"/>
+          <w:bCs/>
+          <w:sz w:val="24"/>
+          <w:szCs w:val="24"/>
+        </w:rPr>
+        <w:t>asis }}</w:t>
+      </w:r>
+      <w:r>
+        <w:rPr>
+          <w:rFonts w:ascii="Arial" w:hAnsi="Arial" w:cs="Arial"/>
+          <w:sz w:val="24"/>
+          <w:szCs w:val="24"/>
+        </w:rPr>
+        <w:t xml:space="preserve">, с другой стороны, а вместе именуемые Стороны, заключили настоящий Акт приема-передачи по договору поставки </w:t>
+      </w:r>
+      <w:r>
+        <w:rPr>
+          <w:rFonts w:ascii="Arial" w:hAnsi="Arial" w:cs="Arial"/>
+          <w:bCs/>
+          <w:sz w:val="24"/>
+          <w:szCs w:val="24"/>
+        </w:rPr>
+        <w:t xml:space="preserve">№{{ </w:t>
+      </w:r>
+      <w:r>
+        <w:rPr>
+          <w:rFonts w:ascii="Arial" w:hAnsi="Arial" w:cs="Arial"/>
+          <w:bCs/>
+          <w:sz w:val="24"/>
+          <w:szCs w:val="24"/>
+          <w:lang w:val="en-US"/>
+        </w:rPr>
+        <w:t>contract</w:t>
+      </w:r>
+      <w:r>
+        <w:rPr>
+          <w:rFonts w:ascii="Arial" w:hAnsi="Arial" w:cs="Arial"/>
+          <w:bCs/>
+          <w:sz w:val="24"/>
+          <w:szCs w:val="24"/>
+        </w:rPr>
+        <w:t>_</w:t>
+      </w:r>
+      <w:r>
+        <w:rPr>
+          <w:rFonts w:ascii="Arial" w:hAnsi="Arial" w:cs="Arial"/>
+          <w:bCs/>
+          <w:sz w:val="24"/>
+          <w:szCs w:val="24"/>
+          <w:lang w:val="en-US"/>
+        </w:rPr>
+        <w:t>number</w:t>
+      </w:r>
+      <w:r>
+        <w:rPr>
+          <w:rFonts w:ascii="Arial" w:hAnsi="Arial" w:cs="Arial"/>
+          <w:bCs/>
+          <w:sz w:val="24"/>
+          <w:szCs w:val="24"/>
+        </w:rPr>
+        <w:t xml:space="preserve"> }} от {{ </w:t>
+      </w:r>
+      <w:r>
+        <w:rPr>
+          <w:rFonts w:ascii="Arial" w:hAnsi="Arial" w:cs="Arial"/>
+          <w:bCs/>
+          <w:sz w:val="24"/>
+          <w:szCs w:val="24"/>
+          <w:lang w:val="en-US"/>
+        </w:rPr>
+        <w:t>contract</w:t>
+      </w:r>
+      <w:r>
+        <w:rPr>
+          <w:rFonts w:ascii="Arial" w:hAnsi="Arial" w:cs="Arial"/>
+          <w:bCs/>
+          <w:sz w:val="24"/>
+          <w:szCs w:val="24"/>
+        </w:rPr>
+        <w:t>_</w:t>
+      </w:r>
+      <w:r>
+        <w:rPr>
+          <w:rFonts w:ascii="Arial" w:hAnsi="Arial" w:cs="Arial"/>
+          <w:bCs/>
+          <w:sz w:val="24"/>
+          <w:szCs w:val="24"/>
+          <w:lang w:val="en-US"/>
+        </w:rPr>
+        <w:t>date</w:t>
+      </w:r>
+      <w:r>
+        <w:rPr>
+          <w:rFonts w:ascii="Arial" w:hAnsi="Arial" w:cs="Arial"/>
+          <w:bCs/>
+          <w:sz w:val="24"/>
+          <w:szCs w:val="24"/>
+        </w:rPr>
         <w:t xml:space="preserve"> }}</w:t>
       </w:r>
       <w:r>
         <w:rPr>
-          <w:rFonts w:ascii="Times New Roman" w:hAnsi="Times New Roman"/>
-          <w:sz w:val="24"/>
-          <w:szCs w:val="24"/>
-        </w:rPr>
-        <w:t xml:space="preserve">, именуемое в дальнейшем Поставщик, в лице </w:t>
-      </w:r>
-      <w:r>
-        <w:rPr>
-          <w:rFonts w:ascii="Times New Roman" w:hAnsi="Times New Roman"/>
-          <w:bCs/>
-          <w:sz w:val="24"/>
-          <w:szCs w:val="24"/>
-        </w:rPr>
-        <w:t xml:space="preserve">{{ </w:t>
-      </w:r>
-      <w:proofErr w:type="spellStart"/>
-      <w:r>
-        <w:rPr>
-          <w:rFonts w:ascii="Times New Roman" w:hAnsi="Times New Roman"/>
-          <w:bCs/>
-          <w:sz w:val="24"/>
-          <w:szCs w:val="24"/>
-        </w:rPr>
-        <w:t>supplier_director</w:t>
-      </w:r>
-      <w:proofErr w:type="spellEnd"/>
-      <w:r>
-        <w:rPr>
-          <w:rFonts w:ascii="Times New Roman" w:hAnsi="Times New Roman"/>
-          <w:bCs/>
-          <w:sz w:val="24"/>
-          <w:szCs w:val="24"/>
-        </w:rPr>
-        <w:t xml:space="preserve"> }}</w:t>
-      </w:r>
-      <w:r>
-        <w:rPr>
-          <w:rFonts w:ascii="Times New Roman" w:hAnsi="Times New Roman"/>
-          <w:sz w:val="24"/>
-          <w:szCs w:val="24"/>
-        </w:rPr>
-        <w:t xml:space="preserve">, действующего на основании </w:t>
-      </w:r>
-      <w:r>
-        <w:rPr>
-          <w:rFonts w:ascii="Times New Roman" w:hAnsi="Times New Roman"/>
-          <w:bCs/>
-          <w:sz w:val="24"/>
-          <w:szCs w:val="24"/>
-        </w:rPr>
-        <w:t xml:space="preserve">{{ </w:t>
-      </w:r>
-      <w:proofErr w:type="spellStart"/>
-      <w:r>
-        <w:rPr>
-          <w:rFonts w:ascii="Times New Roman" w:hAnsi="Times New Roman"/>
-          <w:bCs/>
-          <w:sz w:val="24"/>
-          <w:szCs w:val="24"/>
-        </w:rPr>
-        <w:t>supplier_basis</w:t>
-      </w:r>
-      <w:proofErr w:type="spellEnd"/>
-      <w:r>
-        <w:rPr>
-          <w:rFonts w:ascii="Times New Roman" w:hAnsi="Times New Roman"/>
-          <w:bCs/>
-          <w:sz w:val="24"/>
-          <w:szCs w:val="24"/>
-        </w:rPr>
-        <w:t xml:space="preserve"> }}</w:t>
-      </w:r>
-      <w:r>
-        <w:rPr>
-          <w:rFonts w:ascii="Times New Roman" w:hAnsi="Times New Roman"/>
-          <w:sz w:val="24"/>
-          <w:szCs w:val="24"/>
-        </w:rPr>
-        <w:t xml:space="preserve">, с одной стороны, и </w:t>
-      </w:r>
-      <w:r>
-        <w:rPr>
-          <w:rFonts w:ascii="Times New Roman" w:hAnsi="Times New Roman"/>
-          <w:bCs/>
-          <w:sz w:val="24"/>
-          <w:szCs w:val="24"/>
-        </w:rPr>
-        <w:t xml:space="preserve">{{ </w:t>
-      </w:r>
-      <w:proofErr w:type="spellStart"/>
-      <w:r>
-        <w:rPr>
-          <w:rFonts w:ascii="Times New Roman" w:hAnsi="Times New Roman"/>
-          <w:bCs/>
-          <w:sz w:val="24"/>
-          <w:szCs w:val="24"/>
-        </w:rPr>
-        <w:t>buyerName</w:t>
-      </w:r>
-      <w:proofErr w:type="spellEnd"/>
-      <w:r>
-        <w:rPr>
-          <w:rFonts w:ascii="Times New Roman" w:hAnsi="Times New Roman"/>
-          <w:bCs/>
-          <w:sz w:val="24"/>
-          <w:szCs w:val="24"/>
-        </w:rPr>
-        <w:t xml:space="preserve"> }}</w:t>
-      </w:r>
-      <w:r>
-        <w:rPr>
-          <w:rFonts w:ascii="Times New Roman" w:hAnsi="Times New Roman"/>
-          <w:sz w:val="24"/>
-          <w:szCs w:val="24"/>
-        </w:rPr>
-        <w:t xml:space="preserve">, именуемое в дальнейшем Покупатель, в лице </w:t>
-      </w:r>
-      <w:r>
-        <w:rPr>
-          <w:rFonts w:ascii="Times New Roman" w:hAnsi="Times New Roman"/>
-          <w:bCs/>
-          <w:sz w:val="24"/>
-          <w:szCs w:val="24"/>
-        </w:rPr>
-        <w:t xml:space="preserve">{{ </w:t>
-      </w:r>
-      <w:proofErr w:type="spellStart"/>
-      <w:r>
-        <w:rPr>
-          <w:rFonts w:ascii="Times New Roman" w:hAnsi="Times New Roman"/>
-          <w:bCs/>
-          <w:sz w:val="24"/>
-          <w:szCs w:val="24"/>
-        </w:rPr>
-        <w:t>buyerDirector</w:t>
-      </w:r>
-      <w:proofErr w:type="spellEnd"/>
-      <w:r>
-        <w:rPr>
-          <w:rFonts w:ascii="Times New Roman" w:hAnsi="Times New Roman"/>
-          <w:bCs/>
-          <w:sz w:val="24"/>
-          <w:szCs w:val="24"/>
-        </w:rPr>
-        <w:t xml:space="preserve"> }}</w:t>
-      </w:r>
-      <w:r>
-        <w:rPr>
-          <w:rFonts w:ascii="Times New Roman" w:hAnsi="Times New Roman"/>
-          <w:sz w:val="24"/>
-          <w:szCs w:val="24"/>
-        </w:rPr>
-        <w:t xml:space="preserve">, действующего на основании </w:t>
-      </w:r>
-      <w:r>
-        <w:rPr>
-          <w:rFonts w:ascii="Times New Roman" w:hAnsi="Times New Roman"/>
-          <w:bCs/>
-          <w:sz w:val="24"/>
-          <w:szCs w:val="24"/>
-        </w:rPr>
-        <w:t xml:space="preserve">{{ </w:t>
-      </w:r>
-      <w:proofErr w:type="spellStart"/>
-      <w:r>
-        <w:rPr>
-          <w:rFonts w:ascii="Times New Roman" w:hAnsi="Times New Roman"/>
-          <w:bCs/>
-          <w:sz w:val="24"/>
-          <w:szCs w:val="24"/>
-        </w:rPr>
-        <w:t>buyerBasis</w:t>
-      </w:r>
-      <w:proofErr w:type="spellEnd"/>
-      <w:r>
-        <w:rPr>
-          <w:rFonts w:ascii="Times New Roman" w:hAnsi="Times New Roman"/>
-          <w:bCs/>
-          <w:sz w:val="24"/>
-          <w:szCs w:val="24"/>
-        </w:rPr>
-        <w:t xml:space="preserve"> }}</w:t>
-      </w:r>
-      <w:r>
-        <w:rPr>
-          <w:rFonts w:ascii="Times New Roman" w:hAnsi="Times New Roman"/>
-          <w:sz w:val="24"/>
-          <w:szCs w:val="24"/>
-        </w:rPr>
-        <w:t xml:space="preserve">, с другой стороны, а вместе именуемые Стороны, заключили настоящий </w:t>
-      </w:r>
-      <w:r>
-        <w:rPr>
-          <w:rFonts w:ascii="Times New Roman" w:hAnsi="Times New Roman"/>
-          <w:sz w:val="24"/>
-          <w:szCs w:val="24"/>
-        </w:rPr>
-        <w:t xml:space="preserve">Акт </w:t>
-      </w:r>
-      <w:r>
-        <w:rPr>
-          <w:rFonts w:ascii="Times New Roman" w:hAnsi="Times New Roman"/>
-          <w:sz w:val="24"/>
-          <w:szCs w:val="24"/>
-        </w:rPr>
-        <w:t xml:space="preserve">приема-передачи по договору поставки </w:t>
-      </w:r>
-      <w:r>
-        <w:rPr>
-          <w:rFonts w:ascii="Times New Roman" w:hAnsi="Times New Roman"/>
-          <w:bCs/>
-          <w:sz w:val="24"/>
-          <w:szCs w:val="24"/>
-        </w:rPr>
-        <w:t xml:space="preserve">№{{ </w:t>
-      </w:r>
-      <w:proofErr w:type="spellStart"/>
-      <w:r>
-        <w:rPr>
-          <w:rFonts w:ascii="Times New Roman" w:hAnsi="Times New Roman"/>
-          <w:bCs/>
-          <w:sz w:val="24"/>
-          <w:szCs w:val="24"/>
-        </w:rPr>
-        <w:t>contractNumber</w:t>
-      </w:r>
-      <w:proofErr w:type="spellEnd"/>
-      <w:r>
-        <w:rPr>
-          <w:rFonts w:ascii="Times New Roman" w:hAnsi="Times New Roman"/>
-          <w:bCs/>
-          <w:sz w:val="24"/>
-          <w:szCs w:val="24"/>
-        </w:rPr>
-        <w:t xml:space="preserve"> }} от {{ </w:t>
-      </w:r>
-      <w:proofErr w:type="spellStart"/>
-      <w:r>
-        <w:rPr>
-          <w:rFonts w:ascii="Times New Roman" w:hAnsi="Times New Roman"/>
-          <w:bCs/>
-          <w:sz w:val="24"/>
-          <w:szCs w:val="24"/>
-        </w:rPr>
-        <w:t>contractDate</w:t>
-      </w:r>
-      <w:proofErr w:type="spellEnd"/>
-      <w:r>
-        <w:rPr>
-          <w:rFonts w:ascii="Times New Roman" w:hAnsi="Times New Roman"/>
-          <w:bCs/>
-          <w:sz w:val="24"/>
-          <w:szCs w:val="24"/>
-        </w:rPr>
-        <w:t xml:space="preserve"> }}</w:t>
-      </w:r>
-      <w:r>
-        <w:rPr>
-          <w:rFonts w:ascii="Times New Roman" w:hAnsi="Times New Roman"/>
+          <w:rFonts w:ascii="Arial" w:hAnsi="Arial" w:cs="Arial"/>
           <w:sz w:val="24"/>
           <w:szCs w:val="24"/>
         </w:rPr>
@@ -463,19 +611,11 @@
       </w:r>
       <w:r>
         <w:rPr>
-          <w:rFonts w:ascii="Times New Roman" w:hAnsi="Times New Roman"/>
-          <w:sz w:val="24"/>
-          <w:szCs w:val="24"/>
-        </w:rPr>
-        <w:t xml:space="preserve">(далее - Договор) </w:t>
-      </w:r>
-      <w:r>
-        <w:rPr>
-          <w:rFonts w:ascii="Times New Roman" w:hAnsi="Times New Roman"/>
-          <w:sz w:val="24"/>
-          <w:szCs w:val="24"/>
-        </w:rPr>
-        <w:t>о нижеследующем:</w:t>
+          <w:rFonts w:ascii="Arial" w:hAnsi="Arial" w:cs="Arial"/>
+          <w:sz w:val="24"/>
+          <w:szCs w:val="24"/>
+        </w:rPr>
+        <w:t>(далее - Договор) о нижеследующем:</w:t>
       </w:r>
     </w:p>
     <w:p>
@@ -484,7 +624,7 @@
         <w:spacing w:after="0" w:line="240" w:lineRule="auto"/>
         <w:jc w:val="both"/>
         <w:rPr>
-          <w:rFonts w:ascii="Times New Roman" w:hAnsi="Times New Roman"/>
+          <w:rFonts w:ascii="Arial" w:hAnsi="Arial" w:cs="Arial"/>
           <w:sz w:val="24"/>
           <w:szCs w:val="24"/>
         </w:rPr>
@@ -497,14 +637,14 @@
         <w:ind w:firstLine="708"/>
         <w:jc w:val="both"/>
         <w:rPr>
-          <w:rFonts w:ascii="Times New Roman" w:hAnsi="Times New Roman"/>
+          <w:rFonts w:ascii="Arial" w:hAnsi="Arial" w:cs="Arial"/>
           <w:sz w:val="24"/>
           <w:szCs w:val="24"/>
         </w:rPr>
       </w:pPr>
       <w:r>
         <w:rPr>
-          <w:rFonts w:ascii="Times New Roman" w:hAnsi="Times New Roman"/>
+          <w:rFonts w:ascii="Arial" w:hAnsi="Arial" w:cs="Arial"/>
           <w:sz w:val="24"/>
           <w:szCs w:val="24"/>
         </w:rPr>
@@ -512,7 +652,7 @@
       </w:r>
       <w:r>
         <w:rPr>
-          <w:rFonts w:ascii="Times New Roman" w:hAnsi="Times New Roman"/>
+          <w:rFonts w:ascii="Arial" w:hAnsi="Arial" w:cs="Arial"/>
           <w:i/>
           <w:sz w:val="24"/>
           <w:szCs w:val="24"/>
@@ -521,27 +661,11 @@
       </w:r>
       <w:r>
         <w:rPr>
-          <w:rFonts w:ascii="Times New Roman" w:hAnsi="Times New Roman"/>
-          <w:sz w:val="24"/>
-          <w:szCs w:val="24"/>
-        </w:rPr>
-        <w:t xml:space="preserve">Договора </w:t>
-      </w:r>
-      <w:r>
-        <w:rPr>
-          <w:rFonts w:ascii="Times New Roman" w:hAnsi="Times New Roman"/>
-          <w:sz w:val="24"/>
-          <w:szCs w:val="24"/>
-        </w:rPr>
-        <w:t>Поставщик</w:t>
-      </w:r>
-      <w:r>
-        <w:rPr>
-          <w:rFonts w:ascii="Times New Roman" w:hAnsi="Times New Roman"/>
-          <w:sz w:val="24"/>
-          <w:szCs w:val="24"/>
-        </w:rPr>
-        <w:t xml:space="preserve"> передает, а Покупатель принимает Товар следующего ассортимента и количества:</w:t>
+          <w:rFonts w:ascii="Arial" w:hAnsi="Arial" w:cs="Arial"/>
+          <w:sz w:val="24"/>
+          <w:szCs w:val="24"/>
+        </w:rPr>
+        <w:t>Договора Поставщик передает, а Покупатель принимает Товар следующего ассортимента и количества:</w:t>
       </w:r>
     </w:p>
     <w:p>
@@ -551,7 +675,7 @@
         <w:ind w:firstLine="708"/>
         <w:jc w:val="both"/>
         <w:rPr>
-          <w:rFonts w:ascii="Times New Roman" w:hAnsi="Times New Roman"/>
+          <w:rFonts w:ascii="Arial" w:hAnsi="Arial" w:cs="Arial"/>
           <w:sz w:val="24"/>
           <w:szCs w:val="24"/>
         </w:rPr>
@@ -564,14 +688,14 @@
         <w:ind w:firstLine="708"/>
         <w:jc w:val="both"/>
         <w:rPr>
-          <w:rFonts w:ascii="Times New Roman" w:hAnsi="Times New Roman"/>
+          <w:rFonts w:ascii="Arial" w:hAnsi="Arial" w:cs="Arial"/>
           <w:sz w:val="24"/>
           <w:szCs w:val="24"/>
         </w:rPr>
       </w:pPr>
       <w:r>
         <w:rPr>
-          <w:rFonts w:ascii="Times New Roman" w:hAnsi="Times New Roman"/>
+          <w:rFonts w:ascii="Arial" w:hAnsi="Arial" w:cs="Arial"/>
           <w:sz w:val="24"/>
           <w:szCs w:val="24"/>
         </w:rPr>
@@ -593,11 +717,11 @@
         <w:tblLook w:val="01E0" w:firstRow="1" w:lastRow="1" w:firstColumn="1" w:lastColumn="1" w:noHBand="0" w:noVBand="0"/>
       </w:tblPr>
       <w:tblGrid>
-        <w:gridCol w:w="1236"/>
-        <w:gridCol w:w="2499"/>
-        <w:gridCol w:w="1490"/>
-        <w:gridCol w:w="2316"/>
-        <w:gridCol w:w="2009"/>
+        <w:gridCol w:w="1310"/>
+        <w:gridCol w:w="1980"/>
+        <w:gridCol w:w="1577"/>
+        <w:gridCol w:w="2604"/>
+        <w:gridCol w:w="2271"/>
       </w:tblGrid>
       <w:tr>
         <w:trPr>
@@ -613,7 +737,7 @@
               <w:spacing w:after="0" w:line="240" w:lineRule="auto"/>
               <w:jc w:val="center"/>
               <w:rPr>
-                <w:rFonts w:ascii="Times New Roman" w:hAnsi="Times New Roman"/>
+                <w:rFonts w:ascii="Arial" w:hAnsi="Arial" w:cs="Arial"/>
                 <w:b/>
                 <w:sz w:val="24"/>
                 <w:szCs w:val="24"/>
@@ -621,7 +745,7 @@
             </w:pPr>
             <w:r>
               <w:rPr>
-                <w:rFonts w:ascii="Times New Roman" w:hAnsi="Times New Roman"/>
+                <w:rFonts w:ascii="Arial" w:hAnsi="Arial" w:cs="Arial"/>
                 <w:b/>
                 <w:sz w:val="24"/>
                 <w:szCs w:val="24"/>
@@ -634,7 +758,7 @@
               <w:spacing w:after="0" w:line="240" w:lineRule="auto"/>
               <w:jc w:val="center"/>
               <w:rPr>
-                <w:rFonts w:ascii="Times New Roman" w:hAnsi="Times New Roman"/>
+                <w:rFonts w:ascii="Arial" w:hAnsi="Arial" w:cs="Arial"/>
                 <w:b/>
                 <w:sz w:val="24"/>
                 <w:szCs w:val="24"/>
@@ -642,7 +766,7 @@
             </w:pPr>
             <w:r>
               <w:rPr>
-                <w:rFonts w:ascii="Times New Roman" w:hAnsi="Times New Roman"/>
+                <w:rFonts w:ascii="Arial" w:hAnsi="Arial" w:cs="Arial"/>
                 <w:b/>
                 <w:sz w:val="24"/>
                 <w:szCs w:val="24"/>
@@ -661,7 +785,7 @@
               <w:spacing w:after="0" w:line="240" w:lineRule="auto"/>
               <w:jc w:val="center"/>
               <w:rPr>
-                <w:rFonts w:ascii="Times New Roman" w:hAnsi="Times New Roman"/>
+                <w:rFonts w:ascii="Arial" w:hAnsi="Arial" w:cs="Arial"/>
                 <w:b/>
                 <w:sz w:val="24"/>
                 <w:szCs w:val="24"/>
@@ -669,7 +793,7 @@
             </w:pPr>
             <w:r>
               <w:rPr>
-                <w:rFonts w:ascii="Times New Roman" w:hAnsi="Times New Roman"/>
+                <w:rFonts w:ascii="Arial" w:hAnsi="Arial" w:cs="Arial"/>
                 <w:b/>
                 <w:sz w:val="24"/>
                 <w:szCs w:val="24"/>
@@ -688,7 +812,7 @@
               <w:spacing w:after="0" w:line="240" w:lineRule="auto"/>
               <w:jc w:val="center"/>
               <w:rPr>
-                <w:rFonts w:ascii="Times New Roman" w:hAnsi="Times New Roman"/>
+                <w:rFonts w:ascii="Arial" w:hAnsi="Arial" w:cs="Arial"/>
                 <w:b/>
                 <w:sz w:val="24"/>
                 <w:szCs w:val="24"/>
@@ -696,7 +820,7 @@
             </w:pPr>
             <w:r>
               <w:rPr>
-                <w:rFonts w:ascii="Times New Roman" w:hAnsi="Times New Roman"/>
+                <w:rFonts w:ascii="Arial" w:hAnsi="Arial" w:cs="Arial"/>
                 <w:b/>
                 <w:sz w:val="24"/>
                 <w:szCs w:val="24"/>
@@ -715,7 +839,7 @@
               <w:spacing w:after="0" w:line="240" w:lineRule="auto"/>
               <w:jc w:val="center"/>
               <w:rPr>
-                <w:rFonts w:ascii="Times New Roman" w:hAnsi="Times New Roman"/>
+                <w:rFonts w:ascii="Arial" w:hAnsi="Arial" w:cs="Arial"/>
                 <w:b/>
                 <w:sz w:val="24"/>
                 <w:szCs w:val="24"/>
@@ -723,7 +847,7 @@
             </w:pPr>
             <w:r>
               <w:rPr>
-                <w:rFonts w:ascii="Times New Roman" w:hAnsi="Times New Roman"/>
+                <w:rFonts w:ascii="Arial" w:hAnsi="Arial" w:cs="Arial"/>
                 <w:b/>
                 <w:sz w:val="24"/>
                 <w:szCs w:val="24"/>
@@ -742,7 +866,7 @@
               <w:spacing w:after="0" w:line="240" w:lineRule="auto"/>
               <w:jc w:val="center"/>
               <w:rPr>
-                <w:rFonts w:ascii="Times New Roman" w:hAnsi="Times New Roman"/>
+                <w:rFonts w:ascii="Arial" w:hAnsi="Arial" w:cs="Arial"/>
                 <w:b/>
                 <w:sz w:val="24"/>
                 <w:szCs w:val="24"/>
@@ -750,7 +874,7 @@
             </w:pPr>
             <w:r>
               <w:rPr>
-                <w:rFonts w:ascii="Times New Roman" w:hAnsi="Times New Roman"/>
+                <w:rFonts w:ascii="Arial" w:hAnsi="Arial" w:cs="Arial"/>
                 <w:b/>
                 <w:sz w:val="24"/>
                 <w:szCs w:val="24"/>
@@ -774,92 +898,11 @@
               <w:spacing w:after="0" w:line="240" w:lineRule="auto"/>
               <w:jc w:val="center"/>
               <w:rPr>
-                <w:rFonts w:ascii="Times New Roman" w:hAnsi="Times New Roman"/>
-                <w:sz w:val="24"/>
-                <w:szCs w:val="24"/>
-                <w:lang w:val="en-US"/>
-              </w:rPr>
-            </w:pPr>
-            <w:r>
-              <w:rPr>
-                <w:rFonts w:ascii="Times New Roman" w:hAnsi="Times New Roman"/>
-                <w:sz w:val="24"/>
-                <w:szCs w:val="24"/>
-              </w:rPr>
-              <w:t xml:space="preserve">{% </w:t>
-            </w:r>
-            <w:proofErr w:type="spellStart"/>
-            <w:r>
-              <w:rPr>
-                <w:rFonts w:ascii="Times New Roman" w:hAnsi="Times New Roman"/>
-                <w:sz w:val="24"/>
-                <w:szCs w:val="24"/>
-              </w:rPr>
-              <w:t>for</w:t>
-            </w:r>
-            <w:proofErr w:type="spellEnd"/>
-            <w:r>
-              <w:rPr>
-                <w:rFonts w:ascii="Times New Roman" w:hAnsi="Times New Roman"/>
-                <w:sz w:val="24"/>
-                <w:szCs w:val="24"/>
-              </w:rPr>
-              <w:t xml:space="preserve"> </w:t>
-            </w:r>
-            <w:proofErr w:type="spellStart"/>
-            <w:r>
-              <w:rPr>
-                <w:rFonts w:ascii="Times New Roman" w:hAnsi="Times New Roman"/>
-                <w:sz w:val="24"/>
-                <w:szCs w:val="24"/>
-              </w:rPr>
-              <w:t>item</w:t>
-            </w:r>
-            <w:proofErr w:type="spellEnd"/>
-            <w:r>
-              <w:rPr>
-                <w:rFonts w:ascii="Times New Roman" w:hAnsi="Times New Roman"/>
-                <w:sz w:val="24"/>
-                <w:szCs w:val="24"/>
-              </w:rPr>
-              <w:t xml:space="preserve"> </w:t>
-            </w:r>
-            <w:proofErr w:type="spellStart"/>
-            <w:r>
-              <w:rPr>
-                <w:rFonts w:ascii="Times New Roman" w:hAnsi="Times New Roman"/>
-                <w:sz w:val="24"/>
-                <w:szCs w:val="24"/>
-              </w:rPr>
-              <w:t>in</w:t>
-            </w:r>
-            <w:proofErr w:type="spellEnd"/>
-            <w:r>
-              <w:rPr>
-                <w:rFonts w:ascii="Times New Roman" w:hAnsi="Times New Roman"/>
-                <w:sz w:val="24"/>
-                <w:szCs w:val="24"/>
-              </w:rPr>
-              <w:t xml:space="preserve"> </w:t>
-            </w:r>
-            <w:proofErr w:type="spellStart"/>
-            <w:r>
-              <w:rPr>
-                <w:rFonts w:ascii="Times New Roman" w:hAnsi="Times New Roman"/>
-                <w:sz w:val="24"/>
-                <w:szCs w:val="24"/>
-              </w:rPr>
-              <w:t>items</w:t>
-            </w:r>
-            <w:proofErr w:type="spellEnd"/>
-            <w:r>
-              <w:rPr>
-                <w:rFonts w:ascii="Times New Roman" w:hAnsi="Times New Roman"/>
-                <w:sz w:val="24"/>
-                <w:szCs w:val="24"/>
-              </w:rPr>
-              <w:t xml:space="preserve"> %}</w:t>
-            </w:r>
+                <w:rFonts w:ascii="Arial" w:hAnsi="Arial" w:cs="Arial"/>
+                <w:sz w:val="24"/>
+                <w:szCs w:val="24"/>
+              </w:rPr>
+            </w:pPr>
           </w:p>
         </w:tc>
         <w:tc>
@@ -871,10 +914,9 @@
             <w:pPr>
               <w:spacing w:after="0" w:line="240" w:lineRule="auto"/>
               <w:rPr>
-                <w:rFonts w:ascii="Times New Roman" w:hAnsi="Times New Roman"/>
-                <w:sz w:val="24"/>
-                <w:szCs w:val="24"/>
-                <w:lang w:val="en-US"/>
+                <w:rFonts w:ascii="Arial" w:hAnsi="Arial" w:cs="Arial"/>
+                <w:sz w:val="24"/>
+                <w:szCs w:val="24"/>
               </w:rPr>
             </w:pPr>
           </w:p>
@@ -889,10 +931,9 @@
               <w:spacing w:after="0" w:line="240" w:lineRule="auto"/>
               <w:jc w:val="center"/>
               <w:rPr>
-                <w:rFonts w:ascii="Times New Roman" w:hAnsi="Times New Roman"/>
-                <w:sz w:val="24"/>
-                <w:szCs w:val="24"/>
-                <w:lang w:val="en-US"/>
+                <w:rFonts w:ascii="Arial" w:hAnsi="Arial" w:cs="Arial"/>
+                <w:sz w:val="24"/>
+                <w:szCs w:val="24"/>
               </w:rPr>
             </w:pPr>
           </w:p>
@@ -907,10 +948,9 @@
               <w:spacing w:after="0" w:line="240" w:lineRule="auto"/>
               <w:jc w:val="center"/>
               <w:rPr>
-                <w:rFonts w:ascii="Times New Roman" w:hAnsi="Times New Roman"/>
-                <w:sz w:val="24"/>
-                <w:szCs w:val="24"/>
-                <w:lang w:val="en-US"/>
+                <w:rFonts w:ascii="Arial" w:hAnsi="Arial" w:cs="Arial"/>
+                <w:sz w:val="24"/>
+                <w:szCs w:val="24"/>
               </w:rPr>
             </w:pPr>
           </w:p>
@@ -925,10 +965,9 @@
               <w:spacing w:after="0" w:line="240" w:lineRule="auto"/>
               <w:jc w:val="center"/>
               <w:rPr>
-                <w:rFonts w:ascii="Times New Roman" w:hAnsi="Times New Roman"/>
-                <w:sz w:val="24"/>
-                <w:szCs w:val="24"/>
-                <w:lang w:val="en-US"/>
+                <w:rFonts w:ascii="Arial" w:hAnsi="Arial" w:cs="Arial"/>
+                <w:sz w:val="24"/>
+                <w:szCs w:val="24"/>
               </w:rPr>
             </w:pPr>
           </w:p>
@@ -948,47 +987,29 @@
               <w:spacing w:after="0" w:line="240" w:lineRule="auto"/>
               <w:jc w:val="center"/>
               <w:rPr>
-                <w:rFonts w:ascii="Times New Roman" w:hAnsi="Times New Roman"/>
-                <w:sz w:val="24"/>
-                <w:szCs w:val="24"/>
-                <w:lang w:val="en-US"/>
-              </w:rPr>
-            </w:pPr>
-            <w:proofErr w:type="gramStart"/>
-            <w:r>
-              <w:rPr>
-                <w:rFonts w:ascii="Times New Roman" w:hAnsi="Times New Roman"/>
-                <w:sz w:val="24"/>
-                <w:szCs w:val="24"/>
-              </w:rPr>
-              <w:t xml:space="preserve">{{ </w:t>
-            </w:r>
-            <w:proofErr w:type="spellStart"/>
-            <w:r>
-              <w:rPr>
-                <w:rFonts w:ascii="Times New Roman" w:hAnsi="Times New Roman"/>
-                <w:sz w:val="24"/>
-                <w:szCs w:val="24"/>
-              </w:rPr>
-              <w:t>item</w:t>
-            </w:r>
-            <w:proofErr w:type="gramEnd"/>
-            <w:r>
-              <w:rPr>
-                <w:rFonts w:ascii="Times New Roman" w:hAnsi="Times New Roman"/>
-                <w:sz w:val="24"/>
-                <w:szCs w:val="24"/>
-              </w:rPr>
-              <w:t>.index</w:t>
-            </w:r>
-            <w:proofErr w:type="spellEnd"/>
-            <w:r>
-              <w:rPr>
-                <w:rFonts w:ascii="Times New Roman" w:hAnsi="Times New Roman"/>
-                <w:sz w:val="24"/>
-                <w:szCs w:val="24"/>
-              </w:rPr>
-              <w:t xml:space="preserve"> }}</w:t>
+                <w:rFonts w:ascii="Arial" w:hAnsi="Arial" w:cs="Arial"/>
+                <w:sz w:val="24"/>
+                <w:szCs w:val="24"/>
+                <w:lang w:val="en-US"/>
+              </w:rPr>
+            </w:pPr>
+            <w:r>
+              <w:rPr>
+                <w:rFonts w:ascii="Arial" w:hAnsi="Arial" w:cs="Arial"/>
+                <w:sz w:val="24"/>
+                <w:szCs w:val="24"/>
+                <w:lang w:val="en-US"/>
+              </w:rPr>
+              <w:t>{% for item in items %}</w:t>
+            </w:r>
+            <w:r>
+              <w:rPr>
+                <w:rFonts w:ascii="Arial" w:hAnsi="Arial" w:cs="Arial"/>
+                <w:sz w:val="24"/>
+                <w:szCs w:val="24"/>
+                <w:lang w:val="en-US"/>
+              </w:rPr>
+              <w:t>{{ item.index }}</w:t>
             </w:r>
           </w:p>
         </w:tc>
@@ -1001,29 +1022,19 @@
             <w:pPr>
               <w:spacing w:after="0" w:line="240" w:lineRule="auto"/>
               <w:rPr>
-                <w:rFonts w:ascii="Times New Roman" w:hAnsi="Times New Roman"/>
-                <w:sz w:val="24"/>
-                <w:szCs w:val="24"/>
-                <w:lang w:val="en-US"/>
-              </w:rPr>
-            </w:pPr>
-            <w:proofErr w:type="gramStart"/>
-            <w:r>
-              <w:rPr>
-                <w:rFonts w:ascii="Times New Roman" w:hAnsi="Times New Roman"/>
-                <w:sz w:val="24"/>
-                <w:szCs w:val="24"/>
-              </w:rPr>
-              <w:t>{{ item.name</w:t>
-            </w:r>
-            <w:proofErr w:type="gramEnd"/>
-            <w:r>
-              <w:rPr>
-                <w:rFonts w:ascii="Times New Roman" w:hAnsi="Times New Roman"/>
-                <w:sz w:val="24"/>
-                <w:szCs w:val="24"/>
-              </w:rPr>
-              <w:t xml:space="preserve"> }}</w:t>
+                <w:rFonts w:ascii="Arial" w:hAnsi="Arial" w:cs="Arial"/>
+                <w:sz w:val="24"/>
+                <w:szCs w:val="24"/>
+                <w:lang w:val="en-US"/>
+              </w:rPr>
+            </w:pPr>
+            <w:r>
+              <w:rPr>
+                <w:rFonts w:ascii="Arial" w:hAnsi="Arial" w:cs="Arial"/>
+                <w:sz w:val="24"/>
+                <w:szCs w:val="24"/>
+              </w:rPr>
+              <w:t>{{ item.name }}</w:t>
             </w:r>
           </w:p>
         </w:tc>
@@ -1037,47 +1048,19 @@
               <w:spacing w:after="0" w:line="240" w:lineRule="auto"/>
               <w:jc w:val="center"/>
               <w:rPr>
-                <w:rFonts w:ascii="Times New Roman" w:hAnsi="Times New Roman"/>
-                <w:sz w:val="24"/>
-                <w:szCs w:val="24"/>
-                <w:lang w:val="en-US"/>
-              </w:rPr>
-            </w:pPr>
-            <w:proofErr w:type="gramStart"/>
-            <w:r>
-              <w:rPr>
-                <w:rFonts w:ascii="Times New Roman" w:hAnsi="Times New Roman"/>
-                <w:sz w:val="24"/>
-                <w:szCs w:val="24"/>
-              </w:rPr>
-              <w:t xml:space="preserve">{{ </w:t>
-            </w:r>
-            <w:proofErr w:type="spellStart"/>
-            <w:r>
-              <w:rPr>
-                <w:rFonts w:ascii="Times New Roman" w:hAnsi="Times New Roman"/>
-                <w:sz w:val="24"/>
-                <w:szCs w:val="24"/>
-              </w:rPr>
-              <w:t>item</w:t>
-            </w:r>
-            <w:proofErr w:type="gramEnd"/>
-            <w:r>
-              <w:rPr>
-                <w:rFonts w:ascii="Times New Roman" w:hAnsi="Times New Roman"/>
-                <w:sz w:val="24"/>
-                <w:szCs w:val="24"/>
-              </w:rPr>
-              <w:t>.quantity</w:t>
-            </w:r>
-            <w:proofErr w:type="spellEnd"/>
-            <w:r>
-              <w:rPr>
-                <w:rFonts w:ascii="Times New Roman" w:hAnsi="Times New Roman"/>
-                <w:sz w:val="24"/>
-                <w:szCs w:val="24"/>
-              </w:rPr>
-              <w:t xml:space="preserve"> }}</w:t>
+                <w:rFonts w:ascii="Arial" w:hAnsi="Arial" w:cs="Arial"/>
+                <w:sz w:val="24"/>
+                <w:szCs w:val="24"/>
+                <w:lang w:val="en-US"/>
+              </w:rPr>
+            </w:pPr>
+            <w:r>
+              <w:rPr>
+                <w:rFonts w:ascii="Arial" w:hAnsi="Arial" w:cs="Arial"/>
+                <w:sz w:val="24"/>
+                <w:szCs w:val="24"/>
+              </w:rPr>
+              <w:t>{{ item.quantity }}</w:t>
             </w:r>
           </w:p>
         </w:tc>
@@ -1091,43 +1074,32 @@
               <w:spacing w:after="0" w:line="240" w:lineRule="auto"/>
               <w:jc w:val="center"/>
               <w:rPr>
-                <w:rFonts w:ascii="Times New Roman" w:hAnsi="Times New Roman"/>
-                <w:sz w:val="24"/>
-                <w:szCs w:val="24"/>
-                <w:lang w:val="en-US"/>
-              </w:rPr>
-            </w:pPr>
-            <w:proofErr w:type="gramStart"/>
-            <w:r>
-              <w:rPr>
-                <w:rFonts w:ascii="Times New Roman" w:hAnsi="Times New Roman"/>
-                <w:sz w:val="24"/>
-                <w:szCs w:val="24"/>
-              </w:rPr>
-              <w:t xml:space="preserve">{{ </w:t>
-            </w:r>
-            <w:proofErr w:type="spellStart"/>
-            <w:r>
-              <w:rPr>
-                <w:rFonts w:ascii="Times New Roman" w:hAnsi="Times New Roman"/>
-                <w:sz w:val="24"/>
-                <w:szCs w:val="24"/>
-              </w:rPr>
-              <w:t>item</w:t>
-            </w:r>
-            <w:proofErr w:type="gramEnd"/>
-            <w:r>
-              <w:rPr>
-                <w:rFonts w:ascii="Times New Roman" w:hAnsi="Times New Roman"/>
-                <w:sz w:val="24"/>
-                <w:szCs w:val="24"/>
-              </w:rPr>
-              <w:t>.priceWithoutVat</w:t>
-            </w:r>
-            <w:proofErr w:type="spellEnd"/>
-            <w:r>
-              <w:rPr>
-                <w:rFonts w:ascii="Times New Roman" w:hAnsi="Times New Roman"/>
+                <w:rFonts w:ascii="Arial" w:hAnsi="Arial" w:cs="Arial"/>
+                <w:sz w:val="24"/>
+                <w:szCs w:val="24"/>
+                <w:lang w:val="en-US"/>
+              </w:rPr>
+            </w:pPr>
+            <w:r>
+              <w:rPr>
+                <w:rFonts w:ascii="Arial" w:hAnsi="Arial" w:cs="Arial"/>
+                <w:sz w:val="24"/>
+                <w:szCs w:val="24"/>
+              </w:rPr>
+              <w:t>{{ item.</w:t>
+            </w:r>
+            <w:r>
+              <w:rPr>
+                <w:rFonts w:ascii="Arial" w:hAnsi="Arial" w:cs="Arial"/>
+                <w:sz w:val="24"/>
+                <w:szCs w:val="24"/>
+                <w:lang w:val="en-US"/>
+              </w:rPr>
+              <w:t>price_without_vat</w:t>
+            </w:r>
+            <w:r>
+              <w:rPr>
+                <w:rFonts w:ascii="Arial" w:hAnsi="Arial" w:cs="Arial"/>
                 <w:sz w:val="24"/>
                 <w:szCs w:val="24"/>
               </w:rPr>
@@ -1145,46 +1117,46 @@
               <w:spacing w:after="0" w:line="240" w:lineRule="auto"/>
               <w:jc w:val="center"/>
               <w:rPr>
-                <w:rFonts w:ascii="Times New Roman" w:hAnsi="Times New Roman"/>
-                <w:sz w:val="24"/>
-                <w:szCs w:val="24"/>
-              </w:rPr>
-            </w:pPr>
-            <w:proofErr w:type="gramStart"/>
-            <w:r>
-              <w:rPr>
-                <w:rFonts w:ascii="Times New Roman" w:hAnsi="Times New Roman"/>
-                <w:sz w:val="24"/>
-                <w:szCs w:val="24"/>
-              </w:rPr>
-              <w:t xml:space="preserve">{{ </w:t>
-            </w:r>
-            <w:proofErr w:type="spellStart"/>
-            <w:r>
-              <w:rPr>
-                <w:rFonts w:ascii="Times New Roman" w:hAnsi="Times New Roman"/>
-                <w:sz w:val="24"/>
-                <w:szCs w:val="24"/>
-              </w:rPr>
-              <w:t>item</w:t>
-            </w:r>
-            <w:proofErr w:type="gramEnd"/>
-            <w:r>
-              <w:rPr>
-                <w:rFonts w:ascii="Times New Roman" w:hAnsi="Times New Roman"/>
-                <w:sz w:val="24"/>
-                <w:szCs w:val="24"/>
-              </w:rPr>
-              <w:t>.priceWithVat</w:t>
-            </w:r>
-            <w:proofErr w:type="spellEnd"/>
-            <w:r>
-              <w:rPr>
-                <w:rFonts w:ascii="Times New Roman" w:hAnsi="Times New Roman"/>
-                <w:sz w:val="24"/>
-                <w:szCs w:val="24"/>
+                <w:rFonts w:ascii="Arial" w:hAnsi="Arial" w:cs="Arial"/>
+                <w:sz w:val="24"/>
+                <w:szCs w:val="24"/>
+              </w:rPr>
+            </w:pPr>
+            <w:r>
+              <w:rPr>
+                <w:rFonts w:ascii="Arial" w:hAnsi="Arial" w:cs="Arial"/>
+                <w:sz w:val="24"/>
+                <w:szCs w:val="24"/>
+                <w:lang w:val="en-US"/>
+              </w:rPr>
+              <w:t>{{ item.price</w:t>
+            </w:r>
+            <w:r>
+              <w:rPr>
+                <w:rFonts w:ascii="Arial" w:hAnsi="Arial" w:cs="Arial"/>
+                <w:sz w:val="24"/>
+                <w:szCs w:val="24"/>
+                <w:lang w:val="en-US"/>
+              </w:rPr>
+              <w:t>_with_vat</w:t>
+            </w:r>
+            <w:r>
+              <w:rPr>
+                <w:rFonts w:ascii="Arial" w:hAnsi="Arial" w:cs="Arial"/>
+                <w:sz w:val="24"/>
+                <w:szCs w:val="24"/>
+                <w:lang w:val="en-US"/>
               </w:rPr>
               <w:t xml:space="preserve"> }}</w:t>
+            </w:r>
+            <w:r>
+              <w:rPr>
+                <w:rFonts w:ascii="Arial" w:hAnsi="Arial" w:cs="Arial"/>
+                <w:sz w:val="24"/>
+                <w:szCs w:val="24"/>
+                <w:lang w:val="en-US"/>
+              </w:rPr>
+              <w:t xml:space="preserve"> </w:t>
             </w:r>
           </w:p>
         </w:tc>
@@ -1203,37 +1175,20 @@
               <w:spacing w:after="0" w:line="240" w:lineRule="auto"/>
               <w:jc w:val="center"/>
               <w:rPr>
-                <w:rFonts w:ascii="Times New Roman" w:hAnsi="Times New Roman"/>
-                <w:sz w:val="24"/>
-                <w:szCs w:val="24"/>
-                <w:lang w:val="en-US"/>
-              </w:rPr>
-            </w:pPr>
-            <w:r>
-              <w:rPr>
-                <w:rFonts w:ascii="Times New Roman" w:hAnsi="Times New Roman"/>
-                <w:sz w:val="24"/>
-                <w:szCs w:val="24"/>
-              </w:rPr>
-              <w:t xml:space="preserve">{% </w:t>
-            </w:r>
-            <w:proofErr w:type="spellStart"/>
-            <w:r>
-              <w:rPr>
-                <w:rFonts w:ascii="Times New Roman" w:hAnsi="Times New Roman"/>
-                <w:sz w:val="24"/>
-                <w:szCs w:val="24"/>
-              </w:rPr>
-              <w:t>endfor</w:t>
-            </w:r>
-            <w:proofErr w:type="spellEnd"/>
-            <w:r>
-              <w:rPr>
-                <w:rFonts w:ascii="Times New Roman" w:hAnsi="Times New Roman"/>
-                <w:sz w:val="24"/>
-                <w:szCs w:val="24"/>
-              </w:rPr>
-              <w:t xml:space="preserve"> %}</w:t>
+                <w:rFonts w:ascii="Arial" w:hAnsi="Arial" w:cs="Arial"/>
+                <w:sz w:val="24"/>
+                <w:szCs w:val="24"/>
+                <w:lang w:val="en-US"/>
+              </w:rPr>
+            </w:pPr>
+            <w:r>
+              <w:rPr>
+                <w:rFonts w:ascii="Arial" w:hAnsi="Arial" w:cs="Arial"/>
+                <w:sz w:val="24"/>
+                <w:szCs w:val="24"/>
+                <w:lang w:val="en-US"/>
+              </w:rPr>
+              <w:t>{% endfor %}</w:t>
             </w:r>
           </w:p>
         </w:tc>
@@ -1246,7 +1201,7 @@
             <w:pPr>
               <w:spacing w:after="0" w:line="240" w:lineRule="auto"/>
               <w:rPr>
-                <w:rFonts w:ascii="Times New Roman" w:hAnsi="Times New Roman"/>
+                <w:rFonts w:ascii="Arial" w:hAnsi="Arial" w:cs="Arial"/>
                 <w:sz w:val="24"/>
                 <w:szCs w:val="24"/>
                 <w:lang w:val="en-US"/>
@@ -1264,7 +1219,7 @@
               <w:spacing w:after="0" w:line="240" w:lineRule="auto"/>
               <w:jc w:val="center"/>
               <w:rPr>
-                <w:rFonts w:ascii="Times New Roman" w:hAnsi="Times New Roman"/>
+                <w:rFonts w:ascii="Arial" w:hAnsi="Arial" w:cs="Arial"/>
                 <w:sz w:val="24"/>
                 <w:szCs w:val="24"/>
                 <w:lang w:val="en-US"/>
@@ -1282,7 +1237,7 @@
               <w:spacing w:after="0" w:line="240" w:lineRule="auto"/>
               <w:jc w:val="center"/>
               <w:rPr>
-                <w:rFonts w:ascii="Times New Roman" w:hAnsi="Times New Roman"/>
+                <w:rFonts w:ascii="Arial" w:hAnsi="Arial" w:cs="Arial"/>
                 <w:sz w:val="24"/>
                 <w:szCs w:val="24"/>
                 <w:lang w:val="en-US"/>
@@ -1300,7 +1255,7 @@
               <w:spacing w:after="0" w:line="240" w:lineRule="auto"/>
               <w:jc w:val="center"/>
               <w:rPr>
-                <w:rFonts w:ascii="Times New Roman" w:hAnsi="Times New Roman"/>
+                <w:rFonts w:ascii="Arial" w:hAnsi="Arial" w:cs="Arial"/>
                 <w:sz w:val="24"/>
                 <w:szCs w:val="24"/>
                 <w:lang w:val="en-US"/>
@@ -1315,9 +1270,10 @@
         <w:shd w:val="clear" w:color="auto" w:fill="FFFFFF"/>
         <w:spacing w:after="0" w:line="240" w:lineRule="auto"/>
         <w:rPr>
-          <w:rFonts w:ascii="Times New Roman" w:hAnsi="Times New Roman"/>
-          <w:sz w:val="24"/>
-          <w:szCs w:val="24"/>
+          <w:rFonts w:ascii="Arial" w:hAnsi="Arial" w:cs="Arial"/>
+          <w:sz w:val="24"/>
+          <w:szCs w:val="24"/>
+          <w:lang w:val="en-US"/>
         </w:rPr>
       </w:pPr>
     </w:p>
@@ -1327,78 +1283,124 @@
         <w:ind w:firstLine="708"/>
         <w:jc w:val="both"/>
         <w:rPr>
-          <w:rFonts w:ascii="Times New Roman" w:hAnsi="Times New Roman"/>
-          <w:sz w:val="24"/>
-          <w:szCs w:val="24"/>
+          <w:rFonts w:ascii="Arial" w:hAnsi="Arial" w:cs="Arial"/>
+          <w:sz w:val="24"/>
+          <w:szCs w:val="24"/>
+          <w:lang w:val="en-US"/>
         </w:rPr>
       </w:pPr>
       <w:r>
         <w:rPr>
-          <w:rFonts w:ascii="Times New Roman" w:hAnsi="Times New Roman"/>
+          <w:rFonts w:ascii="Arial" w:hAnsi="Arial" w:cs="Arial"/>
           <w:sz w:val="24"/>
           <w:szCs w:val="24"/>
           <w:lang w:val="ru-MD"/>
         </w:rPr>
-        <w:t xml:space="preserve">Стоимость поставленного Товара </w:t>
-      </w:r>
-      <w:proofErr w:type="gramStart"/>
-      <w:r>
-        <w:rPr>
-          <w:rFonts w:ascii="Times New Roman" w:hAnsi="Times New Roman"/>
+        <w:t xml:space="preserve">Стоимость поставленного Товара {{ </w:t>
+      </w:r>
+      <w:r>
+        <w:rPr>
+          <w:rFonts w:ascii="Arial" w:hAnsi="Arial" w:cs="Arial"/>
+          <w:sz w:val="24"/>
+          <w:szCs w:val="24"/>
+        </w:rPr>
+        <w:t>total_</w:t>
+      </w:r>
+      <w:r>
+        <w:rPr>
+          <w:rFonts w:ascii="Arial" w:hAnsi="Arial" w:cs="Arial"/>
+          <w:sz w:val="24"/>
+          <w:szCs w:val="24"/>
+          <w:lang w:val="en-US"/>
+        </w:rPr>
+        <w:t>amount</w:t>
+      </w:r>
+      <w:r>
+        <w:rPr>
+          <w:rFonts w:ascii="Arial" w:hAnsi="Arial" w:cs="Arial"/>
           <w:sz w:val="24"/>
           <w:szCs w:val="24"/>
           <w:lang w:val="ru-MD"/>
         </w:rPr>
-        <w:t xml:space="preserve">{{ </w:t>
-      </w:r>
-      <w:proofErr w:type="spellStart"/>
-      <w:r>
-        <w:rPr>
-          <w:rFonts w:ascii="Times New Roman" w:hAnsi="Times New Roman"/>
-          <w:sz w:val="24"/>
-          <w:szCs w:val="24"/>
-          <w:lang w:val="ru-MD"/>
-        </w:rPr>
-        <w:t>totalAmount</w:t>
-      </w:r>
-      <w:proofErr w:type="spellEnd"/>
-      <w:proofErr w:type="gramEnd"/>
-      <w:r>
-        <w:rPr>
-          <w:rFonts w:ascii="Times New Roman" w:hAnsi="Times New Roman"/>
-          <w:sz w:val="24"/>
-          <w:szCs w:val="24"/>
-          <w:lang w:val="ru-MD"/>
-        </w:rPr>
-        <w:t xml:space="preserve"> }} руб. ({{ </w:t>
-      </w:r>
-      <w:proofErr w:type="spellStart"/>
-      <w:r>
-        <w:rPr>
-          <w:rFonts w:ascii="Times New Roman" w:hAnsi="Times New Roman"/>
-          <w:sz w:val="24"/>
-          <w:szCs w:val="24"/>
-          <w:lang w:val="ru-MD"/>
-        </w:rPr>
-        <w:t>totalAmountWords</w:t>
-      </w:r>
-      <w:proofErr w:type="spellEnd"/>
-      <w:r>
-        <w:rPr>
-          <w:rFonts w:ascii="Times New Roman" w:hAnsi="Times New Roman"/>
-          <w:sz w:val="24"/>
-          <w:szCs w:val="24"/>
-          <w:lang w:val="ru-MD"/>
-        </w:rPr>
-        <w:t xml:space="preserve"> }})</w:t>
-      </w:r>
-      <w:r>
-        <w:rPr>
-          <w:rFonts w:ascii="Times New Roman" w:hAnsi="Times New Roman"/>
-          <w:sz w:val="24"/>
-          <w:szCs w:val="24"/>
-        </w:rPr>
-        <w:t>, с учетом НДС.</w:t>
+        <w:t xml:space="preserve">}} руб. </w:t>
+      </w:r>
+      <w:r>
+        <w:rPr>
+          <w:rFonts w:ascii="Arial" w:hAnsi="Arial" w:cs="Arial"/>
+          <w:sz w:val="24"/>
+          <w:szCs w:val="24"/>
+          <w:lang w:val="en-US"/>
+        </w:rPr>
+        <w:t xml:space="preserve">({{ </w:t>
+      </w:r>
+      <w:r>
+        <w:rPr>
+          <w:rFonts w:ascii="Arial" w:hAnsi="Arial" w:cs="Arial"/>
+          <w:sz w:val="24"/>
+          <w:szCs w:val="24"/>
+          <w:lang w:val="en-US"/>
+        </w:rPr>
+        <w:t>total_amount_words</w:t>
+      </w:r>
+      <w:r>
+        <w:rPr>
+          <w:rFonts w:ascii="Arial" w:hAnsi="Arial" w:cs="Arial"/>
+          <w:sz w:val="24"/>
+          <w:szCs w:val="24"/>
+          <w:lang w:val="en-US"/>
+        </w:rPr>
+        <w:t xml:space="preserve"> }}), </w:t>
+      </w:r>
+      <w:r>
+        <w:rPr>
+          <w:rFonts w:ascii="Arial" w:hAnsi="Arial" w:cs="Arial"/>
+          <w:sz w:val="24"/>
+          <w:szCs w:val="24"/>
+        </w:rPr>
+        <w:t>с</w:t>
+      </w:r>
+      <w:r>
+        <w:rPr>
+          <w:rFonts w:ascii="Arial" w:hAnsi="Arial" w:cs="Arial"/>
+          <w:sz w:val="24"/>
+          <w:szCs w:val="24"/>
+          <w:lang w:val="en-US"/>
+        </w:rPr>
+        <w:t xml:space="preserve"> </w:t>
+      </w:r>
+      <w:r>
+        <w:rPr>
+          <w:rFonts w:ascii="Arial" w:hAnsi="Arial" w:cs="Arial"/>
+          <w:sz w:val="24"/>
+          <w:szCs w:val="24"/>
+        </w:rPr>
+        <w:t>учетом</w:t>
+      </w:r>
+      <w:r>
+        <w:rPr>
+          <w:rFonts w:ascii="Arial" w:hAnsi="Arial" w:cs="Arial"/>
+          <w:sz w:val="24"/>
+          <w:szCs w:val="24"/>
+          <w:lang w:val="en-US"/>
+        </w:rPr>
+        <w:t xml:space="preserve"> </w:t>
+      </w:r>
+      <w:r>
+        <w:rPr>
+          <w:rFonts w:ascii="Arial" w:hAnsi="Arial" w:cs="Arial"/>
+          <w:sz w:val="24"/>
+          <w:szCs w:val="24"/>
+        </w:rPr>
+        <w:t>НДС</w:t>
+      </w:r>
+      <w:r>
+        <w:rPr>
+          <w:rFonts w:ascii="Arial" w:hAnsi="Arial" w:cs="Arial"/>
+          <w:sz w:val="24"/>
+          <w:szCs w:val="24"/>
+          <w:lang w:val="en-US"/>
+        </w:rPr>
+        <w:t>.</w:t>
       </w:r>
     </w:p>
     <w:p>
@@ -1406,7 +1408,7 @@
         <w:pStyle w:val="HTML"/>
         <w:jc w:val="both"/>
         <w:rPr>
-          <w:rFonts w:ascii="Times New Roman" w:hAnsi="Times New Roman" w:cs="Times New Roman"/>
+          <w:rFonts w:ascii="Arial" w:hAnsi="Arial" w:cs="Arial"/>
           <w:sz w:val="24"/>
           <w:szCs w:val="24"/>
           <w:lang w:val="ru-MD"/>
@@ -1414,39 +1416,21 @@
       </w:pPr>
       <w:r>
         <w:rPr>
-          <w:rFonts w:ascii="Times New Roman" w:hAnsi="Times New Roman" w:cs="Times New Roman"/>
+          <w:rFonts w:ascii="Arial" w:hAnsi="Arial" w:cs="Arial"/>
+          <w:sz w:val="24"/>
+          <w:szCs w:val="24"/>
+          <w:lang w:val="en-US"/>
+        </w:rPr>
+        <w:tab/>
+      </w:r>
+      <w:r>
+        <w:rPr>
+          <w:rFonts w:ascii="Arial" w:hAnsi="Arial" w:cs="Arial"/>
           <w:sz w:val="24"/>
           <w:szCs w:val="24"/>
           <w:lang w:val="ru-MD"/>
         </w:rPr>
-        <w:tab/>
-      </w:r>
-      <w:r>
-        <w:rPr>
-          <w:rFonts w:ascii="Times New Roman" w:hAnsi="Times New Roman" w:cs="Times New Roman"/>
-          <w:sz w:val="24"/>
-          <w:szCs w:val="24"/>
-          <w:lang w:val="ru-MD"/>
-        </w:rPr>
-        <w:t>2. Принятый Покупателем товар обладает качеством и ассортиментом, соответствующим требованиям Договора. Товар поставлен в установленные в Договоре сроки. Покупатель не имеет н</w:t>
-      </w:r>
-      <w:r>
-        <w:rPr>
-          <w:rFonts w:ascii="Times New Roman" w:hAnsi="Times New Roman" w:cs="Times New Roman"/>
-          <w:sz w:val="24"/>
-          <w:szCs w:val="24"/>
-          <w:lang w:val="ru-MD"/>
-        </w:rPr>
-        <w:t xml:space="preserve">икаких претензий к принятому </w:t>
-      </w:r>
-      <w:r>
-        <w:rPr>
-          <w:rFonts w:ascii="Times New Roman" w:hAnsi="Times New Roman" w:cs="Times New Roman"/>
-          <w:sz w:val="24"/>
-          <w:szCs w:val="24"/>
-          <w:lang w:val="ru-MD"/>
-        </w:rPr>
-        <w:t>товару.</w:t>
+        <w:t>2. Принятый Покупателем товар обладает качеством и ассортиментом, соответствующим требованиям Договора. Товар поставлен в установленные в Договоре сроки. Покупатель не имеет никаких претензий к принятому товару.</w:t>
       </w:r>
     </w:p>
     <w:p>
@@ -1454,7 +1438,7 @@
         <w:pStyle w:val="HTML"/>
         <w:jc w:val="both"/>
         <w:rPr>
-          <w:rFonts w:ascii="Times New Roman" w:hAnsi="Times New Roman" w:cs="Times New Roman"/>
+          <w:rFonts w:ascii="Arial" w:hAnsi="Arial" w:cs="Arial"/>
           <w:sz w:val="24"/>
           <w:szCs w:val="24"/>
           <w:lang w:val="ru-MD"/>
@@ -1462,246 +1446,487 @@
       </w:pPr>
       <w:r>
         <w:rPr>
-          <w:rFonts w:ascii="Times New Roman" w:hAnsi="Times New Roman" w:cs="Times New Roman"/>
+          <w:rFonts w:ascii="Arial" w:hAnsi="Arial" w:cs="Arial"/>
           <w:sz w:val="24"/>
           <w:szCs w:val="24"/>
           <w:lang w:val="ru-MD"/>
         </w:rPr>
         <w:tab/>
-      </w:r>
-      <w:r>
-        <w:rPr>
-          <w:rFonts w:ascii="Times New Roman" w:hAnsi="Times New Roman" w:cs="Times New Roman"/>
-          <w:sz w:val="24"/>
-          <w:szCs w:val="24"/>
-          <w:lang w:val="ru-MD"/>
-        </w:rPr>
         <w:t>3. Настоящий Акт составлен в двух экземплярах, имеющих равную юридическую силу, по одному экземпляру для каждой из Сторон и является неотъемлемой частью Договора между Сторонами.</w:t>
       </w:r>
     </w:p>
     <w:p>
       <w:pPr>
-        <w:spacing w:after="0" w:line="240" w:lineRule="auto"/>
-        <w:jc w:val="both"/>
-        <w:rPr>
-          <w:rFonts w:ascii="Times New Roman" w:hAnsi="Times New Roman"/>
-          <w:sz w:val="24"/>
-          <w:szCs w:val="24"/>
+        <w:rPr>
+          <w:rFonts w:ascii="Arial" w:hAnsi="Arial" w:cs="Arial"/>
+          <w:sz w:val="24"/>
+          <w:szCs w:val="24"/>
+          <w:lang w:val="en-US"/>
         </w:rPr>
       </w:pPr>
     </w:p>
+    <w:tbl>
+      <w:tblPr>
+        <w:tblW w:w="9957" w:type="dxa"/>
+        <w:tblInd w:w="108" w:type="dxa"/>
+        <w:tblBorders>
+          <w:top w:val="single" w:sz="4" w:space="0" w:color="auto"/>
+          <w:left w:val="single" w:sz="4" w:space="0" w:color="auto"/>
+          <w:bottom w:val="single" w:sz="4" w:space="0" w:color="auto"/>
+          <w:right w:val="single" w:sz="4" w:space="0" w:color="auto"/>
+        </w:tblBorders>
+        <w:tblLayout w:type="fixed"/>
+        <w:tblLook w:val="04A0" w:firstRow="1" w:lastRow="0" w:firstColumn="1" w:lastColumn="0" w:noHBand="0" w:noVBand="1"/>
+      </w:tblPr>
+      <w:tblGrid>
+        <w:gridCol w:w="5040"/>
+        <w:gridCol w:w="4917"/>
+      </w:tblGrid>
+      <w:tr>
+        <w:tc>
+          <w:tcPr>
+            <w:tcW w:w="5040" w:type="dxa"/>
+            <w:tcBorders>
+              <w:top w:val="nil"/>
+              <w:left w:val="nil"/>
+              <w:bottom w:val="nil"/>
+              <w:right w:val="nil"/>
+            </w:tcBorders>
+            <w:hideMark/>
+          </w:tcPr>
+          <w:p>
+            <w:pPr>
+              <w:widowControl w:val="0"/>
+              <w:autoSpaceDE w:val="0"/>
+              <w:autoSpaceDN w:val="0"/>
+              <w:adjustRightInd w:val="0"/>
+              <w:spacing w:after="0" w:line="240" w:lineRule="auto"/>
+              <w:rPr>
+                <w:rFonts w:ascii="Arial" w:hAnsi="Arial" w:cs="Arial"/>
+                <w:sz w:val="24"/>
+                <w:szCs w:val="24"/>
+                <w:lang w:val="en-US"/>
+              </w:rPr>
+            </w:pPr>
+            <w:r>
+              <w:rPr>
+                <w:rFonts w:ascii="Arial" w:hAnsi="Arial" w:cs="Arial"/>
+                <w:sz w:val="24"/>
+                <w:szCs w:val="24"/>
+              </w:rPr>
+              <w:t>Поставщик</w:t>
+            </w:r>
+          </w:p>
+          <w:p>
+            <w:pPr>
+              <w:widowControl w:val="0"/>
+              <w:autoSpaceDE w:val="0"/>
+              <w:autoSpaceDN w:val="0"/>
+              <w:adjustRightInd w:val="0"/>
+              <w:spacing w:after="0" w:line="240" w:lineRule="auto"/>
+              <w:rPr>
+                <w:rFonts w:ascii="Arial" w:hAnsi="Arial" w:cs="Arial"/>
+                <w:sz w:val="24"/>
+                <w:szCs w:val="24"/>
+                <w:lang w:val="en-US"/>
+              </w:rPr>
+            </w:pPr>
+            <w:r>
+              <w:rPr>
+                <w:rFonts w:ascii="Arial" w:hAnsi="Arial" w:cs="Arial"/>
+                <w:sz w:val="24"/>
+                <w:szCs w:val="24"/>
+                <w:lang w:val="en-US"/>
+              </w:rPr>
+              <w:t>{{supplier_full_name}}</w:t>
+            </w:r>
+          </w:p>
+          <w:p>
+            <w:pPr>
+              <w:widowControl w:val="0"/>
+              <w:autoSpaceDE w:val="0"/>
+              <w:autoSpaceDN w:val="0"/>
+              <w:adjustRightInd w:val="0"/>
+              <w:spacing w:after="0" w:line="240" w:lineRule="auto"/>
+              <w:rPr>
+                <w:rFonts w:ascii="Arial" w:hAnsi="Arial" w:cs="Arial"/>
+                <w:sz w:val="24"/>
+                <w:szCs w:val="24"/>
+                <w:lang w:val="en-US"/>
+              </w:rPr>
+            </w:pPr>
+            <w:r>
+              <w:rPr>
+                <w:rFonts w:ascii="Arial" w:hAnsi="Arial" w:cs="Arial"/>
+                <w:sz w:val="24"/>
+                <w:szCs w:val="24"/>
+              </w:rPr>
+              <w:t>ИНН</w:t>
+            </w:r>
+            <w:r>
+              <w:rPr>
+                <w:rFonts w:ascii="Arial" w:hAnsi="Arial" w:cs="Arial"/>
+                <w:sz w:val="24"/>
+                <w:szCs w:val="24"/>
+                <w:lang w:val="en-US"/>
+              </w:rPr>
+              <w:t>:{{supplier_inn}}</w:t>
+            </w:r>
+          </w:p>
+          <w:p>
+            <w:pPr>
+              <w:widowControl w:val="0"/>
+              <w:autoSpaceDE w:val="0"/>
+              <w:autoSpaceDN w:val="0"/>
+              <w:adjustRightInd w:val="0"/>
+              <w:spacing w:after="0" w:line="240" w:lineRule="auto"/>
+              <w:rPr>
+                <w:rFonts w:ascii="Arial" w:hAnsi="Arial" w:cs="Arial"/>
+                <w:sz w:val="24"/>
+                <w:szCs w:val="24"/>
+                <w:lang w:val="en-US"/>
+              </w:rPr>
+            </w:pPr>
+            <w:r>
+              <w:rPr>
+                <w:rFonts w:ascii="Arial" w:hAnsi="Arial" w:cs="Arial"/>
+                <w:sz w:val="24"/>
+                <w:szCs w:val="24"/>
+              </w:rPr>
+              <w:t>Адрес</w:t>
+            </w:r>
+            <w:r>
+              <w:rPr>
+                <w:rFonts w:ascii="Arial" w:hAnsi="Arial" w:cs="Arial"/>
+                <w:sz w:val="24"/>
+                <w:szCs w:val="24"/>
+                <w:lang w:val="en-US"/>
+              </w:rPr>
+              <w:t>:{{supplier_address}}</w:t>
+            </w:r>
+          </w:p>
+          <w:p>
+            <w:pPr>
+              <w:widowControl w:val="0"/>
+              <w:autoSpaceDE w:val="0"/>
+              <w:autoSpaceDN w:val="0"/>
+              <w:adjustRightInd w:val="0"/>
+              <w:spacing w:after="0" w:line="240" w:lineRule="auto"/>
+              <w:rPr>
+                <w:rFonts w:ascii="Arial" w:hAnsi="Arial" w:cs="Arial"/>
+                <w:sz w:val="24"/>
+                <w:szCs w:val="24"/>
+                <w:lang w:val="en-US"/>
+              </w:rPr>
+            </w:pPr>
+            <w:r>
+              <w:rPr>
+                <w:rFonts w:ascii="Arial" w:hAnsi="Arial" w:cs="Arial"/>
+                <w:sz w:val="24"/>
+                <w:szCs w:val="24"/>
+                <w:lang w:val="en-US"/>
+              </w:rPr>
+              <w:t>____________________{{supplier_director}}</w:t>
+            </w:r>
+          </w:p>
+        </w:tc>
+        <w:tc>
+          <w:tcPr>
+            <w:tcW w:w="4917" w:type="dxa"/>
+            <w:tcBorders>
+              <w:top w:val="nil"/>
+              <w:left w:val="nil"/>
+              <w:bottom w:val="nil"/>
+              <w:right w:val="nil"/>
+            </w:tcBorders>
+            <w:hideMark/>
+          </w:tcPr>
+          <w:p>
+            <w:pPr>
+              <w:widowControl w:val="0"/>
+              <w:autoSpaceDE w:val="0"/>
+              <w:autoSpaceDN w:val="0"/>
+              <w:adjustRightInd w:val="0"/>
+              <w:spacing w:after="0" w:line="240" w:lineRule="auto"/>
+              <w:rPr>
+                <w:rFonts w:ascii="Arial" w:hAnsi="Arial" w:cs="Arial"/>
+                <w:sz w:val="24"/>
+                <w:szCs w:val="24"/>
+                <w:lang w:val="en-US"/>
+              </w:rPr>
+            </w:pPr>
+            <w:r>
+              <w:rPr>
+                <w:rFonts w:ascii="Arial" w:hAnsi="Arial" w:cs="Arial"/>
+                <w:sz w:val="24"/>
+                <w:szCs w:val="24"/>
+              </w:rPr>
+              <w:t>Покупатель</w:t>
+            </w:r>
+          </w:p>
+          <w:p>
+            <w:pPr>
+              <w:widowControl w:val="0"/>
+              <w:autoSpaceDE w:val="0"/>
+              <w:autoSpaceDN w:val="0"/>
+              <w:adjustRightInd w:val="0"/>
+              <w:spacing w:after="0" w:line="240" w:lineRule="auto"/>
+              <w:rPr>
+                <w:rFonts w:ascii="Arial" w:hAnsi="Arial" w:cs="Arial"/>
+                <w:sz w:val="24"/>
+                <w:szCs w:val="24"/>
+                <w:lang w:val="en-US"/>
+              </w:rPr>
+            </w:pPr>
+            <w:r>
+              <w:rPr>
+                <w:rFonts w:ascii="Arial" w:hAnsi="Arial" w:cs="Arial"/>
+                <w:sz w:val="24"/>
+                <w:szCs w:val="24"/>
+                <w:lang w:val="en-US"/>
+              </w:rPr>
+              <w:t>{{buyer_full_name}}</w:t>
+            </w:r>
+          </w:p>
+          <w:p>
+            <w:pPr>
+              <w:widowControl w:val="0"/>
+              <w:autoSpaceDE w:val="0"/>
+              <w:autoSpaceDN w:val="0"/>
+              <w:adjustRightInd w:val="0"/>
+              <w:spacing w:after="0" w:line="240" w:lineRule="auto"/>
+              <w:rPr>
+                <w:rFonts w:ascii="Arial" w:hAnsi="Arial" w:cs="Arial"/>
+                <w:sz w:val="24"/>
+                <w:szCs w:val="24"/>
+                <w:lang w:val="en-US"/>
+              </w:rPr>
+            </w:pPr>
+            <w:r>
+              <w:rPr>
+                <w:rFonts w:ascii="Arial" w:hAnsi="Arial" w:cs="Arial"/>
+                <w:sz w:val="24"/>
+                <w:szCs w:val="24"/>
+              </w:rPr>
+              <w:t>ИНН</w:t>
+            </w:r>
+            <w:r>
+              <w:rPr>
+                <w:rFonts w:ascii="Arial" w:hAnsi="Arial" w:cs="Arial"/>
+                <w:sz w:val="24"/>
+                <w:szCs w:val="24"/>
+                <w:lang w:val="en-US"/>
+              </w:rPr>
+              <w:t>:{{buyer_inn}}</w:t>
+            </w:r>
+          </w:p>
+          <w:p>
+            <w:pPr>
+              <w:widowControl w:val="0"/>
+              <w:autoSpaceDE w:val="0"/>
+              <w:autoSpaceDN w:val="0"/>
+              <w:adjustRightInd w:val="0"/>
+              <w:spacing w:after="0" w:line="240" w:lineRule="auto"/>
+              <w:rPr>
+                <w:rFonts w:ascii="Arial" w:hAnsi="Arial" w:cs="Arial"/>
+                <w:sz w:val="24"/>
+                <w:szCs w:val="24"/>
+                <w:lang w:val="en-US"/>
+              </w:rPr>
+            </w:pPr>
+            <w:r>
+              <w:rPr>
+                <w:rFonts w:ascii="Arial" w:hAnsi="Arial" w:cs="Arial"/>
+                <w:sz w:val="24"/>
+                <w:szCs w:val="24"/>
+              </w:rPr>
+              <w:t>Адрес</w:t>
+            </w:r>
+            <w:r>
+              <w:rPr>
+                <w:rFonts w:ascii="Arial" w:hAnsi="Arial" w:cs="Arial"/>
+                <w:sz w:val="24"/>
+                <w:szCs w:val="24"/>
+                <w:lang w:val="en-US"/>
+              </w:rPr>
+              <w:t>:</w:t>
+            </w:r>
+            <w:r>
+              <w:rPr>
+                <w:rFonts w:ascii="Arial" w:hAnsi="Arial" w:cs="Arial"/>
+                <w:sz w:val="24"/>
+                <w:szCs w:val="24"/>
+                <w:lang w:val="en-US"/>
+              </w:rPr>
+              <w:t xml:space="preserve"> </w:t>
+            </w:r>
+            <w:r>
+              <w:rPr>
+                <w:rFonts w:ascii="Arial" w:hAnsi="Arial" w:cs="Arial"/>
+                <w:sz w:val="24"/>
+                <w:szCs w:val="24"/>
+              </w:rPr>
+              <w:t>р</w:t>
+            </w:r>
+            <w:r>
+              <w:rPr>
+                <w:rFonts w:ascii="Arial" w:hAnsi="Arial" w:cs="Arial"/>
+                <w:sz w:val="24"/>
+                <w:szCs w:val="24"/>
+                <w:lang w:val="en-US"/>
+              </w:rPr>
+              <w:t>/</w:t>
+            </w:r>
+            <w:r>
+              <w:rPr>
+                <w:rFonts w:ascii="Arial" w:hAnsi="Arial" w:cs="Arial"/>
+                <w:sz w:val="24"/>
+                <w:szCs w:val="24"/>
+              </w:rPr>
+              <w:t>с</w:t>
+            </w:r>
+            <w:r>
+              <w:rPr>
+                <w:rFonts w:ascii="Arial" w:hAnsi="Arial" w:cs="Arial"/>
+                <w:sz w:val="24"/>
+                <w:szCs w:val="24"/>
+                <w:lang w:val="en-US"/>
+              </w:rPr>
+              <w:t xml:space="preserve"> 40702810100000002525, </w:t>
+            </w:r>
+            <w:r>
+              <w:rPr>
+                <w:rFonts w:ascii="Arial" w:hAnsi="Arial" w:cs="Arial"/>
+                <w:sz w:val="24"/>
+                <w:szCs w:val="24"/>
+              </w:rPr>
+              <w:t>БИК</w:t>
+            </w:r>
+            <w:r>
+              <w:rPr>
+                <w:rFonts w:ascii="Arial" w:hAnsi="Arial" w:cs="Arial"/>
+                <w:sz w:val="24"/>
+                <w:szCs w:val="24"/>
+                <w:lang w:val="en-US"/>
+              </w:rPr>
+              <w:t xml:space="preserve"> 492525662</w:t>
+            </w:r>
+          </w:p>
+          <w:p>
+            <w:pPr>
+              <w:widowControl w:val="0"/>
+              <w:autoSpaceDE w:val="0"/>
+              <w:autoSpaceDN w:val="0"/>
+              <w:adjustRightInd w:val="0"/>
+              <w:spacing w:after="0" w:line="240" w:lineRule="auto"/>
+              <w:rPr>
+                <w:rFonts w:ascii="Arial" w:hAnsi="Arial" w:cs="Arial"/>
+                <w:sz w:val="24"/>
+                <w:szCs w:val="24"/>
+                <w:lang w:val="en-US"/>
+              </w:rPr>
+            </w:pPr>
+            <w:r>
+              <w:rPr>
+                <w:rFonts w:ascii="Arial" w:hAnsi="Arial" w:cs="Arial"/>
+                <w:sz w:val="24"/>
+                <w:szCs w:val="24"/>
+                <w:lang w:val="en-US"/>
+              </w:rPr>
+              <w:t>__________________{{buyer_director}}</w:t>
+            </w:r>
+          </w:p>
+          <w:p>
+            <w:pPr>
+              <w:widowControl w:val="0"/>
+              <w:autoSpaceDE w:val="0"/>
+              <w:autoSpaceDN w:val="0"/>
+              <w:adjustRightInd w:val="0"/>
+              <w:spacing w:after="0" w:line="240" w:lineRule="auto"/>
+              <w:rPr>
+                <w:rFonts w:ascii="Arial" w:hAnsi="Arial" w:cs="Arial"/>
+                <w:sz w:val="24"/>
+                <w:szCs w:val="24"/>
+                <w:lang w:val="en-US"/>
+              </w:rPr>
+            </w:pPr>
+            <w:r>
+              <w:rPr>
+                <w:rFonts w:ascii="Arial" w:hAnsi="Arial" w:cs="Arial"/>
+                <w:sz w:val="24"/>
+                <w:szCs w:val="24"/>
+                <w:lang w:val="en-US"/>
+              </w:rPr>
+              <w:t>__________________{{buyer_accountant}}</w:t>
+            </w:r>
+          </w:p>
+          <w:p>
+            <w:pPr>
+              <w:widowControl w:val="0"/>
+              <w:autoSpaceDE w:val="0"/>
+              <w:autoSpaceDN w:val="0"/>
+              <w:adjustRightInd w:val="0"/>
+              <w:spacing w:after="0" w:line="240" w:lineRule="auto"/>
+              <w:rPr>
+                <w:rFonts w:ascii="Arial" w:hAnsi="Arial" w:cs="Arial"/>
+                <w:sz w:val="24"/>
+                <w:szCs w:val="24"/>
+                <w:lang w:val="en-US"/>
+              </w:rPr>
+            </w:pPr>
+            <w:r>
+              <w:rPr>
+                <w:rFonts w:ascii="Arial" w:hAnsi="Arial" w:cs="Arial"/>
+                <w:sz w:val="24"/>
+                <w:szCs w:val="24"/>
+                <w:lang w:val="en-US"/>
+              </w:rPr>
+              <w:t>__________________{{buyer_storekeeper }}</w:t>
+            </w:r>
+          </w:p>
+          <w:p>
+            <w:pPr>
+              <w:widowControl w:val="0"/>
+              <w:autoSpaceDE w:val="0"/>
+              <w:autoSpaceDN w:val="0"/>
+              <w:adjustRightInd w:val="0"/>
+              <w:spacing w:after="0" w:line="240" w:lineRule="auto"/>
+              <w:rPr>
+                <w:rFonts w:ascii="Arial" w:hAnsi="Arial" w:cs="Arial"/>
+                <w:sz w:val="24"/>
+                <w:szCs w:val="24"/>
+                <w:lang w:val="en-US"/>
+              </w:rPr>
+            </w:pPr>
+          </w:p>
+          <w:p>
+            <w:pPr>
+              <w:widowControl w:val="0"/>
+              <w:autoSpaceDE w:val="0"/>
+              <w:autoSpaceDN w:val="0"/>
+              <w:adjustRightInd w:val="0"/>
+              <w:spacing w:after="0" w:line="240" w:lineRule="auto"/>
+              <w:rPr>
+                <w:rFonts w:ascii="Arial" w:hAnsi="Arial" w:cs="Arial"/>
+                <w:sz w:val="24"/>
+                <w:szCs w:val="24"/>
+                <w:lang w:val="en-US"/>
+              </w:rPr>
+            </w:pPr>
+          </w:p>
+        </w:tc>
+      </w:tr>
+    </w:tbl>
     <w:p>
       <w:pPr>
-        <w:pStyle w:val="ConsPlusNonformat"/>
-        <w:ind w:firstLine="540"/>
-        <w:jc w:val="both"/>
-        <w:rPr>
-          <w:rFonts w:ascii="Times New Roman" w:hAnsi="Times New Roman" w:cs="Times New Roman"/>
-          <w:b/>
-          <w:sz w:val="24"/>
-          <w:szCs w:val="24"/>
-        </w:rPr>
-      </w:pPr>
-      <w:r>
-        <w:rPr>
-          <w:rFonts w:ascii="Times New Roman" w:hAnsi="Times New Roman" w:cs="Times New Roman"/>
-          <w:b/>
-          <w:sz w:val="24"/>
-          <w:szCs w:val="24"/>
-        </w:rPr>
-        <w:t>Покупатель:</w:t>
-      </w:r>
-      <w:r>
-        <w:rPr>
-          <w:rFonts w:ascii="Times New Roman" w:hAnsi="Times New Roman" w:cs="Times New Roman"/>
-          <w:b/>
-          <w:sz w:val="24"/>
-          <w:szCs w:val="24"/>
-        </w:rPr>
-        <w:tab/>
-      </w:r>
-      <w:r>
-        <w:rPr>
-          <w:rFonts w:ascii="Times New Roman" w:hAnsi="Times New Roman" w:cs="Times New Roman"/>
-          <w:b/>
-          <w:sz w:val="24"/>
-          <w:szCs w:val="24"/>
-        </w:rPr>
-        <w:tab/>
-      </w:r>
-      <w:r>
-        <w:rPr>
-          <w:rFonts w:ascii="Times New Roman" w:hAnsi="Times New Roman" w:cs="Times New Roman"/>
-          <w:b/>
-          <w:sz w:val="24"/>
-          <w:szCs w:val="24"/>
-        </w:rPr>
-        <w:tab/>
-      </w:r>
-      <w:r>
-        <w:rPr>
-          <w:rFonts w:ascii="Times New Roman" w:hAnsi="Times New Roman" w:cs="Times New Roman"/>
-          <w:b/>
-          <w:sz w:val="24"/>
-          <w:szCs w:val="24"/>
-        </w:rPr>
-        <w:tab/>
-      </w:r>
-      <w:r>
-        <w:rPr>
-          <w:rFonts w:ascii="Times New Roman" w:hAnsi="Times New Roman" w:cs="Times New Roman"/>
-          <w:b/>
-          <w:sz w:val="24"/>
-          <w:szCs w:val="24"/>
-        </w:rPr>
-        <w:tab/>
-      </w:r>
-      <w:r>
-        <w:rPr>
-          <w:rFonts w:ascii="Times New Roman" w:hAnsi="Times New Roman" w:cs="Times New Roman"/>
-          <w:b/>
-          <w:sz w:val="24"/>
-          <w:szCs w:val="24"/>
-        </w:rPr>
-        <w:tab/>
-        <w:t>Поставщик:</w:t>
-      </w:r>
-    </w:p>
-    <w:p>
-      <w:pPr>
-        <w:pStyle w:val="ConsPlusNonformat"/>
-        <w:jc w:val="both"/>
-        <w:rPr>
-          <w:rFonts w:ascii="Times New Roman" w:hAnsi="Times New Roman" w:cs="Times New Roman"/>
-          <w:sz w:val="24"/>
-          <w:szCs w:val="24"/>
+        <w:rPr>
+          <w:rFonts w:ascii="Arial" w:hAnsi="Arial" w:cs="Arial"/>
+          <w:sz w:val="24"/>
+          <w:szCs w:val="24"/>
+          <w:lang w:val="en-US"/>
         </w:rPr>
       </w:pPr>
     </w:p>
-    <w:p>
-      <w:pPr>
-        <w:pStyle w:val="ConsPlusNonformat"/>
-        <w:jc w:val="both"/>
-        <w:rPr>
-          <w:rFonts w:ascii="Times New Roman" w:hAnsi="Times New Roman" w:cs="Times New Roman"/>
-          <w:sz w:val="24"/>
-          <w:szCs w:val="24"/>
-        </w:rPr>
-      </w:pPr>
-    </w:p>
-    <w:p>
-      <w:pPr>
-        <w:pStyle w:val="ConsPlusNonformat"/>
-        <w:jc w:val="both"/>
-        <w:rPr>
-          <w:rFonts w:ascii="Times New Roman" w:hAnsi="Times New Roman" w:cs="Times New Roman"/>
-          <w:sz w:val="24"/>
-          <w:szCs w:val="24"/>
-        </w:rPr>
-      </w:pPr>
-    </w:p>
-    <w:p>
-      <w:pPr>
-        <w:pStyle w:val="ConsPlusNonformat"/>
-        <w:jc w:val="both"/>
-        <w:rPr>
-          <w:rFonts w:ascii="Times New Roman" w:hAnsi="Times New Roman" w:cs="Times New Roman"/>
-          <w:sz w:val="24"/>
-          <w:szCs w:val="24"/>
-        </w:rPr>
-      </w:pPr>
-    </w:p>
-    <w:p>
-      <w:pPr>
-        <w:pStyle w:val="ConsPlusNonformat"/>
-        <w:ind w:firstLine="540"/>
-        <w:jc w:val="both"/>
-        <w:rPr>
-          <w:rFonts w:ascii="Times New Roman" w:hAnsi="Times New Roman" w:cs="Times New Roman"/>
-          <w:b/>
-          <w:sz w:val="24"/>
-          <w:szCs w:val="24"/>
-        </w:rPr>
-      </w:pPr>
-      <w:proofErr w:type="gramStart"/>
-      <w:r>
-        <w:rPr>
-          <w:rFonts w:ascii="Times New Roman" w:hAnsi="Times New Roman" w:cs="Times New Roman"/>
-          <w:b/>
-          <w:sz w:val="24"/>
-          <w:szCs w:val="24"/>
-        </w:rPr>
-        <w:t>Подпись:_</w:t>
-      </w:r>
-      <w:proofErr w:type="gramEnd"/>
-      <w:r>
-        <w:rPr>
-          <w:rFonts w:ascii="Times New Roman" w:hAnsi="Times New Roman" w:cs="Times New Roman"/>
-          <w:b/>
-          <w:sz w:val="24"/>
-          <w:szCs w:val="24"/>
-        </w:rPr>
-        <w:t>_______</w:t>
-      </w:r>
-      <w:r>
-        <w:rPr>
-          <w:rFonts w:ascii="Times New Roman" w:hAnsi="Times New Roman" w:cs="Times New Roman"/>
-          <w:b/>
-          <w:sz w:val="24"/>
-          <w:szCs w:val="24"/>
-        </w:rPr>
-        <w:tab/>
-      </w:r>
-      <w:r>
-        <w:rPr>
-          <w:rFonts w:ascii="Times New Roman" w:hAnsi="Times New Roman" w:cs="Times New Roman"/>
-          <w:b/>
-          <w:sz w:val="24"/>
-          <w:szCs w:val="24"/>
-        </w:rPr>
-        <w:tab/>
-      </w:r>
-      <w:r>
-        <w:rPr>
-          <w:rFonts w:ascii="Times New Roman" w:hAnsi="Times New Roman" w:cs="Times New Roman"/>
-          <w:b/>
-          <w:sz w:val="24"/>
-          <w:szCs w:val="24"/>
-        </w:rPr>
-        <w:tab/>
-      </w:r>
-      <w:r>
-        <w:rPr>
-          <w:rFonts w:ascii="Times New Roman" w:hAnsi="Times New Roman" w:cs="Times New Roman"/>
-          <w:b/>
-          <w:sz w:val="24"/>
-          <w:szCs w:val="24"/>
-        </w:rPr>
-        <w:tab/>
-      </w:r>
-      <w:r>
-        <w:rPr>
-          <w:rFonts w:ascii="Times New Roman" w:hAnsi="Times New Roman" w:cs="Times New Roman"/>
-          <w:b/>
-          <w:sz w:val="24"/>
-          <w:szCs w:val="24"/>
-        </w:rPr>
-        <w:tab/>
-        <w:t xml:space="preserve"> Подпись:_______</w:t>
-      </w:r>
-    </w:p>
-    <w:p>
-      <w:pPr>
-        <w:spacing w:after="0" w:line="240" w:lineRule="auto"/>
-        <w:jc w:val="both"/>
-        <w:rPr>
-          <w:rFonts w:ascii="Times New Roman" w:hAnsi="Times New Roman"/>
-          <w:sz w:val="24"/>
-          <w:szCs w:val="24"/>
-        </w:rPr>
-      </w:pPr>
-    </w:p>
-    <w:p/>
     <w:sectPr>
       <w:pgSz w:w="11906" w:h="16838"/>
       <w:pgMar w:top="1134" w:right="850" w:bottom="1134" w:left="1701" w:header="708" w:footer="708" w:gutter="0"/>

--- a/contracts_templates/act_of_arrival_template.docx
+++ b/contracts_templates/act_of_arrival_template.docx
@@ -276,7 +276,27 @@
           <w:sz w:val="24"/>
           <w:szCs w:val="24"/>
         </w:rPr>
-        <w:t>{{ supplier_director }}</w:t>
+        <w:t xml:space="preserve">{{ </w:t>
+      </w:r>
+      <w:proofErr w:type="spellStart"/>
+      <w:r>
+        <w:rPr>
+          <w:rFonts w:ascii="Arial" w:hAnsi="Arial" w:cs="Arial"/>
+          <w:bCs/>
+          <w:sz w:val="24"/>
+          <w:szCs w:val="24"/>
+        </w:rPr>
+        <w:t>supplier_director</w:t>
+      </w:r>
+      <w:proofErr w:type="spellEnd"/>
+      <w:r>
+        <w:rPr>
+          <w:rFonts w:ascii="Arial" w:hAnsi="Arial" w:cs="Arial"/>
+          <w:bCs/>
+          <w:sz w:val="24"/>
+          <w:szCs w:val="24"/>
+        </w:rPr>
+        <w:t>}}</w:t>
       </w:r>
       <w:r>
         <w:rPr>
@@ -478,8 +498,9 @@
           <w:sz w:val="24"/>
           <w:szCs w:val="24"/>
         </w:rPr>
-        <w:t>{{ buyer</w:t>
-      </w:r>
+        <w:t>{{</w:t>
+      </w:r>
+      <w:proofErr w:type="spellStart"/>
       <w:r>
         <w:rPr>
           <w:rFonts w:ascii="Arial" w:hAnsi="Arial" w:cs="Arial"/>
@@ -487,6 +508,16 @@
           <w:sz w:val="24"/>
           <w:szCs w:val="24"/>
         </w:rPr>
+        <w:t>buyer</w:t>
+      </w:r>
+      <w:proofErr w:type="spellEnd"/>
+      <w:r>
+        <w:rPr>
+          <w:rFonts w:ascii="Arial" w:hAnsi="Arial" w:cs="Arial"/>
+          <w:bCs/>
+          <w:sz w:val="24"/>
+          <w:szCs w:val="24"/>
+        </w:rPr>
         <w:t>_</w:t>
       </w:r>
       <w:r>
@@ -499,6 +530,7 @@
         </w:rPr>
         <w:t>b</w:t>
       </w:r>
+      <w:proofErr w:type="spellStart"/>
       <w:r>
         <w:rPr>
           <w:rFonts w:ascii="Arial" w:hAnsi="Arial" w:cs="Arial"/>
@@ -506,7 +538,17 @@
           <w:sz w:val="24"/>
           <w:szCs w:val="24"/>
         </w:rPr>
-        <w:t>asis }}</w:t>
+        <w:t>asis</w:t>
+      </w:r>
+      <w:proofErr w:type="spellEnd"/>
+      <w:r>
+        <w:rPr>
+          <w:rFonts w:ascii="Arial" w:hAnsi="Arial" w:cs="Arial"/>
+          <w:bCs/>
+          <w:sz w:val="24"/>
+          <w:szCs w:val="24"/>
+        </w:rPr>
+        <w:t>}}</w:t>
       </w:r>
       <w:r>
         <w:rPr>
@@ -523,7 +565,7 @@
           <w:sz w:val="24"/>
           <w:szCs w:val="24"/>
         </w:rPr>
-        <w:t xml:space="preserve">№{{ </w:t>
+        <w:t>№{{</w:t>
       </w:r>
       <w:r>
         <w:rPr>
@@ -561,7 +603,7 @@
           <w:sz w:val="24"/>
           <w:szCs w:val="24"/>
         </w:rPr>
-        <w:t xml:space="preserve"> }} от {{ </w:t>
+        <w:t>}} от {{</w:t>
       </w:r>
       <w:r>
         <w:rPr>
@@ -599,7 +641,7 @@
           <w:sz w:val="24"/>
           <w:szCs w:val="24"/>
         </w:rPr>
-        <w:t xml:space="preserve"> }}</w:t>
+        <w:t>}}</w:t>
       </w:r>
       <w:r>
         <w:rPr>
@@ -1009,7 +1051,27 @@
                 <w:szCs w:val="24"/>
                 <w:lang w:val="en-US"/>
               </w:rPr>
-              <w:t>{{ item.index }}</w:t>
+              <w:t xml:space="preserve">{{ </w:t>
+            </w:r>
+            <w:proofErr w:type="spellStart"/>
+            <w:r>
+              <w:rPr>
+                <w:rFonts w:ascii="Arial" w:hAnsi="Arial" w:cs="Arial"/>
+                <w:sz w:val="24"/>
+                <w:szCs w:val="24"/>
+                <w:lang w:val="en-US"/>
+              </w:rPr>
+              <w:t>item.index</w:t>
+            </w:r>
+            <w:proofErr w:type="spellEnd"/>
+            <w:r>
+              <w:rPr>
+                <w:rFonts w:ascii="Arial" w:hAnsi="Arial" w:cs="Arial"/>
+                <w:sz w:val="24"/>
+                <w:szCs w:val="24"/>
+                <w:lang w:val="en-US"/>
+              </w:rPr>
+              <w:t xml:space="preserve"> }}</w:t>
             </w:r>
           </w:p>
         </w:tc>
@@ -1060,7 +1122,25 @@
                 <w:sz w:val="24"/>
                 <w:szCs w:val="24"/>
               </w:rPr>
-              <w:t>{{ item.quantity }}</w:t>
+              <w:t xml:space="preserve">{{ </w:t>
+            </w:r>
+            <w:proofErr w:type="spellStart"/>
+            <w:r>
+              <w:rPr>
+                <w:rFonts w:ascii="Arial" w:hAnsi="Arial" w:cs="Arial"/>
+                <w:sz w:val="24"/>
+                <w:szCs w:val="24"/>
+              </w:rPr>
+              <w:t>item.quantity</w:t>
+            </w:r>
+            <w:proofErr w:type="spellEnd"/>
+            <w:r>
+              <w:rPr>
+                <w:rFonts w:ascii="Arial" w:hAnsi="Arial" w:cs="Arial"/>
+                <w:sz w:val="24"/>
+                <w:szCs w:val="24"/>
+              </w:rPr>
+              <w:t xml:space="preserve"> }}</w:t>
             </w:r>
           </w:p>
         </w:tc>
@@ -1086,8 +1166,27 @@
                 <w:sz w:val="24"/>
                 <w:szCs w:val="24"/>
               </w:rPr>
-              <w:t>{{ item.</w:t>
-            </w:r>
+              <w:t xml:space="preserve">{{ </w:t>
+            </w:r>
+            <w:proofErr w:type="spellStart"/>
+            <w:r>
+              <w:rPr>
+                <w:rFonts w:ascii="Arial" w:hAnsi="Arial" w:cs="Arial"/>
+                <w:sz w:val="24"/>
+                <w:szCs w:val="24"/>
+              </w:rPr>
+              <w:t>item</w:t>
+            </w:r>
+            <w:proofErr w:type="spellEnd"/>
+            <w:r>
+              <w:rPr>
+                <w:rFonts w:ascii="Arial" w:hAnsi="Arial" w:cs="Arial"/>
+                <w:sz w:val="24"/>
+                <w:szCs w:val="24"/>
+              </w:rPr>
+              <w:t>.</w:t>
+            </w:r>
+            <w:proofErr w:type="spellStart"/>
             <w:r>
               <w:rPr>
                 <w:rFonts w:ascii="Arial" w:hAnsi="Arial" w:cs="Arial"/>
@@ -1097,6 +1196,7 @@
               </w:rPr>
               <w:t>price_without_vat</w:t>
             </w:r>
+            <w:proofErr w:type="spellEnd"/>
             <w:r>
               <w:rPr>
                 <w:rFonts w:ascii="Arial" w:hAnsi="Arial" w:cs="Arial"/>
@@ -1129,7 +1229,17 @@
                 <w:szCs w:val="24"/>
                 <w:lang w:val="en-US"/>
               </w:rPr>
-              <w:t>{{ item.price</w:t>
+              <w:t xml:space="preserve">{{ </w:t>
+            </w:r>
+            <w:proofErr w:type="spellStart"/>
+            <w:r>
+              <w:rPr>
+                <w:rFonts w:ascii="Arial" w:hAnsi="Arial" w:cs="Arial"/>
+                <w:sz w:val="24"/>
+                <w:szCs w:val="24"/>
+                <w:lang w:val="en-US"/>
+              </w:rPr>
+              <w:t>item.price</w:t>
             </w:r>
             <w:r>
               <w:rPr>
@@ -1140,6 +1250,7 @@
               </w:rPr>
               <w:t>_with_vat</w:t>
             </w:r>
+            <w:proofErr w:type="spellEnd"/>
             <w:r>
               <w:rPr>
                 <w:rFonts w:ascii="Arial" w:hAnsi="Arial" w:cs="Arial"/>
@@ -1188,7 +1299,27 @@
                 <w:szCs w:val="24"/>
                 <w:lang w:val="en-US"/>
               </w:rPr>
-              <w:t>{% endfor %}</w:t>
+              <w:t xml:space="preserve">{% </w:t>
+            </w:r>
+            <w:proofErr w:type="spellStart"/>
+            <w:r>
+              <w:rPr>
+                <w:rFonts w:ascii="Arial" w:hAnsi="Arial" w:cs="Arial"/>
+                <w:sz w:val="24"/>
+                <w:szCs w:val="24"/>
+                <w:lang w:val="en-US"/>
+              </w:rPr>
+              <w:t>endfor</w:t>
+            </w:r>
+            <w:proofErr w:type="spellEnd"/>
+            <w:r>
+              <w:rPr>
+                <w:rFonts w:ascii="Arial" w:hAnsi="Arial" w:cs="Arial"/>
+                <w:sz w:val="24"/>
+                <w:szCs w:val="24"/>
+                <w:lang w:val="en-US"/>
+              </w:rPr>
+              <w:t xml:space="preserve"> %}</w:t>
             </w:r>
           </w:p>
         </w:tc>
@@ -1296,15 +1427,25 @@
           <w:szCs w:val="24"/>
           <w:lang w:val="ru-MD"/>
         </w:rPr>
-        <w:t xml:space="preserve">Стоимость поставленного Товара {{ </w:t>
-      </w:r>
-      <w:r>
-        <w:rPr>
-          <w:rFonts w:ascii="Arial" w:hAnsi="Arial" w:cs="Arial"/>
-          <w:sz w:val="24"/>
-          <w:szCs w:val="24"/>
-        </w:rPr>
-        <w:t>total_</w:t>
+        <w:t>Стоимость поставленного Товара {{</w:t>
+      </w:r>
+      <w:proofErr w:type="spellStart"/>
+      <w:r>
+        <w:rPr>
+          <w:rFonts w:ascii="Arial" w:hAnsi="Arial" w:cs="Arial"/>
+          <w:sz w:val="24"/>
+          <w:szCs w:val="24"/>
+        </w:rPr>
+        <w:t>total</w:t>
+      </w:r>
+      <w:proofErr w:type="spellEnd"/>
+      <w:r>
+        <w:rPr>
+          <w:rFonts w:ascii="Arial" w:hAnsi="Arial" w:cs="Arial"/>
+          <w:sz w:val="24"/>
+          <w:szCs w:val="24"/>
+        </w:rPr>
+        <w:t>_</w:t>
       </w:r>
       <w:r>
         <w:rPr>
@@ -1331,8 +1472,9 @@
           <w:szCs w:val="24"/>
           <w:lang w:val="en-US"/>
         </w:rPr>
-        <w:t xml:space="preserve">({{ </w:t>
-      </w:r>
+        <w:t>({{</w:t>
+      </w:r>
+      <w:proofErr w:type="spellStart"/>
       <w:r>
         <w:rPr>
           <w:rFonts w:ascii="Arial" w:hAnsi="Arial" w:cs="Arial"/>
@@ -1342,6 +1484,7 @@
         </w:rPr>
         <w:t>total_amount_words</w:t>
       </w:r>
+      <w:proofErr w:type="spellEnd"/>
       <w:r>
         <w:rPr>
           <w:rFonts w:ascii="Arial" w:hAnsi="Arial" w:cs="Arial"/>
@@ -1349,7 +1492,7 @@
           <w:szCs w:val="24"/>
           <w:lang w:val="en-US"/>
         </w:rPr>
-        <w:t xml:space="preserve"> }}), </w:t>
+        <w:t xml:space="preserve">}}), </w:t>
       </w:r>
       <w:r>
         <w:rPr>
@@ -1538,7 +1681,27 @@
                 <w:szCs w:val="24"/>
                 <w:lang w:val="en-US"/>
               </w:rPr>
-              <w:t>{{supplier_full_name}}</w:t>
+              <w:t>{{</w:t>
+            </w:r>
+            <w:proofErr w:type="spellStart"/>
+            <w:r>
+              <w:rPr>
+                <w:rFonts w:ascii="Arial" w:hAnsi="Arial" w:cs="Arial"/>
+                <w:sz w:val="24"/>
+                <w:szCs w:val="24"/>
+                <w:lang w:val="en-US"/>
+              </w:rPr>
+              <w:t>supplier_full_name</w:t>
+            </w:r>
+            <w:proofErr w:type="spellEnd"/>
+            <w:r>
+              <w:rPr>
+                <w:rFonts w:ascii="Arial" w:hAnsi="Arial" w:cs="Arial"/>
+                <w:sz w:val="24"/>
+                <w:szCs w:val="24"/>
+                <w:lang w:val="en-US"/>
+              </w:rPr>
+              <w:t>}}</w:t>
             </w:r>
           </w:p>
           <w:p>
@@ -1570,7 +1733,45 @@
                 <w:szCs w:val="24"/>
                 <w:lang w:val="en-US"/>
               </w:rPr>
-              <w:t>:{{supplier_inn}}</w:t>
+              <w:t>:</w:t>
+            </w:r>
+            <w:r>
+              <w:rPr>
+                <w:rFonts w:ascii="Arial" w:hAnsi="Arial" w:cs="Arial"/>
+                <w:sz w:val="24"/>
+                <w:szCs w:val="24"/>
+                <w:lang w:val="en-US"/>
+              </w:rPr>
+              <w:t xml:space="preserve"> </w:t>
+            </w:r>
+            <w:r>
+              <w:rPr>
+                <w:rFonts w:ascii="Arial" w:hAnsi="Arial" w:cs="Arial"/>
+                <w:sz w:val="24"/>
+                <w:szCs w:val="24"/>
+                <w:lang w:val="en-US"/>
+              </w:rPr>
+              <w:t>{{</w:t>
+            </w:r>
+            <w:proofErr w:type="spellStart"/>
+            <w:r>
+              <w:rPr>
+                <w:rFonts w:ascii="Arial" w:hAnsi="Arial" w:cs="Arial"/>
+                <w:sz w:val="24"/>
+                <w:szCs w:val="24"/>
+                <w:lang w:val="en-US"/>
+              </w:rPr>
+              <w:t>supplier_inn</w:t>
+            </w:r>
+            <w:proofErr w:type="spellEnd"/>
+            <w:r>
+              <w:rPr>
+                <w:rFonts w:ascii="Arial" w:hAnsi="Arial" w:cs="Arial"/>
+                <w:sz w:val="24"/>
+                <w:szCs w:val="24"/>
+                <w:lang w:val="en-US"/>
+              </w:rPr>
+              <w:t>}}</w:t>
             </w:r>
           </w:p>
           <w:p>
@@ -1602,7 +1803,45 @@
                 <w:szCs w:val="24"/>
                 <w:lang w:val="en-US"/>
               </w:rPr>
-              <w:t>:{{supplier_address}}</w:t>
+              <w:t>:</w:t>
+            </w:r>
+            <w:r>
+              <w:rPr>
+                <w:rFonts w:ascii="Arial" w:hAnsi="Arial" w:cs="Arial"/>
+                <w:sz w:val="24"/>
+                <w:szCs w:val="24"/>
+                <w:lang w:val="en-US"/>
+              </w:rPr>
+              <w:t xml:space="preserve"> </w:t>
+            </w:r>
+            <w:r>
+              <w:rPr>
+                <w:rFonts w:ascii="Arial" w:hAnsi="Arial" w:cs="Arial"/>
+                <w:sz w:val="24"/>
+                <w:szCs w:val="24"/>
+                <w:lang w:val="en-US"/>
+              </w:rPr>
+              <w:t>{{</w:t>
+            </w:r>
+            <w:proofErr w:type="spellStart"/>
+            <w:r>
+              <w:rPr>
+                <w:rFonts w:ascii="Arial" w:hAnsi="Arial" w:cs="Arial"/>
+                <w:sz w:val="24"/>
+                <w:szCs w:val="24"/>
+                <w:lang w:val="en-US"/>
+              </w:rPr>
+              <w:t>supplier_address</w:t>
+            </w:r>
+            <w:proofErr w:type="spellEnd"/>
+            <w:r>
+              <w:rPr>
+                <w:rFonts w:ascii="Arial" w:hAnsi="Arial" w:cs="Arial"/>
+                <w:sz w:val="24"/>
+                <w:szCs w:val="24"/>
+                <w:lang w:val="en-US"/>
+              </w:rPr>
+              <w:t>}}</w:t>
             </w:r>
           </w:p>
           <w:p>
@@ -1626,7 +1865,27 @@
                 <w:szCs w:val="24"/>
                 <w:lang w:val="en-US"/>
               </w:rPr>
-              <w:t>____________________{{supplier_director}}</w:t>
+              <w:t>____________________{{</w:t>
+            </w:r>
+            <w:proofErr w:type="spellStart"/>
+            <w:r>
+              <w:rPr>
+                <w:rFonts w:ascii="Arial" w:hAnsi="Arial" w:cs="Arial"/>
+                <w:sz w:val="24"/>
+                <w:szCs w:val="24"/>
+                <w:lang w:val="en-US"/>
+              </w:rPr>
+              <w:t>supplier_director</w:t>
+            </w:r>
+            <w:proofErr w:type="spellEnd"/>
+            <w:r>
+              <w:rPr>
+                <w:rFonts w:ascii="Arial" w:hAnsi="Arial" w:cs="Arial"/>
+                <w:sz w:val="24"/>
+                <w:szCs w:val="24"/>
+                <w:lang w:val="en-US"/>
+              </w:rPr>
+              <w:t>}}</w:t>
             </w:r>
           </w:p>
         </w:tc>
@@ -1685,7 +1944,27 @@
                 <w:szCs w:val="24"/>
                 <w:lang w:val="en-US"/>
               </w:rPr>
-              <w:t>{{buyer_full_name}}</w:t>
+              <w:t>{{</w:t>
+            </w:r>
+            <w:proofErr w:type="spellStart"/>
+            <w:r>
+              <w:rPr>
+                <w:rFonts w:ascii="Arial" w:hAnsi="Arial" w:cs="Arial"/>
+                <w:sz w:val="24"/>
+                <w:szCs w:val="24"/>
+                <w:lang w:val="en-US"/>
+              </w:rPr>
+              <w:t>buyer_full_name</w:t>
+            </w:r>
+            <w:proofErr w:type="spellEnd"/>
+            <w:r>
+              <w:rPr>
+                <w:rFonts w:ascii="Arial" w:hAnsi="Arial" w:cs="Arial"/>
+                <w:sz w:val="24"/>
+                <w:szCs w:val="24"/>
+                <w:lang w:val="en-US"/>
+              </w:rPr>
+              <w:t>}}</w:t>
             </w:r>
           </w:p>
           <w:p>
@@ -1717,7 +1996,45 @@
                 <w:szCs w:val="24"/>
                 <w:lang w:val="en-US"/>
               </w:rPr>
-              <w:t>:{{buyer_inn}}</w:t>
+              <w:t>:</w:t>
+            </w:r>
+            <w:r>
+              <w:rPr>
+                <w:rFonts w:ascii="Arial" w:hAnsi="Arial" w:cs="Arial"/>
+                <w:sz w:val="24"/>
+                <w:szCs w:val="24"/>
+                <w:lang w:val="en-US"/>
+              </w:rPr>
+              <w:t xml:space="preserve"> </w:t>
+            </w:r>
+            <w:r>
+              <w:rPr>
+                <w:rFonts w:ascii="Arial" w:hAnsi="Arial" w:cs="Arial"/>
+                <w:sz w:val="24"/>
+                <w:szCs w:val="24"/>
+                <w:lang w:val="en-US"/>
+              </w:rPr>
+              <w:t>{{</w:t>
+            </w:r>
+            <w:proofErr w:type="spellStart"/>
+            <w:r>
+              <w:rPr>
+                <w:rFonts w:ascii="Arial" w:hAnsi="Arial" w:cs="Arial"/>
+                <w:sz w:val="24"/>
+                <w:szCs w:val="24"/>
+                <w:lang w:val="en-US"/>
+              </w:rPr>
+              <w:t>buyer_inn</w:t>
+            </w:r>
+            <w:proofErr w:type="spellEnd"/>
+            <w:r>
+              <w:rPr>
+                <w:rFonts w:ascii="Arial" w:hAnsi="Arial" w:cs="Arial"/>
+                <w:sz w:val="24"/>
+                <w:szCs w:val="24"/>
+                <w:lang w:val="en-US"/>
+              </w:rPr>
+              <w:t>}}</w:t>
             </w:r>
           </w:p>
           <w:p>
@@ -1833,7 +2150,27 @@
                 <w:szCs w:val="24"/>
                 <w:lang w:val="en-US"/>
               </w:rPr>
-              <w:t>__________________{{buyer_director}}</w:t>
+              <w:t>__________________{{</w:t>
+            </w:r>
+            <w:proofErr w:type="spellStart"/>
+            <w:r>
+              <w:rPr>
+                <w:rFonts w:ascii="Arial" w:hAnsi="Arial" w:cs="Arial"/>
+                <w:sz w:val="24"/>
+                <w:szCs w:val="24"/>
+                <w:lang w:val="en-US"/>
+              </w:rPr>
+              <w:t>buyer_director</w:t>
+            </w:r>
+            <w:proofErr w:type="spellEnd"/>
+            <w:r>
+              <w:rPr>
+                <w:rFonts w:ascii="Arial" w:hAnsi="Arial" w:cs="Arial"/>
+                <w:sz w:val="24"/>
+                <w:szCs w:val="24"/>
+                <w:lang w:val="en-US"/>
+              </w:rPr>
+              <w:t>}}</w:t>
             </w:r>
           </w:p>
           <w:p>
@@ -1857,7 +2194,27 @@
                 <w:szCs w:val="24"/>
                 <w:lang w:val="en-US"/>
               </w:rPr>
-              <w:t>__________________{{buyer_accountant}}</w:t>
+              <w:t>__________________{{</w:t>
+            </w:r>
+            <w:proofErr w:type="spellStart"/>
+            <w:r>
+              <w:rPr>
+                <w:rFonts w:ascii="Arial" w:hAnsi="Arial" w:cs="Arial"/>
+                <w:sz w:val="24"/>
+                <w:szCs w:val="24"/>
+                <w:lang w:val="en-US"/>
+              </w:rPr>
+              <w:t>buyer_accountant</w:t>
+            </w:r>
+            <w:proofErr w:type="spellEnd"/>
+            <w:r>
+              <w:rPr>
+                <w:rFonts w:ascii="Arial" w:hAnsi="Arial" w:cs="Arial"/>
+                <w:sz w:val="24"/>
+                <w:szCs w:val="24"/>
+                <w:lang w:val="en-US"/>
+              </w:rPr>
+              <w:t>}}</w:t>
             </w:r>
           </w:p>
           <w:p>
@@ -1881,7 +2238,27 @@
                 <w:szCs w:val="24"/>
                 <w:lang w:val="en-US"/>
               </w:rPr>
-              <w:t>__________________{{buyer_storekeeper }}</w:t>
+              <w:t>__________________{{</w:t>
+            </w:r>
+            <w:proofErr w:type="spellStart"/>
+            <w:r>
+              <w:rPr>
+                <w:rFonts w:ascii="Arial" w:hAnsi="Arial" w:cs="Arial"/>
+                <w:sz w:val="24"/>
+                <w:szCs w:val="24"/>
+                <w:lang w:val="en-US"/>
+              </w:rPr>
+              <w:t>buyer_storekeeper</w:t>
+            </w:r>
+            <w:proofErr w:type="spellEnd"/>
+            <w:r>
+              <w:rPr>
+                <w:rFonts w:ascii="Arial" w:hAnsi="Arial" w:cs="Arial"/>
+                <w:sz w:val="24"/>
+                <w:szCs w:val="24"/>
+                <w:lang w:val="en-US"/>
+              </w:rPr>
+              <w:t xml:space="preserve"> }}</w:t>
             </w:r>
           </w:p>
           <w:p>

--- a/contracts_templates/act_of_arrival_template.docx
+++ b/contracts_templates/act_of_arrival_template.docx
@@ -276,9 +276,123 @@
           <w:sz w:val="24"/>
           <w:szCs w:val="24"/>
         </w:rPr>
+        <w:t>{{ supplier_director}}</w:t>
+      </w:r>
+      <w:r>
+        <w:rPr>
+          <w:rFonts w:ascii="Arial" w:hAnsi="Arial" w:cs="Arial"/>
+          <w:sz w:val="24"/>
+          <w:szCs w:val="24"/>
+        </w:rPr>
+        <w:t xml:space="preserve">, действующего на основании </w:t>
+      </w:r>
+      <w:r>
+        <w:rPr>
+          <w:rFonts w:ascii="Arial" w:hAnsi="Arial" w:cs="Arial"/>
+          <w:bCs/>
+          <w:sz w:val="24"/>
+          <w:szCs w:val="24"/>
+        </w:rPr>
+        <w:t>{{</w:t>
+      </w:r>
+      <w:r>
+        <w:rPr>
+          <w:rFonts w:ascii="Arial" w:hAnsi="Arial" w:cs="Arial"/>
+          <w:bCs/>
+          <w:sz w:val="24"/>
+          <w:szCs w:val="24"/>
+          <w:lang w:val="en-US"/>
+        </w:rPr>
+        <w:t>buyer</w:t>
+      </w:r>
+      <w:r>
+        <w:rPr>
+          <w:rFonts w:ascii="Arial" w:hAnsi="Arial" w:cs="Arial"/>
+          <w:bCs/>
+          <w:sz w:val="24"/>
+          <w:szCs w:val="24"/>
+        </w:rPr>
+        <w:t>_</w:t>
+      </w:r>
+      <w:r>
+        <w:rPr>
+          <w:rFonts w:ascii="Arial" w:hAnsi="Arial" w:cs="Arial"/>
+          <w:bCs/>
+          <w:sz w:val="24"/>
+          <w:szCs w:val="24"/>
+          <w:lang w:val="en-US"/>
+        </w:rPr>
+        <w:t>basis</w:t>
+      </w:r>
+      <w:r>
+        <w:rPr>
+          <w:rFonts w:ascii="Arial" w:hAnsi="Arial" w:cs="Arial"/>
+          <w:bCs/>
+          <w:sz w:val="24"/>
+          <w:szCs w:val="24"/>
+        </w:rPr>
+        <w:t>}}</w:t>
+      </w:r>
+      <w:r>
+        <w:rPr>
+          <w:rFonts w:ascii="Arial" w:hAnsi="Arial" w:cs="Arial"/>
+          <w:sz w:val="24"/>
+          <w:szCs w:val="24"/>
+        </w:rPr>
+        <w:t xml:space="preserve">, с одной стороны, и </w:t>
+      </w:r>
+      <w:r>
+        <w:rPr>
+          <w:rFonts w:ascii="Arial" w:hAnsi="Arial" w:cs="Arial"/>
+          <w:bCs/>
+          <w:sz w:val="24"/>
+          <w:szCs w:val="24"/>
+        </w:rPr>
         <w:t xml:space="preserve">{{ </w:t>
       </w:r>
-      <w:proofErr w:type="spellStart"/>
+      <w:r>
+        <w:rPr>
+          <w:rFonts w:ascii="Arial" w:hAnsi="Arial" w:cs="Arial"/>
+          <w:sz w:val="24"/>
+          <w:szCs w:val="24"/>
+          <w:lang w:val="en-US"/>
+        </w:rPr>
+        <w:t>buyer</w:t>
+      </w:r>
+      <w:r>
+        <w:rPr>
+          <w:rFonts w:ascii="Arial" w:hAnsi="Arial" w:cs="Arial"/>
+          <w:sz w:val="24"/>
+          <w:szCs w:val="24"/>
+        </w:rPr>
+        <w:t>_</w:t>
+      </w:r>
+      <w:r>
+        <w:rPr>
+          <w:rFonts w:ascii="Arial" w:hAnsi="Arial" w:cs="Arial"/>
+          <w:sz w:val="24"/>
+          <w:szCs w:val="24"/>
+          <w:lang w:val="en-US"/>
+        </w:rPr>
+        <w:t>full</w:t>
+      </w:r>
+      <w:r>
+        <w:rPr>
+          <w:rFonts w:ascii="Arial" w:hAnsi="Arial" w:cs="Arial"/>
+          <w:sz w:val="24"/>
+          <w:szCs w:val="24"/>
+        </w:rPr>
+        <w:t>_</w:t>
+      </w:r>
+      <w:r>
+        <w:rPr>
+          <w:rFonts w:ascii="Arial" w:hAnsi="Arial" w:cs="Arial"/>
+          <w:sz w:val="24"/>
+          <w:szCs w:val="24"/>
+          <w:lang w:val="en-US"/>
+        </w:rPr>
+        <w:t>name</w:t>
+      </w:r>
       <w:r>
         <w:rPr>
           <w:rFonts w:ascii="Arial" w:hAnsi="Arial" w:cs="Arial"/>
@@ -286,9 +400,16 @@
           <w:sz w:val="24"/>
           <w:szCs w:val="24"/>
         </w:rPr>
-        <w:t>supplier_director</w:t>
-      </w:r>
-      <w:proofErr w:type="spellEnd"/>
+        <w:t xml:space="preserve"> }}</w:t>
+      </w:r>
+      <w:r>
+        <w:rPr>
+          <w:rFonts w:ascii="Arial" w:hAnsi="Arial" w:cs="Arial"/>
+          <w:sz w:val="24"/>
+          <w:szCs w:val="24"/>
+        </w:rPr>
+        <w:t xml:space="preserve">, именуемое в дальнейшем Покупатель, в лице </w:t>
+      </w:r>
       <w:r>
         <w:rPr>
           <w:rFonts w:ascii="Arial" w:hAnsi="Arial" w:cs="Arial"/>
@@ -296,6 +417,50 @@
           <w:sz w:val="24"/>
           <w:szCs w:val="24"/>
         </w:rPr>
+        <w:t xml:space="preserve">{{ </w:t>
+      </w:r>
+      <w:r>
+        <w:rPr>
+          <w:rFonts w:ascii="Arial" w:hAnsi="Arial" w:cs="Arial"/>
+          <w:sz w:val="24"/>
+          <w:szCs w:val="24"/>
+          <w:lang w:val="en-US"/>
+        </w:rPr>
+        <w:t>buyer</w:t>
+      </w:r>
+      <w:r>
+        <w:rPr>
+          <w:rFonts w:ascii="Arial" w:hAnsi="Arial" w:cs="Arial"/>
+          <w:sz w:val="24"/>
+          <w:szCs w:val="24"/>
+        </w:rPr>
+        <w:t>_</w:t>
+      </w:r>
+      <w:r>
+        <w:rPr>
+          <w:rFonts w:ascii="Arial" w:hAnsi="Arial" w:cs="Arial"/>
+          <w:sz w:val="24"/>
+          <w:szCs w:val="24"/>
+          <w:lang w:val="en-US"/>
+        </w:rPr>
+        <w:t>director</w:t>
+      </w:r>
+      <w:r>
+        <w:rPr>
+          <w:rFonts w:ascii="Arial" w:hAnsi="Arial" w:cs="Arial"/>
+          <w:bCs/>
+          <w:sz w:val="24"/>
+          <w:szCs w:val="24"/>
+        </w:rPr>
+        <w:t xml:space="preserve"> </w:t>
+      </w:r>
+      <w:r>
+        <w:rPr>
+          <w:rFonts w:ascii="Arial" w:hAnsi="Arial" w:cs="Arial"/>
+          <w:bCs/>
+          <w:sz w:val="24"/>
+          <w:szCs w:val="24"/>
+        </w:rPr>
         <w:t>}}</w:t>
       </w:r>
       <w:r>
@@ -313,7 +478,7 @@
           <w:sz w:val="24"/>
           <w:szCs w:val="24"/>
         </w:rPr>
-        <w:t>{{</w:t>
+        <w:t>{{buyer</w:t>
       </w:r>
       <w:r>
         <w:rPr>
@@ -321,9 +486,18 @@
           <w:bCs/>
           <w:sz w:val="24"/>
           <w:szCs w:val="24"/>
+        </w:rPr>
+        <w:t>_</w:t>
+      </w:r>
+      <w:r>
+        <w:rPr>
+          <w:rFonts w:ascii="Arial" w:hAnsi="Arial" w:cs="Arial"/>
+          <w:bCs/>
+          <w:sz w:val="24"/>
+          <w:szCs w:val="24"/>
           <w:lang w:val="en-US"/>
         </w:rPr>
-        <w:t>buyer</w:t>
+        <w:t>b</w:t>
       </w:r>
       <w:r>
         <w:rPr>
@@ -332,223 +506,7 @@
           <w:sz w:val="24"/>
           <w:szCs w:val="24"/>
         </w:rPr>
-        <w:t>_</w:t>
-      </w:r>
-      <w:r>
-        <w:rPr>
-          <w:rFonts w:ascii="Arial" w:hAnsi="Arial" w:cs="Arial"/>
-          <w:bCs/>
-          <w:sz w:val="24"/>
-          <w:szCs w:val="24"/>
-          <w:lang w:val="en-US"/>
-        </w:rPr>
-        <w:t>basis</w:t>
-      </w:r>
-      <w:r>
-        <w:rPr>
-          <w:rFonts w:ascii="Arial" w:hAnsi="Arial" w:cs="Arial"/>
-          <w:bCs/>
-          <w:sz w:val="24"/>
-          <w:szCs w:val="24"/>
-        </w:rPr>
-        <w:t>}}</w:t>
-      </w:r>
-      <w:r>
-        <w:rPr>
-          <w:rFonts w:ascii="Arial" w:hAnsi="Arial" w:cs="Arial"/>
-          <w:sz w:val="24"/>
-          <w:szCs w:val="24"/>
-        </w:rPr>
-        <w:t xml:space="preserve">, с одной стороны, и </w:t>
-      </w:r>
-      <w:r>
-        <w:rPr>
-          <w:rFonts w:ascii="Arial" w:hAnsi="Arial" w:cs="Arial"/>
-          <w:bCs/>
-          <w:sz w:val="24"/>
-          <w:szCs w:val="24"/>
-        </w:rPr>
-        <w:t xml:space="preserve">{{ </w:t>
-      </w:r>
-      <w:r>
-        <w:rPr>
-          <w:rFonts w:ascii="Arial" w:hAnsi="Arial" w:cs="Arial"/>
-          <w:sz w:val="24"/>
-          <w:szCs w:val="24"/>
-          <w:lang w:val="en-US"/>
-        </w:rPr>
-        <w:t>buyer</w:t>
-      </w:r>
-      <w:r>
-        <w:rPr>
-          <w:rFonts w:ascii="Arial" w:hAnsi="Arial" w:cs="Arial"/>
-          <w:sz w:val="24"/>
-          <w:szCs w:val="24"/>
-        </w:rPr>
-        <w:t>_</w:t>
-      </w:r>
-      <w:r>
-        <w:rPr>
-          <w:rFonts w:ascii="Arial" w:hAnsi="Arial" w:cs="Arial"/>
-          <w:sz w:val="24"/>
-          <w:szCs w:val="24"/>
-          <w:lang w:val="en-US"/>
-        </w:rPr>
-        <w:t>full</w:t>
-      </w:r>
-      <w:r>
-        <w:rPr>
-          <w:rFonts w:ascii="Arial" w:hAnsi="Arial" w:cs="Arial"/>
-          <w:sz w:val="24"/>
-          <w:szCs w:val="24"/>
-        </w:rPr>
-        <w:t>_</w:t>
-      </w:r>
-      <w:r>
-        <w:rPr>
-          <w:rFonts w:ascii="Arial" w:hAnsi="Arial" w:cs="Arial"/>
-          <w:sz w:val="24"/>
-          <w:szCs w:val="24"/>
-          <w:lang w:val="en-US"/>
-        </w:rPr>
-        <w:t>name</w:t>
-      </w:r>
-      <w:r>
-        <w:rPr>
-          <w:rFonts w:ascii="Arial" w:hAnsi="Arial" w:cs="Arial"/>
-          <w:bCs/>
-          <w:sz w:val="24"/>
-          <w:szCs w:val="24"/>
-        </w:rPr>
-        <w:t xml:space="preserve"> }}</w:t>
-      </w:r>
-      <w:r>
-        <w:rPr>
-          <w:rFonts w:ascii="Arial" w:hAnsi="Arial" w:cs="Arial"/>
-          <w:sz w:val="24"/>
-          <w:szCs w:val="24"/>
-        </w:rPr>
-        <w:t xml:space="preserve">, именуемое в дальнейшем Покупатель, в лице </w:t>
-      </w:r>
-      <w:r>
-        <w:rPr>
-          <w:rFonts w:ascii="Arial" w:hAnsi="Arial" w:cs="Arial"/>
-          <w:bCs/>
-          <w:sz w:val="24"/>
-          <w:szCs w:val="24"/>
-        </w:rPr>
-        <w:t xml:space="preserve">{{ </w:t>
-      </w:r>
-      <w:r>
-        <w:rPr>
-          <w:rFonts w:ascii="Arial" w:hAnsi="Arial" w:cs="Arial"/>
-          <w:sz w:val="24"/>
-          <w:szCs w:val="24"/>
-          <w:lang w:val="en-US"/>
-        </w:rPr>
-        <w:t>buyer</w:t>
-      </w:r>
-      <w:r>
-        <w:rPr>
-          <w:rFonts w:ascii="Arial" w:hAnsi="Arial" w:cs="Arial"/>
-          <w:sz w:val="24"/>
-          <w:szCs w:val="24"/>
-        </w:rPr>
-        <w:t>_</w:t>
-      </w:r>
-      <w:r>
-        <w:rPr>
-          <w:rFonts w:ascii="Arial" w:hAnsi="Arial" w:cs="Arial"/>
-          <w:sz w:val="24"/>
-          <w:szCs w:val="24"/>
-          <w:lang w:val="en-US"/>
-        </w:rPr>
-        <w:t>director</w:t>
-      </w:r>
-      <w:r>
-        <w:rPr>
-          <w:rFonts w:ascii="Arial" w:hAnsi="Arial" w:cs="Arial"/>
-          <w:bCs/>
-          <w:sz w:val="24"/>
-          <w:szCs w:val="24"/>
-        </w:rPr>
-        <w:t xml:space="preserve"> </w:t>
-      </w:r>
-      <w:r>
-        <w:rPr>
-          <w:rFonts w:ascii="Arial" w:hAnsi="Arial" w:cs="Arial"/>
-          <w:bCs/>
-          <w:sz w:val="24"/>
-          <w:szCs w:val="24"/>
-        </w:rPr>
-        <w:t>}}</w:t>
-      </w:r>
-      <w:r>
-        <w:rPr>
-          <w:rFonts w:ascii="Arial" w:hAnsi="Arial" w:cs="Arial"/>
-          <w:sz w:val="24"/>
-          <w:szCs w:val="24"/>
-        </w:rPr>
-        <w:t xml:space="preserve">, действующего на основании </w:t>
-      </w:r>
-      <w:r>
-        <w:rPr>
-          <w:rFonts w:ascii="Arial" w:hAnsi="Arial" w:cs="Arial"/>
-          <w:bCs/>
-          <w:sz w:val="24"/>
-          <w:szCs w:val="24"/>
-        </w:rPr>
-        <w:t>{{</w:t>
-      </w:r>
-      <w:proofErr w:type="spellStart"/>
-      <w:r>
-        <w:rPr>
-          <w:rFonts w:ascii="Arial" w:hAnsi="Arial" w:cs="Arial"/>
-          <w:bCs/>
-          <w:sz w:val="24"/>
-          <w:szCs w:val="24"/>
-        </w:rPr>
-        <w:t>buyer</w:t>
-      </w:r>
-      <w:proofErr w:type="spellEnd"/>
-      <w:r>
-        <w:rPr>
-          <w:rFonts w:ascii="Arial" w:hAnsi="Arial" w:cs="Arial"/>
-          <w:bCs/>
-          <w:sz w:val="24"/>
-          <w:szCs w:val="24"/>
-        </w:rPr>
-        <w:t>_</w:t>
-      </w:r>
-      <w:r>
-        <w:rPr>
-          <w:rFonts w:ascii="Arial" w:hAnsi="Arial" w:cs="Arial"/>
-          <w:bCs/>
-          <w:sz w:val="24"/>
-          <w:szCs w:val="24"/>
-          <w:lang w:val="en-US"/>
-        </w:rPr>
-        <w:t>b</w:t>
-      </w:r>
-      <w:proofErr w:type="spellStart"/>
-      <w:r>
-        <w:rPr>
-          <w:rFonts w:ascii="Arial" w:hAnsi="Arial" w:cs="Arial"/>
-          <w:bCs/>
-          <w:sz w:val="24"/>
-          <w:szCs w:val="24"/>
-        </w:rPr>
-        <w:t>asis</w:t>
-      </w:r>
-      <w:proofErr w:type="spellEnd"/>
-      <w:r>
-        <w:rPr>
-          <w:rFonts w:ascii="Arial" w:hAnsi="Arial" w:cs="Arial"/>
-          <w:bCs/>
-          <w:sz w:val="24"/>
-          <w:szCs w:val="24"/>
-        </w:rPr>
-        <w:t>}}</w:t>
+        <w:t>asis}}</w:t>
       </w:r>
       <w:r>
         <w:rPr>
@@ -1051,27 +1009,7 @@
                 <w:szCs w:val="24"/>
                 <w:lang w:val="en-US"/>
               </w:rPr>
-              <w:t xml:space="preserve">{{ </w:t>
-            </w:r>
-            <w:proofErr w:type="spellStart"/>
-            <w:r>
-              <w:rPr>
-                <w:rFonts w:ascii="Arial" w:hAnsi="Arial" w:cs="Arial"/>
-                <w:sz w:val="24"/>
-                <w:szCs w:val="24"/>
-                <w:lang w:val="en-US"/>
-              </w:rPr>
-              <w:t>item.index</w:t>
-            </w:r>
-            <w:proofErr w:type="spellEnd"/>
-            <w:r>
-              <w:rPr>
-                <w:rFonts w:ascii="Arial" w:hAnsi="Arial" w:cs="Arial"/>
-                <w:sz w:val="24"/>
-                <w:szCs w:val="24"/>
-                <w:lang w:val="en-US"/>
-              </w:rPr>
-              <w:t xml:space="preserve"> }}</w:t>
+              <w:t>{{ item.index }}</w:t>
             </w:r>
           </w:p>
         </w:tc>
@@ -1122,25 +1060,7 @@
                 <w:sz w:val="24"/>
                 <w:szCs w:val="24"/>
               </w:rPr>
-              <w:t xml:space="preserve">{{ </w:t>
-            </w:r>
-            <w:proofErr w:type="spellStart"/>
-            <w:r>
-              <w:rPr>
-                <w:rFonts w:ascii="Arial" w:hAnsi="Arial" w:cs="Arial"/>
-                <w:sz w:val="24"/>
-                <w:szCs w:val="24"/>
-              </w:rPr>
-              <w:t>item.quantity</w:t>
-            </w:r>
-            <w:proofErr w:type="spellEnd"/>
-            <w:r>
-              <w:rPr>
-                <w:rFonts w:ascii="Arial" w:hAnsi="Arial" w:cs="Arial"/>
-                <w:sz w:val="24"/>
-                <w:szCs w:val="24"/>
-              </w:rPr>
-              <w:t xml:space="preserve"> }}</w:t>
+              <w:t>{{ item.quantity }}</w:t>
             </w:r>
           </w:p>
         </w:tc>
@@ -1166,27 +1086,8 @@
                 <w:sz w:val="24"/>
                 <w:szCs w:val="24"/>
               </w:rPr>
-              <w:t xml:space="preserve">{{ </w:t>
-            </w:r>
-            <w:proofErr w:type="spellStart"/>
-            <w:r>
-              <w:rPr>
-                <w:rFonts w:ascii="Arial" w:hAnsi="Arial" w:cs="Arial"/>
-                <w:sz w:val="24"/>
-                <w:szCs w:val="24"/>
-              </w:rPr>
-              <w:t>item</w:t>
-            </w:r>
-            <w:proofErr w:type="spellEnd"/>
-            <w:r>
-              <w:rPr>
-                <w:rFonts w:ascii="Arial" w:hAnsi="Arial" w:cs="Arial"/>
-                <w:sz w:val="24"/>
-                <w:szCs w:val="24"/>
-              </w:rPr>
-              <w:t>.</w:t>
-            </w:r>
-            <w:proofErr w:type="spellStart"/>
+              <w:t>{{ item.</w:t>
+            </w:r>
             <w:r>
               <w:rPr>
                 <w:rFonts w:ascii="Arial" w:hAnsi="Arial" w:cs="Arial"/>
@@ -1196,7 +1097,6 @@
               </w:rPr>
               <w:t>price_without_vat</w:t>
             </w:r>
-            <w:proofErr w:type="spellEnd"/>
             <w:r>
               <w:rPr>
                 <w:rFonts w:ascii="Arial" w:hAnsi="Arial" w:cs="Arial"/>
@@ -1229,17 +1129,7 @@
                 <w:szCs w:val="24"/>
                 <w:lang w:val="en-US"/>
               </w:rPr>
-              <w:t xml:space="preserve">{{ </w:t>
-            </w:r>
-            <w:proofErr w:type="spellStart"/>
-            <w:r>
-              <w:rPr>
-                <w:rFonts w:ascii="Arial" w:hAnsi="Arial" w:cs="Arial"/>
-                <w:sz w:val="24"/>
-                <w:szCs w:val="24"/>
-                <w:lang w:val="en-US"/>
-              </w:rPr>
-              <w:t>item.price</w:t>
+              <w:t>{{ item.price</w:t>
             </w:r>
             <w:r>
               <w:rPr>
@@ -1250,7 +1140,6 @@
               </w:rPr>
               <w:t>_with_vat</w:t>
             </w:r>
-            <w:proofErr w:type="spellEnd"/>
             <w:r>
               <w:rPr>
                 <w:rFonts w:ascii="Arial" w:hAnsi="Arial" w:cs="Arial"/>
@@ -1299,27 +1188,7 @@
                 <w:szCs w:val="24"/>
                 <w:lang w:val="en-US"/>
               </w:rPr>
-              <w:t xml:space="preserve">{% </w:t>
-            </w:r>
-            <w:proofErr w:type="spellStart"/>
-            <w:r>
-              <w:rPr>
-                <w:rFonts w:ascii="Arial" w:hAnsi="Arial" w:cs="Arial"/>
-                <w:sz w:val="24"/>
-                <w:szCs w:val="24"/>
-                <w:lang w:val="en-US"/>
-              </w:rPr>
-              <w:t>endfor</w:t>
-            </w:r>
-            <w:proofErr w:type="spellEnd"/>
-            <w:r>
-              <w:rPr>
-                <w:rFonts w:ascii="Arial" w:hAnsi="Arial" w:cs="Arial"/>
-                <w:sz w:val="24"/>
-                <w:szCs w:val="24"/>
-                <w:lang w:val="en-US"/>
-              </w:rPr>
-              <w:t xml:space="preserve"> %}</w:t>
+              <w:t>{% endfor %}</w:t>
             </w:r>
           </w:p>
         </w:tc>
@@ -1429,23 +1298,13 @@
         </w:rPr>
         <w:t>Стоимость поставленного Товара {{</w:t>
       </w:r>
-      <w:proofErr w:type="spellStart"/>
-      <w:r>
-        <w:rPr>
-          <w:rFonts w:ascii="Arial" w:hAnsi="Arial" w:cs="Arial"/>
-          <w:sz w:val="24"/>
-          <w:szCs w:val="24"/>
-        </w:rPr>
-        <w:t>total</w:t>
-      </w:r>
-      <w:proofErr w:type="spellEnd"/>
-      <w:r>
-        <w:rPr>
-          <w:rFonts w:ascii="Arial" w:hAnsi="Arial" w:cs="Arial"/>
-          <w:sz w:val="24"/>
-          <w:szCs w:val="24"/>
-        </w:rPr>
-        <w:t>_</w:t>
+      <w:r>
+        <w:rPr>
+          <w:rFonts w:ascii="Arial" w:hAnsi="Arial" w:cs="Arial"/>
+          <w:sz w:val="24"/>
+          <w:szCs w:val="24"/>
+        </w:rPr>
+        <w:t>total_</w:t>
       </w:r>
       <w:r>
         <w:rPr>
@@ -1474,7 +1333,6 @@
         </w:rPr>
         <w:t>({{</w:t>
       </w:r>
-      <w:proofErr w:type="spellStart"/>
       <w:r>
         <w:rPr>
           <w:rFonts w:ascii="Arial" w:hAnsi="Arial" w:cs="Arial"/>
@@ -1484,7 +1342,6 @@
         </w:rPr>
         <w:t>total_amount_words</w:t>
       </w:r>
-      <w:proofErr w:type="spellEnd"/>
       <w:r>
         <w:rPr>
           <w:rFonts w:ascii="Arial" w:hAnsi="Arial" w:cs="Arial"/>
@@ -1681,27 +1538,7 @@
                 <w:szCs w:val="24"/>
                 <w:lang w:val="en-US"/>
               </w:rPr>
-              <w:t>{{</w:t>
-            </w:r>
-            <w:proofErr w:type="spellStart"/>
-            <w:r>
-              <w:rPr>
-                <w:rFonts w:ascii="Arial" w:hAnsi="Arial" w:cs="Arial"/>
-                <w:sz w:val="24"/>
-                <w:szCs w:val="24"/>
-                <w:lang w:val="en-US"/>
-              </w:rPr>
-              <w:t>supplier_full_name</w:t>
-            </w:r>
-            <w:proofErr w:type="spellEnd"/>
-            <w:r>
-              <w:rPr>
-                <w:rFonts w:ascii="Arial" w:hAnsi="Arial" w:cs="Arial"/>
-                <w:sz w:val="24"/>
-                <w:szCs w:val="24"/>
-                <w:lang w:val="en-US"/>
-              </w:rPr>
-              <w:t>}}</w:t>
+              <w:t>{{supplier_full_name}}</w:t>
             </w:r>
           </w:p>
           <w:p>
@@ -1751,27 +1588,7 @@
                 <w:szCs w:val="24"/>
                 <w:lang w:val="en-US"/>
               </w:rPr>
-              <w:t>{{</w:t>
-            </w:r>
-            <w:proofErr w:type="spellStart"/>
-            <w:r>
-              <w:rPr>
-                <w:rFonts w:ascii="Arial" w:hAnsi="Arial" w:cs="Arial"/>
-                <w:sz w:val="24"/>
-                <w:szCs w:val="24"/>
-                <w:lang w:val="en-US"/>
-              </w:rPr>
-              <w:t>supplier_inn</w:t>
-            </w:r>
-            <w:proofErr w:type="spellEnd"/>
-            <w:r>
-              <w:rPr>
-                <w:rFonts w:ascii="Arial" w:hAnsi="Arial" w:cs="Arial"/>
-                <w:sz w:val="24"/>
-                <w:szCs w:val="24"/>
-                <w:lang w:val="en-US"/>
-              </w:rPr>
-              <w:t>}}</w:t>
+              <w:t>{{supplier_inn}}</w:t>
             </w:r>
           </w:p>
           <w:p>
@@ -1794,7 +1611,7 @@
                 <w:sz w:val="24"/>
                 <w:szCs w:val="24"/>
               </w:rPr>
-              <w:t>Адрес</w:t>
+              <w:t>Реквизиты</w:t>
             </w:r>
             <w:r>
               <w:rPr>
@@ -1821,27 +1638,7 @@
                 <w:szCs w:val="24"/>
                 <w:lang w:val="en-US"/>
               </w:rPr>
-              <w:t>{{</w:t>
-            </w:r>
-            <w:proofErr w:type="spellStart"/>
-            <w:r>
-              <w:rPr>
-                <w:rFonts w:ascii="Arial" w:hAnsi="Arial" w:cs="Arial"/>
-                <w:sz w:val="24"/>
-                <w:szCs w:val="24"/>
-                <w:lang w:val="en-US"/>
-              </w:rPr>
-              <w:t>supplier_address</w:t>
-            </w:r>
-            <w:proofErr w:type="spellEnd"/>
-            <w:r>
-              <w:rPr>
-                <w:rFonts w:ascii="Arial" w:hAnsi="Arial" w:cs="Arial"/>
-                <w:sz w:val="24"/>
-                <w:szCs w:val="24"/>
-                <w:lang w:val="en-US"/>
-              </w:rPr>
-              <w:t>}}</w:t>
+              <w:t>{{supplier_address}}</w:t>
             </w:r>
           </w:p>
           <w:p>
@@ -1865,27 +1662,7 @@
                 <w:szCs w:val="24"/>
                 <w:lang w:val="en-US"/>
               </w:rPr>
-              <w:t>____________________{{</w:t>
-            </w:r>
-            <w:proofErr w:type="spellStart"/>
-            <w:r>
-              <w:rPr>
-                <w:rFonts w:ascii="Arial" w:hAnsi="Arial" w:cs="Arial"/>
-                <w:sz w:val="24"/>
-                <w:szCs w:val="24"/>
-                <w:lang w:val="en-US"/>
-              </w:rPr>
-              <w:t>supplier_director</w:t>
-            </w:r>
-            <w:proofErr w:type="spellEnd"/>
-            <w:r>
-              <w:rPr>
-                <w:rFonts w:ascii="Arial" w:hAnsi="Arial" w:cs="Arial"/>
-                <w:sz w:val="24"/>
-                <w:szCs w:val="24"/>
-                <w:lang w:val="en-US"/>
-              </w:rPr>
-              <w:t>}}</w:t>
+              <w:t>____________________{{supplier_director}}</w:t>
             </w:r>
           </w:p>
         </w:tc>
@@ -1944,27 +1721,7 @@
                 <w:szCs w:val="24"/>
                 <w:lang w:val="en-US"/>
               </w:rPr>
-              <w:t>{{</w:t>
-            </w:r>
-            <w:proofErr w:type="spellStart"/>
-            <w:r>
-              <w:rPr>
-                <w:rFonts w:ascii="Arial" w:hAnsi="Arial" w:cs="Arial"/>
-                <w:sz w:val="24"/>
-                <w:szCs w:val="24"/>
-                <w:lang w:val="en-US"/>
-              </w:rPr>
-              <w:t>buyer_full_name</w:t>
-            </w:r>
-            <w:proofErr w:type="spellEnd"/>
-            <w:r>
-              <w:rPr>
-                <w:rFonts w:ascii="Arial" w:hAnsi="Arial" w:cs="Arial"/>
-                <w:sz w:val="24"/>
-                <w:szCs w:val="24"/>
-                <w:lang w:val="en-US"/>
-              </w:rPr>
-              <w:t>}}</w:t>
+              <w:t>{{buyer_full_name}}</w:t>
             </w:r>
           </w:p>
           <w:p>
@@ -2014,27 +1771,7 @@
                 <w:szCs w:val="24"/>
                 <w:lang w:val="en-US"/>
               </w:rPr>
-              <w:t>{{</w:t>
-            </w:r>
-            <w:proofErr w:type="spellStart"/>
-            <w:r>
-              <w:rPr>
-                <w:rFonts w:ascii="Arial" w:hAnsi="Arial" w:cs="Arial"/>
-                <w:sz w:val="24"/>
-                <w:szCs w:val="24"/>
-                <w:lang w:val="en-US"/>
-              </w:rPr>
-              <w:t>buyer_inn</w:t>
-            </w:r>
-            <w:proofErr w:type="spellEnd"/>
-            <w:r>
-              <w:rPr>
-                <w:rFonts w:ascii="Arial" w:hAnsi="Arial" w:cs="Arial"/>
-                <w:sz w:val="24"/>
-                <w:szCs w:val="24"/>
-                <w:lang w:val="en-US"/>
-              </w:rPr>
-              <w:t>}}</w:t>
+              <w:t>{{buyer_inn}}</w:t>
             </w:r>
           </w:p>
           <w:p>
@@ -2057,7 +1794,7 @@
                 <w:sz w:val="24"/>
                 <w:szCs w:val="24"/>
               </w:rPr>
-              <w:t>Адрес</w:t>
+              <w:t>Реквизиты</w:t>
             </w:r>
             <w:r>
               <w:rPr>
@@ -2150,27 +1887,7 @@
                 <w:szCs w:val="24"/>
                 <w:lang w:val="en-US"/>
               </w:rPr>
-              <w:t>__________________{{</w:t>
-            </w:r>
-            <w:proofErr w:type="spellStart"/>
-            <w:r>
-              <w:rPr>
-                <w:rFonts w:ascii="Arial" w:hAnsi="Arial" w:cs="Arial"/>
-                <w:sz w:val="24"/>
-                <w:szCs w:val="24"/>
-                <w:lang w:val="en-US"/>
-              </w:rPr>
-              <w:t>buyer_director</w:t>
-            </w:r>
-            <w:proofErr w:type="spellEnd"/>
-            <w:r>
-              <w:rPr>
-                <w:rFonts w:ascii="Arial" w:hAnsi="Arial" w:cs="Arial"/>
-                <w:sz w:val="24"/>
-                <w:szCs w:val="24"/>
-                <w:lang w:val="en-US"/>
-              </w:rPr>
-              <w:t>}}</w:t>
+              <w:t>__________________{{buyer_director}}</w:t>
             </w:r>
           </w:p>
           <w:p>
@@ -2194,27 +1911,7 @@
                 <w:szCs w:val="24"/>
                 <w:lang w:val="en-US"/>
               </w:rPr>
-              <w:t>__________________{{</w:t>
-            </w:r>
-            <w:proofErr w:type="spellStart"/>
-            <w:r>
-              <w:rPr>
-                <w:rFonts w:ascii="Arial" w:hAnsi="Arial" w:cs="Arial"/>
-                <w:sz w:val="24"/>
-                <w:szCs w:val="24"/>
-                <w:lang w:val="en-US"/>
-              </w:rPr>
-              <w:t>buyer_accountant</w:t>
-            </w:r>
-            <w:proofErr w:type="spellEnd"/>
-            <w:r>
-              <w:rPr>
-                <w:rFonts w:ascii="Arial" w:hAnsi="Arial" w:cs="Arial"/>
-                <w:sz w:val="24"/>
-                <w:szCs w:val="24"/>
-                <w:lang w:val="en-US"/>
-              </w:rPr>
-              <w:t>}}</w:t>
+              <w:t>__________________{{buyer_accountant}}</w:t>
             </w:r>
           </w:p>
           <w:p>
@@ -2238,27 +1935,7 @@
                 <w:szCs w:val="24"/>
                 <w:lang w:val="en-US"/>
               </w:rPr>
-              <w:t>__________________{{</w:t>
-            </w:r>
-            <w:proofErr w:type="spellStart"/>
-            <w:r>
-              <w:rPr>
-                <w:rFonts w:ascii="Arial" w:hAnsi="Arial" w:cs="Arial"/>
-                <w:sz w:val="24"/>
-                <w:szCs w:val="24"/>
-                <w:lang w:val="en-US"/>
-              </w:rPr>
-              <w:t>buyer_storekeeper</w:t>
-            </w:r>
-            <w:proofErr w:type="spellEnd"/>
-            <w:r>
-              <w:rPr>
-                <w:rFonts w:ascii="Arial" w:hAnsi="Arial" w:cs="Arial"/>
-                <w:sz w:val="24"/>
-                <w:szCs w:val="24"/>
-                <w:lang w:val="en-US"/>
-              </w:rPr>
-              <w:t xml:space="preserve"> }}</w:t>
+              <w:t>__________________{{buyer_storekeeper }}</w:t>
             </w:r>
           </w:p>
           <w:p>

--- a/contracts_templates/act_of_arrival_template.docx
+++ b/contracts_templates/act_of_arrival_template.docx
@@ -1735,7 +1735,6 @@
                 <w:rFonts w:ascii="Arial" w:hAnsi="Arial" w:cs="Arial"/>
                 <w:sz w:val="24"/>
                 <w:szCs w:val="24"/>
-                <w:lang w:val="en-US"/>
               </w:rPr>
             </w:pPr>
             <w:r>
@@ -1751,7 +1750,6 @@
                 <w:rFonts w:ascii="Arial" w:hAnsi="Arial" w:cs="Arial"/>
                 <w:sz w:val="24"/>
                 <w:szCs w:val="24"/>
-                <w:lang w:val="en-US"/>
               </w:rPr>
               <w:t>:</w:t>
             </w:r>
@@ -1760,7 +1758,6 @@
                 <w:rFonts w:ascii="Arial" w:hAnsi="Arial" w:cs="Arial"/>
                 <w:sz w:val="24"/>
                 <w:szCs w:val="24"/>
-                <w:lang w:val="en-US"/>
               </w:rPr>
               <w:t xml:space="preserve"> </w:t>
             </w:r>
@@ -1769,9 +1766,8 @@
                 <w:rFonts w:ascii="Arial" w:hAnsi="Arial" w:cs="Arial"/>
                 <w:sz w:val="24"/>
                 <w:szCs w:val="24"/>
-                <w:lang w:val="en-US"/>
-              </w:rPr>
-              <w:t>{{buyer_inn}}</w:t>
+              </w:rPr>
+              <w:t>7707083893</w:t>
             </w:r>
           </w:p>
           <w:p>
@@ -1785,7 +1781,6 @@
                 <w:rFonts w:ascii="Arial" w:hAnsi="Arial" w:cs="Arial"/>
                 <w:sz w:val="24"/>
                 <w:szCs w:val="24"/>
-                <w:lang w:val="en-US"/>
               </w:rPr>
             </w:pPr>
             <w:r>
@@ -1801,7 +1796,6 @@
                 <w:rFonts w:ascii="Arial" w:hAnsi="Arial" w:cs="Arial"/>
                 <w:sz w:val="24"/>
                 <w:szCs w:val="24"/>
-                <w:lang w:val="en-US"/>
               </w:rPr>
               <w:t>:</w:t>
             </w:r>
@@ -1810,7 +1804,6 @@
                 <w:rFonts w:ascii="Arial" w:hAnsi="Arial" w:cs="Arial"/>
                 <w:sz w:val="24"/>
                 <w:szCs w:val="24"/>
-                <w:lang w:val="en-US"/>
               </w:rPr>
               <w:t xml:space="preserve"> </w:t>
             </w:r>
@@ -1827,7 +1820,6 @@
                 <w:rFonts w:ascii="Arial" w:hAnsi="Arial" w:cs="Arial"/>
                 <w:sz w:val="24"/>
                 <w:szCs w:val="24"/>
-                <w:lang w:val="en-US"/>
               </w:rPr>
               <w:t>/</w:t>
             </w:r>
@@ -1844,7 +1836,6 @@
                 <w:rFonts w:ascii="Arial" w:hAnsi="Arial" w:cs="Arial"/>
                 <w:sz w:val="24"/>
                 <w:szCs w:val="24"/>
-                <w:lang w:val="en-US"/>
               </w:rPr>
               <w:t xml:space="preserve"> 40702810100000002525, </w:t>
             </w:r>
@@ -1861,7 +1852,6 @@
                 <w:rFonts w:ascii="Arial" w:hAnsi="Arial" w:cs="Arial"/>
                 <w:sz w:val="24"/>
                 <w:szCs w:val="24"/>
-                <w:lang w:val="en-US"/>
               </w:rPr>
               <w:t xml:space="preserve"> 492525662</w:t>
             </w:r>
@@ -2645,7 +2635,6 @@
   <w:style w:type="character" w:default="1" w:styleId="a0">
     <w:name w:val="Default Paragraph Font"/>
     <w:uiPriority w:val="1"/>
-    <w:semiHidden/>
     <w:unhideWhenUsed/>
   </w:style>
   <w:style w:type="table" w:default="1" w:styleId="a1">

--- a/contracts_templates/act_of_arrival_template.docx
+++ b/contracts_templates/act_of_arrival_template.docx
@@ -14,6 +14,8 @@
           <w:szCs w:val="24"/>
         </w:rPr>
       </w:pPr>
+      <w:bookmarkStart w:id="0" w:name="OLE_LINK29"/>
+      <w:bookmarkStart w:id="1" w:name="OLE_LINK30"/>
       <w:r>
         <w:rPr>
           <w:rFonts w:ascii="Arial" w:hAnsi="Arial" w:cs="Arial"/>
@@ -21,7 +23,7 @@
           <w:sz w:val="24"/>
           <w:szCs w:val="24"/>
         </w:rPr>
-        <w:t>АКТ</w:t>
+        <w:t>Товарная накладная</w:t>
       </w:r>
     </w:p>
     <w:p>
@@ -34,10 +36,9 @@
           <w:b/>
           <w:sz w:val="24"/>
           <w:szCs w:val="24"/>
+          <w:lang w:val="en-US"/>
         </w:rPr>
       </w:pPr>
-      <w:bookmarkStart w:id="0" w:name="OLE_LINK29"/>
-      <w:bookmarkStart w:id="1" w:name="OLE_LINK30"/>
       <w:r>
         <w:rPr>
           <w:rFonts w:ascii="Arial" w:hAnsi="Arial" w:cs="Arial"/>
@@ -45,21 +46,18 @@
           <w:sz w:val="24"/>
           <w:szCs w:val="24"/>
         </w:rPr>
-        <w:t xml:space="preserve">приема-передачи товара </w:t>
-      </w:r>
-    </w:p>
-    <w:p>
-      <w:pPr>
-        <w:shd w:val="clear" w:color="auto" w:fill="FFFFFF"/>
-        <w:spacing w:after="0" w:line="240" w:lineRule="auto"/>
-        <w:jc w:val="center"/>
+        <w:t>по</w:t>
+      </w:r>
+      <w:r>
         <w:rPr>
           <w:rFonts w:ascii="Arial" w:hAnsi="Arial" w:cs="Arial"/>
           <w:b/>
           <w:sz w:val="24"/>
           <w:szCs w:val="24"/>
-        </w:rPr>
-      </w:pPr>
+          <w:lang w:val="en-US"/>
+        </w:rPr>
+        <w:t xml:space="preserve"> </w:t>
+      </w:r>
       <w:r>
         <w:rPr>
           <w:rFonts w:ascii="Arial" w:hAnsi="Arial" w:cs="Arial"/>
@@ -67,7 +65,7 @@
           <w:sz w:val="24"/>
           <w:szCs w:val="24"/>
         </w:rPr>
-        <w:t>по договору поставки №</w:t>
+        <w:t>договору</w:t>
       </w:r>
       <w:r>
         <w:rPr>
@@ -75,9 +73,40 @@
           <w:b/>
           <w:sz w:val="24"/>
           <w:szCs w:val="24"/>
+          <w:lang w:val="en-US"/>
+        </w:rPr>
+        <w:t xml:space="preserve"> </w:t>
+      </w:r>
+      <w:r>
+        <w:rPr>
+          <w:rFonts w:ascii="Arial" w:hAnsi="Arial" w:cs="Arial"/>
+          <w:b/>
+          <w:sz w:val="24"/>
+          <w:szCs w:val="24"/>
+        </w:rPr>
+        <w:t>поставки</w:t>
+      </w:r>
+      <w:r>
+        <w:rPr>
+          <w:rFonts w:ascii="Arial" w:hAnsi="Arial" w:cs="Arial"/>
+          <w:b/>
+          <w:sz w:val="24"/>
+          <w:szCs w:val="24"/>
+          <w:lang w:val="en-US"/>
+        </w:rPr>
+        <w:t xml:space="preserve"> №</w:t>
+      </w:r>
+      <w:r>
+        <w:rPr>
+          <w:rFonts w:ascii="Arial" w:hAnsi="Arial" w:cs="Arial"/>
+          <w:b/>
+          <w:sz w:val="24"/>
+          <w:szCs w:val="24"/>
+          <w:lang w:val="en-US"/>
         </w:rPr>
         <w:t>{{</w:t>
       </w:r>
+      <w:proofErr w:type="spellStart"/>
       <w:r>
         <w:rPr>
           <w:rFonts w:ascii="Arial" w:hAnsi="Arial" w:cs="Arial"/>
@@ -94,6 +123,7 @@
           <w:b/>
           <w:sz w:val="24"/>
           <w:szCs w:val="24"/>
+          <w:lang w:val="en-US"/>
         </w:rPr>
         <w:t>_</w:t>
       </w:r>
@@ -107,12 +137,14 @@
         </w:rPr>
         <w:t>number</w:t>
       </w:r>
+      <w:proofErr w:type="spellEnd"/>
       <w:r>
         <w:rPr>
           <w:rFonts w:ascii="Arial" w:hAnsi="Arial" w:cs="Arial"/>
           <w:b/>
           <w:sz w:val="24"/>
           <w:szCs w:val="24"/>
+          <w:lang w:val="en-US"/>
         </w:rPr>
         <w:t>}}</w:t>
       </w:r>
@@ -122,6 +154,7 @@
           <w:b/>
           <w:sz w:val="24"/>
           <w:szCs w:val="24"/>
+          <w:lang w:val="en-US"/>
         </w:rPr>
         <w:t xml:space="preserve"> </w:t>
       </w:r>
@@ -132,7 +165,7 @@
           <w:sz w:val="24"/>
           <w:szCs w:val="24"/>
         </w:rPr>
-        <w:t>от {{</w:t>
+        <w:t>от</w:t>
       </w:r>
       <w:r>
         <w:rPr>
@@ -142,6 +175,17 @@
           <w:szCs w:val="24"/>
           <w:lang w:val="en-US"/>
         </w:rPr>
+        <w:t xml:space="preserve"> {{</w:t>
+      </w:r>
+      <w:proofErr w:type="spellStart"/>
+      <w:r>
+        <w:rPr>
+          <w:rFonts w:ascii="Arial" w:hAnsi="Arial" w:cs="Arial"/>
+          <w:b/>
+          <w:sz w:val="24"/>
+          <w:szCs w:val="24"/>
+          <w:lang w:val="en-US"/>
+        </w:rPr>
         <w:t>contract</w:t>
       </w:r>
       <w:r>
@@ -150,6 +194,7 @@
           <w:b/>
           <w:sz w:val="24"/>
           <w:szCs w:val="24"/>
+          <w:lang w:val="en-US"/>
         </w:rPr>
         <w:t>_</w:t>
       </w:r>
@@ -163,12 +208,14 @@
         </w:rPr>
         <w:t>date</w:t>
       </w:r>
+      <w:proofErr w:type="spellEnd"/>
       <w:r>
         <w:rPr>
           <w:rFonts w:ascii="Arial" w:hAnsi="Arial" w:cs="Arial"/>
           <w:b/>
           <w:sz w:val="24"/>
           <w:szCs w:val="24"/>
+          <w:lang w:val="en-US"/>
         </w:rPr>
         <w:t>}}</w:t>
       </w:r>
@@ -185,6 +232,7 @@
           <w:b/>
           <w:sz w:val="24"/>
           <w:szCs w:val="24"/>
+          <w:lang w:val="en-US"/>
         </w:rPr>
       </w:pPr>
     </w:p>
@@ -276,7 +324,27 @@
           <w:sz w:val="24"/>
           <w:szCs w:val="24"/>
         </w:rPr>
-        <w:t>{{ supplier_director}}</w:t>
+        <w:t xml:space="preserve">{{ </w:t>
+      </w:r>
+      <w:proofErr w:type="spellStart"/>
+      <w:r>
+        <w:rPr>
+          <w:rFonts w:ascii="Arial" w:hAnsi="Arial" w:cs="Arial"/>
+          <w:bCs/>
+          <w:sz w:val="24"/>
+          <w:szCs w:val="24"/>
+        </w:rPr>
+        <w:t>supplier_director</w:t>
+      </w:r>
+      <w:proofErr w:type="spellEnd"/>
+      <w:r>
+        <w:rPr>
+          <w:rFonts w:ascii="Arial" w:hAnsi="Arial" w:cs="Arial"/>
+          <w:bCs/>
+          <w:sz w:val="24"/>
+          <w:szCs w:val="24"/>
+        </w:rPr>
+        <w:t>}}</w:t>
       </w:r>
       <w:r>
         <w:rPr>
@@ -478,8 +546,9 @@
           <w:sz w:val="24"/>
           <w:szCs w:val="24"/>
         </w:rPr>
-        <w:t>{{buyer</w:t>
-      </w:r>
+        <w:t>{{</w:t>
+      </w:r>
+      <w:proofErr w:type="spellStart"/>
       <w:r>
         <w:rPr>
           <w:rFonts w:ascii="Arial" w:hAnsi="Arial" w:cs="Arial"/>
@@ -487,6 +556,16 @@
           <w:sz w:val="24"/>
           <w:szCs w:val="24"/>
         </w:rPr>
+        <w:t>buyer</w:t>
+      </w:r>
+      <w:proofErr w:type="spellEnd"/>
+      <w:r>
+        <w:rPr>
+          <w:rFonts w:ascii="Arial" w:hAnsi="Arial" w:cs="Arial"/>
+          <w:bCs/>
+          <w:sz w:val="24"/>
+          <w:szCs w:val="24"/>
+        </w:rPr>
         <w:t>_</w:t>
       </w:r>
       <w:r>
@@ -499,6 +578,7 @@
         </w:rPr>
         <w:t>b</w:t>
       </w:r>
+      <w:proofErr w:type="spellStart"/>
       <w:r>
         <w:rPr>
           <w:rFonts w:ascii="Arial" w:hAnsi="Arial" w:cs="Arial"/>
@@ -506,7 +586,17 @@
           <w:sz w:val="24"/>
           <w:szCs w:val="24"/>
         </w:rPr>
-        <w:t>asis}}</w:t>
+        <w:t>asis</w:t>
+      </w:r>
+      <w:proofErr w:type="spellEnd"/>
+      <w:r>
+        <w:rPr>
+          <w:rFonts w:ascii="Arial" w:hAnsi="Arial" w:cs="Arial"/>
+          <w:bCs/>
+          <w:sz w:val="24"/>
+          <w:szCs w:val="24"/>
+        </w:rPr>
+        <w:t>}}</w:t>
       </w:r>
       <w:r>
         <w:rPr>
@@ -1000,16 +1090,56 @@
                 <w:szCs w:val="24"/>
                 <w:lang w:val="en-US"/>
               </w:rPr>
-              <w:t>{% for item in items %}</w:t>
-            </w:r>
-            <w:r>
-              <w:rPr>
-                <w:rFonts w:ascii="Arial" w:hAnsi="Arial" w:cs="Arial"/>
-                <w:sz w:val="24"/>
-                <w:szCs w:val="24"/>
-                <w:lang w:val="en-US"/>
-              </w:rPr>
-              <w:t>{{ item.index }}</w:t>
+              <w:t xml:space="preserve">{% for item in items </w:t>
+            </w:r>
+            <w:proofErr w:type="gramStart"/>
+            <w:r>
+              <w:rPr>
+                <w:rFonts w:ascii="Arial" w:hAnsi="Arial" w:cs="Arial"/>
+                <w:sz w:val="24"/>
+                <w:szCs w:val="24"/>
+                <w:lang w:val="en-US"/>
+              </w:rPr>
+              <w:t>%}</w:t>
+            </w:r>
+            <w:r>
+              <w:rPr>
+                <w:rFonts w:ascii="Arial" w:hAnsi="Arial" w:cs="Arial"/>
+                <w:sz w:val="24"/>
+                <w:szCs w:val="24"/>
+                <w:lang w:val="en-US"/>
+              </w:rPr>
+              <w:t>{</w:t>
+            </w:r>
+            <w:proofErr w:type="gramEnd"/>
+            <w:r>
+              <w:rPr>
+                <w:rFonts w:ascii="Arial" w:hAnsi="Arial" w:cs="Arial"/>
+                <w:sz w:val="24"/>
+                <w:szCs w:val="24"/>
+                <w:lang w:val="en-US"/>
+              </w:rPr>
+              <w:t xml:space="preserve">{ </w:t>
+            </w:r>
+            <w:proofErr w:type="spellStart"/>
+            <w:r>
+              <w:rPr>
+                <w:rFonts w:ascii="Arial" w:hAnsi="Arial" w:cs="Arial"/>
+                <w:sz w:val="24"/>
+                <w:szCs w:val="24"/>
+                <w:lang w:val="en-US"/>
+              </w:rPr>
+              <w:t>item.index</w:t>
+            </w:r>
+            <w:proofErr w:type="spellEnd"/>
+            <w:r>
+              <w:rPr>
+                <w:rFonts w:ascii="Arial" w:hAnsi="Arial" w:cs="Arial"/>
+                <w:sz w:val="24"/>
+                <w:szCs w:val="24"/>
+                <w:lang w:val="en-US"/>
+              </w:rPr>
+              <w:t xml:space="preserve"> }}</w:t>
             </w:r>
           </w:p>
         </w:tc>
@@ -1028,13 +1158,23 @@
                 <w:lang w:val="en-US"/>
               </w:rPr>
             </w:pPr>
-            <w:r>
-              <w:rPr>
-                <w:rFonts w:ascii="Arial" w:hAnsi="Arial" w:cs="Arial"/>
-                <w:sz w:val="24"/>
-                <w:szCs w:val="24"/>
-              </w:rPr>
-              <w:t>{{ item.name }}</w:t>
+            <w:proofErr w:type="gramStart"/>
+            <w:r>
+              <w:rPr>
+                <w:rFonts w:ascii="Arial" w:hAnsi="Arial" w:cs="Arial"/>
+                <w:sz w:val="24"/>
+                <w:szCs w:val="24"/>
+              </w:rPr>
+              <w:t>{{ item.name</w:t>
+            </w:r>
+            <w:proofErr w:type="gramEnd"/>
+            <w:r>
+              <w:rPr>
+                <w:rFonts w:ascii="Arial" w:hAnsi="Arial" w:cs="Arial"/>
+                <w:sz w:val="24"/>
+                <w:szCs w:val="24"/>
+              </w:rPr>
+              <w:t xml:space="preserve"> }}</w:t>
             </w:r>
           </w:p>
         </w:tc>
@@ -1054,13 +1194,41 @@
                 <w:lang w:val="en-US"/>
               </w:rPr>
             </w:pPr>
-            <w:r>
-              <w:rPr>
-                <w:rFonts w:ascii="Arial" w:hAnsi="Arial" w:cs="Arial"/>
-                <w:sz w:val="24"/>
-                <w:szCs w:val="24"/>
-              </w:rPr>
-              <w:t>{{ item.quantity }}</w:t>
+            <w:proofErr w:type="gramStart"/>
+            <w:r>
+              <w:rPr>
+                <w:rFonts w:ascii="Arial" w:hAnsi="Arial" w:cs="Arial"/>
+                <w:sz w:val="24"/>
+                <w:szCs w:val="24"/>
+              </w:rPr>
+              <w:t xml:space="preserve">{{ </w:t>
+            </w:r>
+            <w:proofErr w:type="spellStart"/>
+            <w:r>
+              <w:rPr>
+                <w:rFonts w:ascii="Arial" w:hAnsi="Arial" w:cs="Arial"/>
+                <w:sz w:val="24"/>
+                <w:szCs w:val="24"/>
+              </w:rPr>
+              <w:t>item</w:t>
+            </w:r>
+            <w:proofErr w:type="gramEnd"/>
+            <w:r>
+              <w:rPr>
+                <w:rFonts w:ascii="Arial" w:hAnsi="Arial" w:cs="Arial"/>
+                <w:sz w:val="24"/>
+                <w:szCs w:val="24"/>
+              </w:rPr>
+              <w:t>.quantity</w:t>
+            </w:r>
+            <w:proofErr w:type="spellEnd"/>
+            <w:r>
+              <w:rPr>
+                <w:rFonts w:ascii="Arial" w:hAnsi="Arial" w:cs="Arial"/>
+                <w:sz w:val="24"/>
+                <w:szCs w:val="24"/>
+              </w:rPr>
+              <w:t xml:space="preserve"> }}</w:t>
             </w:r>
           </w:p>
         </w:tc>
@@ -1080,14 +1248,35 @@
                 <w:lang w:val="en-US"/>
               </w:rPr>
             </w:pPr>
-            <w:r>
-              <w:rPr>
-                <w:rFonts w:ascii="Arial" w:hAnsi="Arial" w:cs="Arial"/>
-                <w:sz w:val="24"/>
-                <w:szCs w:val="24"/>
-              </w:rPr>
-              <w:t>{{ item.</w:t>
-            </w:r>
+            <w:proofErr w:type="gramStart"/>
+            <w:r>
+              <w:rPr>
+                <w:rFonts w:ascii="Arial" w:hAnsi="Arial" w:cs="Arial"/>
+                <w:sz w:val="24"/>
+                <w:szCs w:val="24"/>
+              </w:rPr>
+              <w:t xml:space="preserve">{{ </w:t>
+            </w:r>
+            <w:proofErr w:type="spellStart"/>
+            <w:r>
+              <w:rPr>
+                <w:rFonts w:ascii="Arial" w:hAnsi="Arial" w:cs="Arial"/>
+                <w:sz w:val="24"/>
+                <w:szCs w:val="24"/>
+              </w:rPr>
+              <w:t>item</w:t>
+            </w:r>
+            <w:proofErr w:type="spellEnd"/>
+            <w:proofErr w:type="gramEnd"/>
+            <w:r>
+              <w:rPr>
+                <w:rFonts w:ascii="Arial" w:hAnsi="Arial" w:cs="Arial"/>
+                <w:sz w:val="24"/>
+                <w:szCs w:val="24"/>
+              </w:rPr>
+              <w:t>.</w:t>
+            </w:r>
+            <w:proofErr w:type="spellStart"/>
             <w:r>
               <w:rPr>
                 <w:rFonts w:ascii="Arial" w:hAnsi="Arial" w:cs="Arial"/>
@@ -1097,6 +1286,7 @@
               </w:rPr>
               <w:t>price_without_vat</w:t>
             </w:r>
+            <w:proofErr w:type="spellEnd"/>
             <w:r>
               <w:rPr>
                 <w:rFonts w:ascii="Arial" w:hAnsi="Arial" w:cs="Arial"/>
@@ -1122,14 +1312,35 @@
                 <w:szCs w:val="24"/>
               </w:rPr>
             </w:pPr>
-            <w:r>
-              <w:rPr>
-                <w:rFonts w:ascii="Arial" w:hAnsi="Arial" w:cs="Arial"/>
-                <w:sz w:val="24"/>
-                <w:szCs w:val="24"/>
-                <w:lang w:val="en-US"/>
-              </w:rPr>
-              <w:t>{{ item.price</w:t>
+            <w:proofErr w:type="gramStart"/>
+            <w:r>
+              <w:rPr>
+                <w:rFonts w:ascii="Arial" w:hAnsi="Arial" w:cs="Arial"/>
+                <w:sz w:val="24"/>
+                <w:szCs w:val="24"/>
+                <w:lang w:val="en-US"/>
+              </w:rPr>
+              <w:t xml:space="preserve">{{ </w:t>
+            </w:r>
+            <w:proofErr w:type="spellStart"/>
+            <w:r>
+              <w:rPr>
+                <w:rFonts w:ascii="Arial" w:hAnsi="Arial" w:cs="Arial"/>
+                <w:sz w:val="24"/>
+                <w:szCs w:val="24"/>
+                <w:lang w:val="en-US"/>
+              </w:rPr>
+              <w:t>item</w:t>
+            </w:r>
+            <w:proofErr w:type="gramEnd"/>
+            <w:r>
+              <w:rPr>
+                <w:rFonts w:ascii="Arial" w:hAnsi="Arial" w:cs="Arial"/>
+                <w:sz w:val="24"/>
+                <w:szCs w:val="24"/>
+                <w:lang w:val="en-US"/>
+              </w:rPr>
+              <w:t>.price</w:t>
             </w:r>
             <w:r>
               <w:rPr>
@@ -1140,6 +1351,7 @@
               </w:rPr>
               <w:t>_with_vat</w:t>
             </w:r>
+            <w:proofErr w:type="spellEnd"/>
             <w:r>
               <w:rPr>
                 <w:rFonts w:ascii="Arial" w:hAnsi="Arial" w:cs="Arial"/>
@@ -1188,7 +1400,27 @@
                 <w:szCs w:val="24"/>
                 <w:lang w:val="en-US"/>
               </w:rPr>
-              <w:t>{% endfor %}</w:t>
+              <w:t xml:space="preserve">{% </w:t>
+            </w:r>
+            <w:proofErr w:type="spellStart"/>
+            <w:r>
+              <w:rPr>
+                <w:rFonts w:ascii="Arial" w:hAnsi="Arial" w:cs="Arial"/>
+                <w:sz w:val="24"/>
+                <w:szCs w:val="24"/>
+                <w:lang w:val="en-US"/>
+              </w:rPr>
+              <w:t>endfor</w:t>
+            </w:r>
+            <w:proofErr w:type="spellEnd"/>
+            <w:r>
+              <w:rPr>
+                <w:rFonts w:ascii="Arial" w:hAnsi="Arial" w:cs="Arial"/>
+                <w:sz w:val="24"/>
+                <w:szCs w:val="24"/>
+                <w:lang w:val="en-US"/>
+              </w:rPr>
+              <w:t xml:space="preserve"> %}</w:t>
             </w:r>
           </w:p>
         </w:tc>
@@ -1298,13 +1530,23 @@
         </w:rPr>
         <w:t>Стоимость поставленного Товара {{</w:t>
       </w:r>
-      <w:r>
-        <w:rPr>
-          <w:rFonts w:ascii="Arial" w:hAnsi="Arial" w:cs="Arial"/>
-          <w:sz w:val="24"/>
-          <w:szCs w:val="24"/>
-        </w:rPr>
-        <w:t>total_</w:t>
+      <w:proofErr w:type="spellStart"/>
+      <w:r>
+        <w:rPr>
+          <w:rFonts w:ascii="Arial" w:hAnsi="Arial" w:cs="Arial"/>
+          <w:sz w:val="24"/>
+          <w:szCs w:val="24"/>
+        </w:rPr>
+        <w:t>total</w:t>
+      </w:r>
+      <w:proofErr w:type="spellEnd"/>
+      <w:r>
+        <w:rPr>
+          <w:rFonts w:ascii="Arial" w:hAnsi="Arial" w:cs="Arial"/>
+          <w:sz w:val="24"/>
+          <w:szCs w:val="24"/>
+        </w:rPr>
+        <w:t>_</w:t>
       </w:r>
       <w:r>
         <w:rPr>
@@ -1333,6 +1575,7 @@
         </w:rPr>
         <w:t>({{</w:t>
       </w:r>
+      <w:proofErr w:type="spellStart"/>
       <w:r>
         <w:rPr>
           <w:rFonts w:ascii="Arial" w:hAnsi="Arial" w:cs="Arial"/>
@@ -1342,6 +1585,7 @@
         </w:rPr>
         <w:t>total_amount_words</w:t>
       </w:r>
+      <w:proofErr w:type="spellEnd"/>
       <w:r>
         <w:rPr>
           <w:rFonts w:ascii="Arial" w:hAnsi="Arial" w:cs="Arial"/>
@@ -1538,7 +1782,27 @@
                 <w:szCs w:val="24"/>
                 <w:lang w:val="en-US"/>
               </w:rPr>
-              <w:t>{{supplier_full_name}}</w:t>
+              <w:t>{{</w:t>
+            </w:r>
+            <w:proofErr w:type="spellStart"/>
+            <w:r>
+              <w:rPr>
+                <w:rFonts w:ascii="Arial" w:hAnsi="Arial" w:cs="Arial"/>
+                <w:sz w:val="24"/>
+                <w:szCs w:val="24"/>
+                <w:lang w:val="en-US"/>
+              </w:rPr>
+              <w:t>supplier_full_name</w:t>
+            </w:r>
+            <w:proofErr w:type="spellEnd"/>
+            <w:r>
+              <w:rPr>
+                <w:rFonts w:ascii="Arial" w:hAnsi="Arial" w:cs="Arial"/>
+                <w:sz w:val="24"/>
+                <w:szCs w:val="24"/>
+                <w:lang w:val="en-US"/>
+              </w:rPr>
+              <w:t>}}</w:t>
             </w:r>
           </w:p>
           <w:p>
@@ -1588,7 +1852,27 @@
                 <w:szCs w:val="24"/>
                 <w:lang w:val="en-US"/>
               </w:rPr>
-              <w:t>{{supplier_inn}}</w:t>
+              <w:t>{{</w:t>
+            </w:r>
+            <w:proofErr w:type="spellStart"/>
+            <w:r>
+              <w:rPr>
+                <w:rFonts w:ascii="Arial" w:hAnsi="Arial" w:cs="Arial"/>
+                <w:sz w:val="24"/>
+                <w:szCs w:val="24"/>
+                <w:lang w:val="en-US"/>
+              </w:rPr>
+              <w:t>supplier_inn</w:t>
+            </w:r>
+            <w:proofErr w:type="spellEnd"/>
+            <w:r>
+              <w:rPr>
+                <w:rFonts w:ascii="Arial" w:hAnsi="Arial" w:cs="Arial"/>
+                <w:sz w:val="24"/>
+                <w:szCs w:val="24"/>
+                <w:lang w:val="en-US"/>
+              </w:rPr>
+              <w:t>}}</w:t>
             </w:r>
           </w:p>
           <w:p>
@@ -1638,7 +1922,27 @@
                 <w:szCs w:val="24"/>
                 <w:lang w:val="en-US"/>
               </w:rPr>
-              <w:t>{{supplier_address}}</w:t>
+              <w:t>{{</w:t>
+            </w:r>
+            <w:proofErr w:type="spellStart"/>
+            <w:r>
+              <w:rPr>
+                <w:rFonts w:ascii="Arial" w:hAnsi="Arial" w:cs="Arial"/>
+                <w:sz w:val="24"/>
+                <w:szCs w:val="24"/>
+                <w:lang w:val="en-US"/>
+              </w:rPr>
+              <w:t>supplier_address</w:t>
+            </w:r>
+            <w:proofErr w:type="spellEnd"/>
+            <w:r>
+              <w:rPr>
+                <w:rFonts w:ascii="Arial" w:hAnsi="Arial" w:cs="Arial"/>
+                <w:sz w:val="24"/>
+                <w:szCs w:val="24"/>
+                <w:lang w:val="en-US"/>
+              </w:rPr>
+              <w:t>}}</w:t>
             </w:r>
           </w:p>
           <w:p>
@@ -1662,7 +1966,27 @@
                 <w:szCs w:val="24"/>
                 <w:lang w:val="en-US"/>
               </w:rPr>
-              <w:t>____________________{{supplier_director}}</w:t>
+              <w:t>____________________{{</w:t>
+            </w:r>
+            <w:proofErr w:type="spellStart"/>
+            <w:r>
+              <w:rPr>
+                <w:rFonts w:ascii="Arial" w:hAnsi="Arial" w:cs="Arial"/>
+                <w:sz w:val="24"/>
+                <w:szCs w:val="24"/>
+                <w:lang w:val="en-US"/>
+              </w:rPr>
+              <w:t>supplier_director</w:t>
+            </w:r>
+            <w:proofErr w:type="spellEnd"/>
+            <w:r>
+              <w:rPr>
+                <w:rFonts w:ascii="Arial" w:hAnsi="Arial" w:cs="Arial"/>
+                <w:sz w:val="24"/>
+                <w:szCs w:val="24"/>
+                <w:lang w:val="en-US"/>
+              </w:rPr>
+              <w:t>}}</w:t>
             </w:r>
           </w:p>
         </w:tc>
@@ -1688,7 +2012,6 @@
                 <w:rFonts w:ascii="Arial" w:hAnsi="Arial" w:cs="Arial"/>
                 <w:sz w:val="24"/>
                 <w:szCs w:val="24"/>
-                <w:lang w:val="en-US"/>
               </w:rPr>
             </w:pPr>
             <w:r>
@@ -1711,7 +2034,6 @@
                 <w:rFonts w:ascii="Arial" w:hAnsi="Arial" w:cs="Arial"/>
                 <w:sz w:val="24"/>
                 <w:szCs w:val="24"/>
-                <w:lang w:val="en-US"/>
               </w:rPr>
             </w:pPr>
             <w:r>
@@ -1719,9 +2041,59 @@
                 <w:rFonts w:ascii="Arial" w:hAnsi="Arial" w:cs="Arial"/>
                 <w:sz w:val="24"/>
                 <w:szCs w:val="24"/>
-                <w:lang w:val="en-US"/>
-              </w:rPr>
-              <w:t>{{buyer_full_name}}</w:t>
+              </w:rPr>
+              <w:t>{{</w:t>
+            </w:r>
+            <w:r>
+              <w:rPr>
+                <w:rFonts w:ascii="Arial" w:hAnsi="Arial" w:cs="Arial"/>
+                <w:sz w:val="24"/>
+                <w:szCs w:val="24"/>
+                <w:lang w:val="en-US"/>
+              </w:rPr>
+              <w:t>buyer</w:t>
+            </w:r>
+            <w:r>
+              <w:rPr>
+                <w:rFonts w:ascii="Arial" w:hAnsi="Arial" w:cs="Arial"/>
+                <w:sz w:val="24"/>
+                <w:szCs w:val="24"/>
+              </w:rPr>
+              <w:t>_</w:t>
+            </w:r>
+            <w:r>
+              <w:rPr>
+                <w:rFonts w:ascii="Arial" w:hAnsi="Arial" w:cs="Arial"/>
+                <w:sz w:val="24"/>
+                <w:szCs w:val="24"/>
+                <w:lang w:val="en-US"/>
+              </w:rPr>
+              <w:t>full</w:t>
+            </w:r>
+            <w:r>
+              <w:rPr>
+                <w:rFonts w:ascii="Arial" w:hAnsi="Arial" w:cs="Arial"/>
+                <w:sz w:val="24"/>
+                <w:szCs w:val="24"/>
+              </w:rPr>
+              <w:t>_</w:t>
+            </w:r>
+            <w:r>
+              <w:rPr>
+                <w:rFonts w:ascii="Arial" w:hAnsi="Arial" w:cs="Arial"/>
+                <w:sz w:val="24"/>
+                <w:szCs w:val="24"/>
+                <w:lang w:val="en-US"/>
+              </w:rPr>
+              <w:t>name</w:t>
+            </w:r>
+            <w:r>
+              <w:rPr>
+                <w:rFonts w:ascii="Arial" w:hAnsi="Arial" w:cs="Arial"/>
+                <w:sz w:val="24"/>
+                <w:szCs w:val="24"/>
+              </w:rPr>
+              <w:t>}}</w:t>
             </w:r>
           </w:p>
           <w:p>
@@ -1877,7 +2249,27 @@
                 <w:szCs w:val="24"/>
                 <w:lang w:val="en-US"/>
               </w:rPr>
-              <w:t>__________________{{buyer_director}}</w:t>
+              <w:t>__________________{{</w:t>
+            </w:r>
+            <w:proofErr w:type="spellStart"/>
+            <w:r>
+              <w:rPr>
+                <w:rFonts w:ascii="Arial" w:hAnsi="Arial" w:cs="Arial"/>
+                <w:sz w:val="24"/>
+                <w:szCs w:val="24"/>
+                <w:lang w:val="en-US"/>
+              </w:rPr>
+              <w:t>buyer_director</w:t>
+            </w:r>
+            <w:proofErr w:type="spellEnd"/>
+            <w:r>
+              <w:rPr>
+                <w:rFonts w:ascii="Arial" w:hAnsi="Arial" w:cs="Arial"/>
+                <w:sz w:val="24"/>
+                <w:szCs w:val="24"/>
+                <w:lang w:val="en-US"/>
+              </w:rPr>
+              <w:t>}}</w:t>
             </w:r>
           </w:p>
           <w:p>
@@ -1901,7 +2293,27 @@
                 <w:szCs w:val="24"/>
                 <w:lang w:val="en-US"/>
               </w:rPr>
-              <w:t>__________________{{buyer_accountant}}</w:t>
+              <w:t>__________________{{</w:t>
+            </w:r>
+            <w:proofErr w:type="spellStart"/>
+            <w:r>
+              <w:rPr>
+                <w:rFonts w:ascii="Arial" w:hAnsi="Arial" w:cs="Arial"/>
+                <w:sz w:val="24"/>
+                <w:szCs w:val="24"/>
+                <w:lang w:val="en-US"/>
+              </w:rPr>
+              <w:t>buyer_accountant</w:t>
+            </w:r>
+            <w:proofErr w:type="spellEnd"/>
+            <w:r>
+              <w:rPr>
+                <w:rFonts w:ascii="Arial" w:hAnsi="Arial" w:cs="Arial"/>
+                <w:sz w:val="24"/>
+                <w:szCs w:val="24"/>
+                <w:lang w:val="en-US"/>
+              </w:rPr>
+              <w:t>}}</w:t>
             </w:r>
           </w:p>
           <w:p>
@@ -1925,7 +2337,47 @@
                 <w:szCs w:val="24"/>
                 <w:lang w:val="en-US"/>
               </w:rPr>
-              <w:t>__________________{{buyer_storekeeper }}</w:t>
+              <w:t>_________________</w:t>
+            </w:r>
+            <w:proofErr w:type="gramStart"/>
+            <w:r>
+              <w:rPr>
+                <w:rFonts w:ascii="Arial" w:hAnsi="Arial" w:cs="Arial"/>
+                <w:sz w:val="24"/>
+                <w:szCs w:val="24"/>
+                <w:lang w:val="en-US"/>
+              </w:rPr>
+              <w:t>_{</w:t>
+            </w:r>
+            <w:proofErr w:type="gramEnd"/>
+            <w:r>
+              <w:rPr>
+                <w:rFonts w:ascii="Arial" w:hAnsi="Arial" w:cs="Arial"/>
+                <w:sz w:val="24"/>
+                <w:szCs w:val="24"/>
+                <w:lang w:val="en-US"/>
+              </w:rPr>
+              <w:t>{</w:t>
+            </w:r>
+            <w:proofErr w:type="spellStart"/>
+            <w:r>
+              <w:rPr>
+                <w:rFonts w:ascii="Arial" w:hAnsi="Arial" w:cs="Arial"/>
+                <w:sz w:val="24"/>
+                <w:szCs w:val="24"/>
+                <w:lang w:val="en-US"/>
+              </w:rPr>
+              <w:t>buyer_storekeeper</w:t>
+            </w:r>
+            <w:proofErr w:type="spellEnd"/>
+            <w:r>
+              <w:rPr>
+                <w:rFonts w:ascii="Arial" w:hAnsi="Arial" w:cs="Arial"/>
+                <w:sz w:val="24"/>
+                <w:szCs w:val="24"/>
+                <w:lang w:val="en-US"/>
+              </w:rPr>
+              <w:t xml:space="preserve"> }}</w:t>
             </w:r>
           </w:p>
           <w:p>
@@ -2635,6 +3087,7 @@
   <w:style w:type="character" w:default="1" w:styleId="a0">
     <w:name w:val="Default Paragraph Font"/>
     <w:uiPriority w:val="1"/>
+    <w:semiHidden/>
     <w:unhideWhenUsed/>
   </w:style>
   <w:style w:type="table" w:default="1" w:styleId="a1">
